--- a/report/Отчет_ЛР2.docx
+++ b/report/Отчет_ЛР2.docx
@@ -188,7 +188,7 @@
       </w:pPr>
       <w:r>
         <w:tab/>
-        <w:t>К. А. Хаджинова</w:t>
+        <w:t>К.А. Хаджинова</w:t>
       </w:r>
     </w:p>
     <w:p>
@@ -213,7 +213,7 @@
       </w:r>
       <w:r>
         <w:tab/>
-        <w:t>Ю. О. Герман</w:t>
+        <w:t>Ю.О. Герман</w:t>
       </w:r>
     </w:p>
     <w:p>
@@ -297,13 +297,13 @@
       <w:r>
         <w:fldChar w:fldCharType="separate"/>
       </w:r>
-      <w:hyperlink w:anchor="_Toc242385942" w:history="1">
+      <w:hyperlink w:anchor="_Toc242612950" w:history="1">
         <w:r>
           <w:rPr>
             <w:rStyle w:val="aff8"/>
             <w:noProof/>
           </w:rPr>
-          <w:t>1 ЦЕЛЬ РАБОТЫ</w:t>
+          <w:t>1 Цель работы</w:t>
         </w:r>
         <w:r>
           <w:rPr>
@@ -324,7 +324,7 @@
             <w:noProof/>
             <w:webHidden/>
           </w:rPr>
-          <w:instrText xml:space="preserve"> PAGEREF _Toc242385942 \h </w:instrText>
+          <w:instrText xml:space="preserve"> PAGEREF _Toc242612950 \h </w:instrText>
         </w:r>
         <w:r>
           <w:rPr>
@@ -370,13 +370,13 @@
           <w14:ligatures w14:val="standardContextual"/>
         </w:rPr>
       </w:pPr>
-      <w:hyperlink w:anchor="_Toc242385943" w:history="1">
+      <w:hyperlink w:anchor="_Toc242612951" w:history="1">
         <w:r>
           <w:rPr>
             <w:rStyle w:val="aff8"/>
             <w:noProof/>
           </w:rPr>
-          <w:t>2 ТЕОРЕТИЧЕСКИЕ СВЕДЕНИЯ</w:t>
+          <w:t>2 Ход работы</w:t>
         </w:r>
         <w:r>
           <w:rPr>
@@ -397,7 +397,7 @@
             <w:noProof/>
             <w:webHidden/>
           </w:rPr>
-          <w:instrText xml:space="preserve"> PAGEREF _Toc242385943 \h </w:instrText>
+          <w:instrText xml:space="preserve"> PAGEREF _Toc242612951 \h </w:instrText>
         </w:r>
         <w:r>
           <w:rPr>
@@ -430,7 +430,7 @@
     </w:p>
     <w:p>
       <w:pPr>
-        <w:pStyle w:val="14"/>
+        <w:pStyle w:val="2c"/>
         <w:tabs>
           <w:tab w:val="right" w:leader="dot" w:pos="9345"/>
         </w:tabs>
@@ -443,13 +443,13 @@
           <w14:ligatures w14:val="standardContextual"/>
         </w:rPr>
       </w:pPr>
-      <w:hyperlink w:anchor="_Toc242385944" w:history="1">
+      <w:hyperlink w:anchor="_Toc242612952" w:history="1">
         <w:r>
           <w:rPr>
             <w:rStyle w:val="aff8"/>
             <w:noProof/>
           </w:rPr>
-          <w:t>3 ВЫПОЛНЕНИЕ РАБОТЫ</w:t>
+          <w:t>2.1 Постановка задачи</w:t>
         </w:r>
         <w:r>
           <w:rPr>
@@ -470,7 +470,153 @@
             <w:noProof/>
             <w:webHidden/>
           </w:rPr>
-          <w:instrText xml:space="preserve"> PAGEREF _Toc242385944 \h </w:instrText>
+          <w:instrText xml:space="preserve"> PAGEREF _Toc242612952 \h </w:instrText>
+        </w:r>
+        <w:r>
+          <w:rPr>
+            <w:noProof/>
+            <w:webHidden/>
+          </w:rPr>
+        </w:r>
+        <w:r>
+          <w:rPr>
+            <w:noProof/>
+            <w:webHidden/>
+          </w:rPr>
+          <w:fldChar w:fldCharType="separate"/>
+        </w:r>
+        <w:r>
+          <w:rPr>
+            <w:noProof/>
+            <w:webHidden/>
+          </w:rPr>
+          <w:t>4</w:t>
+        </w:r>
+        <w:r>
+          <w:rPr>
+            <w:noProof/>
+            <w:webHidden/>
+          </w:rPr>
+          <w:fldChar w:fldCharType="end"/>
+        </w:r>
+      </w:hyperlink>
+    </w:p>
+    <w:p>
+      <w:pPr>
+        <w:pStyle w:val="2c"/>
+        <w:tabs>
+          <w:tab w:val="right" w:leader="dot" w:pos="9345"/>
+        </w:tabs>
+        <w:rPr>
+          <w:rFonts w:asciiTheme="minorHAnsi" w:eastAsiaTheme="minorEastAsia" w:hAnsiTheme="minorHAnsi"/>
+          <w:noProof/>
+          <w:kern w:val="2"/>
+          <w:sz w:val="24"/>
+          <w:szCs w:val="24"/>
+          <w14:ligatures w14:val="standardContextual"/>
+        </w:rPr>
+      </w:pPr>
+      <w:hyperlink w:anchor="_Toc242612953" w:history="1">
+        <w:r>
+          <w:rPr>
+            <w:rStyle w:val="aff8"/>
+            <w:noProof/>
+          </w:rPr>
+          <w:t>2.2 Теоретические сведения</w:t>
+        </w:r>
+        <w:r>
+          <w:rPr>
+            <w:noProof/>
+            <w:webHidden/>
+          </w:rPr>
+          <w:tab/>
+        </w:r>
+        <w:r>
+          <w:rPr>
+            <w:noProof/>
+            <w:webHidden/>
+          </w:rPr>
+          <w:fldChar w:fldCharType="begin"/>
+        </w:r>
+        <w:r>
+          <w:rPr>
+            <w:noProof/>
+            <w:webHidden/>
+          </w:rPr>
+          <w:instrText xml:space="preserve"> PAGEREF _Toc242612953 \h </w:instrText>
+        </w:r>
+        <w:r>
+          <w:rPr>
+            <w:noProof/>
+            <w:webHidden/>
+          </w:rPr>
+        </w:r>
+        <w:r>
+          <w:rPr>
+            <w:noProof/>
+            <w:webHidden/>
+          </w:rPr>
+          <w:fldChar w:fldCharType="separate"/>
+        </w:r>
+        <w:r>
+          <w:rPr>
+            <w:noProof/>
+            <w:webHidden/>
+          </w:rPr>
+          <w:t>4</w:t>
+        </w:r>
+        <w:r>
+          <w:rPr>
+            <w:noProof/>
+            <w:webHidden/>
+          </w:rPr>
+          <w:fldChar w:fldCharType="end"/>
+        </w:r>
+      </w:hyperlink>
+    </w:p>
+    <w:p>
+      <w:pPr>
+        <w:pStyle w:val="2c"/>
+        <w:tabs>
+          <w:tab w:val="right" w:leader="dot" w:pos="9345"/>
+        </w:tabs>
+        <w:rPr>
+          <w:rFonts w:asciiTheme="minorHAnsi" w:eastAsiaTheme="minorEastAsia" w:hAnsiTheme="minorHAnsi"/>
+          <w:noProof/>
+          <w:kern w:val="2"/>
+          <w:sz w:val="24"/>
+          <w:szCs w:val="24"/>
+          <w14:ligatures w14:val="standardContextual"/>
+        </w:rPr>
+      </w:pPr>
+      <w:hyperlink w:anchor="_Toc242612954" w:history="1">
+        <w:r>
+          <w:rPr>
+            <w:rStyle w:val="aff8"/>
+            <w:noProof/>
+          </w:rPr>
+          <w:t>2.3 Подготовка среды и режим запуска</w:t>
+        </w:r>
+        <w:r>
+          <w:rPr>
+            <w:noProof/>
+            <w:webHidden/>
+          </w:rPr>
+          <w:tab/>
+        </w:r>
+        <w:r>
+          <w:rPr>
+            <w:noProof/>
+            <w:webHidden/>
+          </w:rPr>
+          <w:fldChar w:fldCharType="begin"/>
+        </w:r>
+        <w:r>
+          <w:rPr>
+            <w:noProof/>
+            <w:webHidden/>
+          </w:rPr>
+          <w:instrText xml:space="preserve"> PAGEREF _Toc242612954 \h </w:instrText>
         </w:r>
         <w:r>
           <w:rPr>
@@ -516,13 +662,13 @@
           <w14:ligatures w14:val="standardContextual"/>
         </w:rPr>
       </w:pPr>
-      <w:hyperlink w:anchor="_Toc242385945" w:history="1">
+      <w:hyperlink w:anchor="_Toc242612955" w:history="1">
         <w:r>
           <w:rPr>
             <w:rStyle w:val="aff8"/>
             <w:noProof/>
           </w:rPr>
-          <w:t>3.1 Подготовка среды и режим запуска</w:t>
+          <w:t>2.4 Статическая и экземплярная ссылки</w:t>
         </w:r>
         <w:r>
           <w:rPr>
@@ -543,7 +689,7 @@
             <w:noProof/>
             <w:webHidden/>
           </w:rPr>
-          <w:instrText xml:space="preserve"> PAGEREF _Toc242385945 \h </w:instrText>
+          <w:instrText xml:space="preserve"> PAGEREF _Toc242612955 \h </w:instrText>
         </w:r>
         <w:r>
           <w:rPr>
@@ -589,13 +735,13 @@
           <w14:ligatures w14:val="standardContextual"/>
         </w:rPr>
       </w:pPr>
-      <w:hyperlink w:anchor="_Toc242385946" w:history="1">
+      <w:hyperlink w:anchor="_Toc242612956" w:history="1">
         <w:r>
           <w:rPr>
             <w:rStyle w:val="aff8"/>
             <w:noProof/>
           </w:rPr>
-          <w:t>3.2 Статическая и экземплярная ссылки</w:t>
+          <w:t>2.5 Задание 1. Базовый пример с утечкой памяти</w:t>
         </w:r>
         <w:r>
           <w:rPr>
@@ -616,80 +762,7 @@
             <w:noProof/>
             <w:webHidden/>
           </w:rPr>
-          <w:instrText xml:space="preserve"> PAGEREF _Toc242385946 \h </w:instrText>
-        </w:r>
-        <w:r>
-          <w:rPr>
-            <w:noProof/>
-            <w:webHidden/>
-          </w:rPr>
-        </w:r>
-        <w:r>
-          <w:rPr>
-            <w:noProof/>
-            <w:webHidden/>
-          </w:rPr>
-          <w:fldChar w:fldCharType="separate"/>
-        </w:r>
-        <w:r>
-          <w:rPr>
-            <w:noProof/>
-            <w:webHidden/>
-          </w:rPr>
-          <w:t>5</w:t>
-        </w:r>
-        <w:r>
-          <w:rPr>
-            <w:noProof/>
-            <w:webHidden/>
-          </w:rPr>
-          <w:fldChar w:fldCharType="end"/>
-        </w:r>
-      </w:hyperlink>
-    </w:p>
-    <w:p>
-      <w:pPr>
-        <w:pStyle w:val="2c"/>
-        <w:tabs>
-          <w:tab w:val="right" w:leader="dot" w:pos="9345"/>
-        </w:tabs>
-        <w:rPr>
-          <w:rFonts w:asciiTheme="minorHAnsi" w:eastAsiaTheme="minorEastAsia" w:hAnsiTheme="minorHAnsi"/>
-          <w:noProof/>
-          <w:kern w:val="2"/>
-          <w:sz w:val="24"/>
-          <w:szCs w:val="24"/>
-          <w14:ligatures w14:val="standardContextual"/>
-        </w:rPr>
-      </w:pPr>
-      <w:hyperlink w:anchor="_Toc242385947" w:history="1">
-        <w:r>
-          <w:rPr>
-            <w:rStyle w:val="aff8"/>
-            <w:noProof/>
-          </w:rPr>
-          <w:t>3.3 Задание 1. Базовый пример с утечкой памяти</w:t>
-        </w:r>
-        <w:r>
-          <w:rPr>
-            <w:noProof/>
-            <w:webHidden/>
-          </w:rPr>
-          <w:tab/>
-        </w:r>
-        <w:r>
-          <w:rPr>
-            <w:noProof/>
-            <w:webHidden/>
-          </w:rPr>
-          <w:fldChar w:fldCharType="begin"/>
-        </w:r>
-        <w:r>
-          <w:rPr>
-            <w:noProof/>
-            <w:webHidden/>
-          </w:rPr>
-          <w:instrText xml:space="preserve"> PAGEREF _Toc242385947 \h </w:instrText>
+          <w:instrText xml:space="preserve"> PAGEREF _Toc242612956 \h </w:instrText>
         </w:r>
         <w:r>
           <w:rPr>
@@ -735,13 +808,13 @@
           <w14:ligatures w14:val="standardContextual"/>
         </w:rPr>
       </w:pPr>
-      <w:hyperlink w:anchor="_Toc242385948" w:history="1">
+      <w:hyperlink w:anchor="_Toc242612957" w:history="1">
         <w:r>
           <w:rPr>
             <w:rStyle w:val="aff8"/>
             <w:noProof/>
           </w:rPr>
-          <w:t>3.4 Задания 2 и 3. Класс мониторинга памяти и его тестирование</w:t>
+          <w:t>2.6 Задания 2 и 3. Класс мониторинга памяти и его тестирование</w:t>
         </w:r>
         <w:r>
           <w:rPr>
@@ -762,7 +835,7 @@
             <w:noProof/>
             <w:webHidden/>
           </w:rPr>
-          <w:instrText xml:space="preserve"> PAGEREF _Toc242385948 \h </w:instrText>
+          <w:instrText xml:space="preserve"> PAGEREF _Toc242612957 \h </w:instrText>
         </w:r>
         <w:r>
           <w:rPr>
@@ -808,13 +881,13 @@
           <w14:ligatures w14:val="standardContextual"/>
         </w:rPr>
       </w:pPr>
-      <w:hyperlink w:anchor="_Toc242385949" w:history="1">
+      <w:hyperlink w:anchor="_Toc242612958" w:history="1">
         <w:r>
           <w:rPr>
             <w:rStyle w:val="aff8"/>
             <w:noProof/>
           </w:rPr>
-          <w:t>3.5 Анализ с помощью снимков памяти</w:t>
+          <w:t>2.7 Анализ с помощью снимков памяти</w:t>
         </w:r>
         <w:r>
           <w:rPr>
@@ -835,7 +908,7 @@
             <w:noProof/>
             <w:webHidden/>
           </w:rPr>
-          <w:instrText xml:space="preserve"> PAGEREF _Toc242385949 \h </w:instrText>
+          <w:instrText xml:space="preserve"> PAGEREF _Toc242612958 \h </w:instrText>
         </w:r>
         <w:r>
           <w:rPr>
@@ -855,7 +928,7 @@
             <w:noProof/>
             <w:webHidden/>
           </w:rPr>
-          <w:t>10</w:t>
+          <w:t>9</w:t>
         </w:r>
         <w:r>
           <w:rPr>
@@ -881,13 +954,13 @@
           <w14:ligatures w14:val="standardContextual"/>
         </w:rPr>
       </w:pPr>
-      <w:hyperlink w:anchor="_Toc242385950" w:history="1">
+      <w:hyperlink w:anchor="_Toc242612959" w:history="1">
         <w:r>
           <w:rPr>
             <w:rStyle w:val="aff8"/>
             <w:noProof/>
           </w:rPr>
-          <w:t>3.6 Задание 4. Статические ссылки, утечки и поколения объектов</w:t>
+          <w:t>2.8 Задание 4. Статические ссылки, утечки и поколения объектов</w:t>
         </w:r>
         <w:r>
           <w:rPr>
@@ -908,7 +981,88 @@
             <w:noProof/>
             <w:webHidden/>
           </w:rPr>
-          <w:instrText xml:space="preserve"> PAGEREF _Toc242385950 \h </w:instrText>
+          <w:instrText xml:space="preserve"> PAGEREF _Toc242612959 \h </w:instrText>
+        </w:r>
+        <w:r>
+          <w:rPr>
+            <w:noProof/>
+            <w:webHidden/>
+          </w:rPr>
+        </w:r>
+        <w:r>
+          <w:rPr>
+            <w:noProof/>
+            <w:webHidden/>
+          </w:rPr>
+          <w:fldChar w:fldCharType="separate"/>
+        </w:r>
+        <w:r>
+          <w:rPr>
+            <w:noProof/>
+            <w:webHidden/>
+          </w:rPr>
+          <w:t>11</w:t>
+        </w:r>
+        <w:r>
+          <w:rPr>
+            <w:noProof/>
+            <w:webHidden/>
+          </w:rPr>
+          <w:fldChar w:fldCharType="end"/>
+        </w:r>
+      </w:hyperlink>
+    </w:p>
+    <w:p>
+      <w:pPr>
+        <w:pStyle w:val="2c"/>
+        <w:tabs>
+          <w:tab w:val="right" w:leader="dot" w:pos="9345"/>
+        </w:tabs>
+        <w:rPr>
+          <w:rFonts w:asciiTheme="minorHAnsi" w:eastAsiaTheme="minorEastAsia" w:hAnsiTheme="minorHAnsi"/>
+          <w:noProof/>
+          <w:kern w:val="2"/>
+          <w:sz w:val="24"/>
+          <w:szCs w:val="24"/>
+          <w14:ligatures w14:val="standardContextual"/>
+        </w:rPr>
+      </w:pPr>
+      <w:hyperlink w:anchor="_Toc242612960" w:history="1">
+        <w:r>
+          <w:rPr>
+            <w:rStyle w:val="aff8"/>
+            <w:noProof/>
+          </w:rPr>
+          <w:t xml:space="preserve">2.9 Задание 5. Исследование </w:t>
+        </w:r>
+        <w:r>
+          <w:rPr>
+            <w:rStyle w:val="aff8"/>
+            <w:i/>
+            <w:noProof/>
+          </w:rPr>
+          <w:t>Large Object Heap</w:t>
+        </w:r>
+        <w:r>
+          <w:rPr>
+            <w:noProof/>
+            <w:webHidden/>
+          </w:rPr>
+          <w:tab/>
+        </w:r>
+        <w:r>
+          <w:rPr>
+            <w:noProof/>
+            <w:webHidden/>
+          </w:rPr>
+          <w:fldChar w:fldCharType="begin"/>
+        </w:r>
+        <w:r>
+          <w:rPr>
+            <w:noProof/>
+            <w:webHidden/>
+          </w:rPr>
+          <w:instrText xml:space="preserve"> PAGEREF _Toc242612960 \h </w:instrText>
         </w:r>
         <w:r>
           <w:rPr>
@@ -954,21 +1108,13 @@
           <w14:ligatures w14:val="standardContextual"/>
         </w:rPr>
       </w:pPr>
-      <w:hyperlink w:anchor="_Toc242385951" w:history="1">
+      <w:hyperlink w:anchor="_Toc242612961" w:history="1">
         <w:r>
           <w:rPr>
             <w:rStyle w:val="aff8"/>
             <w:noProof/>
           </w:rPr>
-          <w:t xml:space="preserve">3.7 Задание 5. Исследование </w:t>
-        </w:r>
-        <w:r>
-          <w:rPr>
-            <w:rStyle w:val="aff8"/>
-            <w:i/>
-            <w:noProof/>
-          </w:rPr>
-          <w:t>Large Object Heap</w:t>
+          <w:t>2.10 Задание 6. Устранение упаковки</w:t>
         </w:r>
         <w:r>
           <w:rPr>
@@ -989,7 +1135,7 @@
             <w:noProof/>
             <w:webHidden/>
           </w:rPr>
-          <w:instrText xml:space="preserve"> PAGEREF _Toc242385951 \h </w:instrText>
+          <w:instrText xml:space="preserve"> PAGEREF _Toc242612961 \h </w:instrText>
         </w:r>
         <w:r>
           <w:rPr>
@@ -1009,7 +1155,7 @@
             <w:noProof/>
             <w:webHidden/>
           </w:rPr>
-          <w:t>14</w:t>
+          <w:t>12</w:t>
         </w:r>
         <w:r>
           <w:rPr>
@@ -1035,13 +1181,13 @@
           <w14:ligatures w14:val="standardContextual"/>
         </w:rPr>
       </w:pPr>
-      <w:hyperlink w:anchor="_Toc242385952" w:history="1">
+      <w:hyperlink w:anchor="_Toc242612962" w:history="1">
         <w:r>
           <w:rPr>
             <w:rStyle w:val="aff8"/>
             <w:noProof/>
           </w:rPr>
-          <w:t>3.8 Задание 6. Устранение упаковки</w:t>
+          <w:t>2.11 Задание 7. Поиск утечек в коде</w:t>
         </w:r>
         <w:r>
           <w:rPr>
@@ -1062,7 +1208,80 @@
             <w:noProof/>
             <w:webHidden/>
           </w:rPr>
-          <w:instrText xml:space="preserve"> PAGEREF _Toc242385952 \h </w:instrText>
+          <w:instrText xml:space="preserve"> PAGEREF _Toc242612962 \h </w:instrText>
+        </w:r>
+        <w:r>
+          <w:rPr>
+            <w:noProof/>
+            <w:webHidden/>
+          </w:rPr>
+        </w:r>
+        <w:r>
+          <w:rPr>
+            <w:noProof/>
+            <w:webHidden/>
+          </w:rPr>
+          <w:fldChar w:fldCharType="separate"/>
+        </w:r>
+        <w:r>
+          <w:rPr>
+            <w:noProof/>
+            <w:webHidden/>
+          </w:rPr>
+          <w:t>13</w:t>
+        </w:r>
+        <w:r>
+          <w:rPr>
+            <w:noProof/>
+            <w:webHidden/>
+          </w:rPr>
+          <w:fldChar w:fldCharType="end"/>
+        </w:r>
+      </w:hyperlink>
+    </w:p>
+    <w:p>
+      <w:pPr>
+        <w:pStyle w:val="14"/>
+        <w:tabs>
+          <w:tab w:val="right" w:leader="dot" w:pos="9345"/>
+        </w:tabs>
+        <w:rPr>
+          <w:rFonts w:asciiTheme="minorHAnsi" w:eastAsiaTheme="minorEastAsia" w:hAnsiTheme="minorHAnsi"/>
+          <w:noProof/>
+          <w:kern w:val="2"/>
+          <w:sz w:val="24"/>
+          <w:szCs w:val="24"/>
+          <w14:ligatures w14:val="standardContextual"/>
+        </w:rPr>
+      </w:pPr>
+      <w:hyperlink w:anchor="_Toc242612963" w:history="1">
+        <w:r>
+          <w:rPr>
+            <w:rStyle w:val="aff8"/>
+            <w:noProof/>
+          </w:rPr>
+          <w:t>3 Ответы на контрольные вопросы</w:t>
+        </w:r>
+        <w:r>
+          <w:rPr>
+            <w:noProof/>
+            <w:webHidden/>
+          </w:rPr>
+          <w:tab/>
+        </w:r>
+        <w:r>
+          <w:rPr>
+            <w:noProof/>
+            <w:webHidden/>
+          </w:rPr>
+          <w:fldChar w:fldCharType="begin"/>
+        </w:r>
+        <w:r>
+          <w:rPr>
+            <w:noProof/>
+            <w:webHidden/>
+          </w:rPr>
+          <w:instrText xml:space="preserve"> PAGEREF _Toc242612963 \h </w:instrText>
         </w:r>
         <w:r>
           <w:rPr>
@@ -1095,7 +1314,7 @@
     </w:p>
     <w:p>
       <w:pPr>
-        <w:pStyle w:val="2c"/>
+        <w:pStyle w:val="14"/>
         <w:tabs>
           <w:tab w:val="right" w:leader="dot" w:pos="9345"/>
         </w:tabs>
@@ -1108,13 +1327,13 @@
           <w14:ligatures w14:val="standardContextual"/>
         </w:rPr>
       </w:pPr>
-      <w:hyperlink w:anchor="_Toc242385953" w:history="1">
+      <w:hyperlink w:anchor="_Toc242612964" w:history="1">
         <w:r>
           <w:rPr>
             <w:rStyle w:val="aff8"/>
             <w:noProof/>
           </w:rPr>
-          <w:t>3.9 Задание 7. Поиск утечек в коде</w:t>
+          <w:t>Выводы</w:t>
         </w:r>
         <w:r>
           <w:rPr>
@@ -1135,7 +1354,7 @@
             <w:noProof/>
             <w:webHidden/>
           </w:rPr>
-          <w:instrText xml:space="preserve"> PAGEREF _Toc242385953 \h </w:instrText>
+          <w:instrText xml:space="preserve"> PAGEREF _Toc242612964 \h </w:instrText>
         </w:r>
         <w:r>
           <w:rPr>
@@ -1181,13 +1400,13 @@
           <w14:ligatures w14:val="standardContextual"/>
         </w:rPr>
       </w:pPr>
-      <w:hyperlink w:anchor="_Toc242385954" w:history="1">
+      <w:hyperlink w:anchor="_Toc242612965" w:history="1">
         <w:r>
           <w:rPr>
             <w:rStyle w:val="aff8"/>
             <w:noProof/>
           </w:rPr>
-          <w:t>4 КОНТРОЛЬНЫЕ ВОПРОСЫ</w:t>
+          <w:t>Приложение А (обязательное) Листинги программного кода</w:t>
         </w:r>
         <w:r>
           <w:rPr>
@@ -1208,7 +1427,7 @@
             <w:noProof/>
             <w:webHidden/>
           </w:rPr>
-          <w:instrText xml:space="preserve"> PAGEREF _Toc242385954 \h </w:instrText>
+          <w:instrText xml:space="preserve"> PAGEREF _Toc242612965 \h </w:instrText>
         </w:r>
         <w:r>
           <w:rPr>
@@ -1228,7 +1447,7 @@
             <w:noProof/>
             <w:webHidden/>
           </w:rPr>
-          <w:t>20</w:t>
+          <w:t>18</w:t>
         </w:r>
         <w:r>
           <w:rPr>
@@ -1240,620 +1459,6 @@
       </w:hyperlink>
     </w:p>
     <w:p>
-      <w:pPr>
-        <w:pStyle w:val="2c"/>
-        <w:tabs>
-          <w:tab w:val="right" w:leader="dot" w:pos="9345"/>
-        </w:tabs>
-        <w:rPr>
-          <w:rFonts w:asciiTheme="minorHAnsi" w:eastAsiaTheme="minorEastAsia" w:hAnsiTheme="minorHAnsi"/>
-          <w:noProof/>
-          <w:kern w:val="2"/>
-          <w:sz w:val="24"/>
-          <w:szCs w:val="24"/>
-          <w14:ligatures w14:val="standardContextual"/>
-        </w:rPr>
-      </w:pPr>
-      <w:hyperlink w:anchor="_Toc242385955" w:history="1">
-        <w:r>
-          <w:rPr>
-            <w:rStyle w:val="aff8"/>
-            <w:noProof/>
-          </w:rPr>
-          <w:t>4.1 Вопросы к заданию 4</w:t>
-        </w:r>
-        <w:r>
-          <w:rPr>
-            <w:noProof/>
-            <w:webHidden/>
-          </w:rPr>
-          <w:tab/>
-        </w:r>
-        <w:r>
-          <w:rPr>
-            <w:noProof/>
-            <w:webHidden/>
-          </w:rPr>
-          <w:fldChar w:fldCharType="begin"/>
-        </w:r>
-        <w:r>
-          <w:rPr>
-            <w:noProof/>
-            <w:webHidden/>
-          </w:rPr>
-          <w:instrText xml:space="preserve"> PAGEREF _Toc242385955 \h </w:instrText>
-        </w:r>
-        <w:r>
-          <w:rPr>
-            <w:noProof/>
-            <w:webHidden/>
-          </w:rPr>
-        </w:r>
-        <w:r>
-          <w:rPr>
-            <w:noProof/>
-            <w:webHidden/>
-          </w:rPr>
-          <w:fldChar w:fldCharType="separate"/>
-        </w:r>
-        <w:r>
-          <w:rPr>
-            <w:noProof/>
-            <w:webHidden/>
-          </w:rPr>
-          <w:t>20</w:t>
-        </w:r>
-        <w:r>
-          <w:rPr>
-            <w:noProof/>
-            <w:webHidden/>
-          </w:rPr>
-          <w:fldChar w:fldCharType="end"/>
-        </w:r>
-      </w:hyperlink>
-    </w:p>
-    <w:p>
-      <w:pPr>
-        <w:pStyle w:val="2c"/>
-        <w:tabs>
-          <w:tab w:val="right" w:leader="dot" w:pos="9345"/>
-        </w:tabs>
-        <w:rPr>
-          <w:rFonts w:asciiTheme="minorHAnsi" w:eastAsiaTheme="minorEastAsia" w:hAnsiTheme="minorHAnsi"/>
-          <w:noProof/>
-          <w:kern w:val="2"/>
-          <w:sz w:val="24"/>
-          <w:szCs w:val="24"/>
-          <w14:ligatures w14:val="standardContextual"/>
-        </w:rPr>
-      </w:pPr>
-      <w:hyperlink w:anchor="_Toc242385956" w:history="1">
-        <w:r>
-          <w:rPr>
-            <w:rStyle w:val="aff8"/>
-            <w:noProof/>
-          </w:rPr>
-          <w:t>4.2 Вопросы к заданию 5</w:t>
-        </w:r>
-        <w:r>
-          <w:rPr>
-            <w:noProof/>
-            <w:webHidden/>
-          </w:rPr>
-          <w:tab/>
-        </w:r>
-        <w:r>
-          <w:rPr>
-            <w:noProof/>
-            <w:webHidden/>
-          </w:rPr>
-          <w:fldChar w:fldCharType="begin"/>
-        </w:r>
-        <w:r>
-          <w:rPr>
-            <w:noProof/>
-            <w:webHidden/>
-          </w:rPr>
-          <w:instrText xml:space="preserve"> PAGEREF _Toc242385956 \h </w:instrText>
-        </w:r>
-        <w:r>
-          <w:rPr>
-            <w:noProof/>
-            <w:webHidden/>
-          </w:rPr>
-        </w:r>
-        <w:r>
-          <w:rPr>
-            <w:noProof/>
-            <w:webHidden/>
-          </w:rPr>
-          <w:fldChar w:fldCharType="separate"/>
-        </w:r>
-        <w:r>
-          <w:rPr>
-            <w:noProof/>
-            <w:webHidden/>
-          </w:rPr>
-          <w:t>20</w:t>
-        </w:r>
-        <w:r>
-          <w:rPr>
-            <w:noProof/>
-            <w:webHidden/>
-          </w:rPr>
-          <w:fldChar w:fldCharType="end"/>
-        </w:r>
-      </w:hyperlink>
-    </w:p>
-    <w:p>
-      <w:pPr>
-        <w:pStyle w:val="2c"/>
-        <w:tabs>
-          <w:tab w:val="right" w:leader="dot" w:pos="9345"/>
-        </w:tabs>
-        <w:rPr>
-          <w:rFonts w:asciiTheme="minorHAnsi" w:eastAsiaTheme="minorEastAsia" w:hAnsiTheme="minorHAnsi"/>
-          <w:noProof/>
-          <w:kern w:val="2"/>
-          <w:sz w:val="24"/>
-          <w:szCs w:val="24"/>
-          <w14:ligatures w14:val="standardContextual"/>
-        </w:rPr>
-      </w:pPr>
-      <w:hyperlink w:anchor="_Toc242385957" w:history="1">
-        <w:r>
-          <w:rPr>
-            <w:rStyle w:val="aff8"/>
-            <w:noProof/>
-          </w:rPr>
-          <w:t>4.3 Вопрос 1. Поколения</w:t>
-        </w:r>
-        <w:r>
-          <w:rPr>
-            <w:noProof/>
-            <w:webHidden/>
-          </w:rPr>
-          <w:tab/>
-        </w:r>
-        <w:r>
-          <w:rPr>
-            <w:noProof/>
-            <w:webHidden/>
-          </w:rPr>
-          <w:fldChar w:fldCharType="begin"/>
-        </w:r>
-        <w:r>
-          <w:rPr>
-            <w:noProof/>
-            <w:webHidden/>
-          </w:rPr>
-          <w:instrText xml:space="preserve"> PAGEREF _Toc242385957 \h </w:instrText>
-        </w:r>
-        <w:r>
-          <w:rPr>
-            <w:noProof/>
-            <w:webHidden/>
-          </w:rPr>
-        </w:r>
-        <w:r>
-          <w:rPr>
-            <w:noProof/>
-            <w:webHidden/>
-          </w:rPr>
-          <w:fldChar w:fldCharType="separate"/>
-        </w:r>
-        <w:r>
-          <w:rPr>
-            <w:noProof/>
-            <w:webHidden/>
-          </w:rPr>
-          <w:t>20</w:t>
-        </w:r>
-        <w:r>
-          <w:rPr>
-            <w:noProof/>
-            <w:webHidden/>
-          </w:rPr>
-          <w:fldChar w:fldCharType="end"/>
-        </w:r>
-      </w:hyperlink>
-    </w:p>
-    <w:p>
-      <w:pPr>
-        <w:pStyle w:val="2c"/>
-        <w:tabs>
-          <w:tab w:val="right" w:leader="dot" w:pos="9345"/>
-        </w:tabs>
-        <w:rPr>
-          <w:rFonts w:asciiTheme="minorHAnsi" w:eastAsiaTheme="minorEastAsia" w:hAnsiTheme="minorHAnsi"/>
-          <w:noProof/>
-          <w:kern w:val="2"/>
-          <w:sz w:val="24"/>
-          <w:szCs w:val="24"/>
-          <w14:ligatures w14:val="standardContextual"/>
-        </w:rPr>
-      </w:pPr>
-      <w:hyperlink w:anchor="_Toc242385958" w:history="1">
-        <w:r>
-          <w:rPr>
-            <w:rStyle w:val="aff8"/>
-            <w:noProof/>
-          </w:rPr>
-          <w:t>4.4 Вопрос 2. Статические ссылки</w:t>
-        </w:r>
-        <w:r>
-          <w:rPr>
-            <w:noProof/>
-            <w:webHidden/>
-          </w:rPr>
-          <w:tab/>
-        </w:r>
-        <w:r>
-          <w:rPr>
-            <w:noProof/>
-            <w:webHidden/>
-          </w:rPr>
-          <w:fldChar w:fldCharType="begin"/>
-        </w:r>
-        <w:r>
-          <w:rPr>
-            <w:noProof/>
-            <w:webHidden/>
-          </w:rPr>
-          <w:instrText xml:space="preserve"> PAGEREF _Toc242385958 \h </w:instrText>
-        </w:r>
-        <w:r>
-          <w:rPr>
-            <w:noProof/>
-            <w:webHidden/>
-          </w:rPr>
-        </w:r>
-        <w:r>
-          <w:rPr>
-            <w:noProof/>
-            <w:webHidden/>
-          </w:rPr>
-          <w:fldChar w:fldCharType="separate"/>
-        </w:r>
-        <w:r>
-          <w:rPr>
-            <w:noProof/>
-            <w:webHidden/>
-          </w:rPr>
-          <w:t>20</w:t>
-        </w:r>
-        <w:r>
-          <w:rPr>
-            <w:noProof/>
-            <w:webHidden/>
-          </w:rPr>
-          <w:fldChar w:fldCharType="end"/>
-        </w:r>
-      </w:hyperlink>
-    </w:p>
-    <w:p>
-      <w:pPr>
-        <w:pStyle w:val="2c"/>
-        <w:tabs>
-          <w:tab w:val="right" w:leader="dot" w:pos="9345"/>
-        </w:tabs>
-        <w:rPr>
-          <w:rFonts w:asciiTheme="minorHAnsi" w:eastAsiaTheme="minorEastAsia" w:hAnsiTheme="minorHAnsi"/>
-          <w:noProof/>
-          <w:kern w:val="2"/>
-          <w:sz w:val="24"/>
-          <w:szCs w:val="24"/>
-          <w14:ligatures w14:val="standardContextual"/>
-        </w:rPr>
-      </w:pPr>
-      <w:hyperlink w:anchor="_Toc242385959" w:history="1">
-        <w:r>
-          <w:rPr>
-            <w:rStyle w:val="aff8"/>
-            <w:noProof/>
-          </w:rPr>
-          <w:t xml:space="preserve">4.5 Вопрос 3. </w:t>
-        </w:r>
-        <w:r>
-          <w:rPr>
-            <w:rStyle w:val="aff8"/>
-            <w:i/>
-            <w:noProof/>
-          </w:rPr>
-          <w:t>LOH</w:t>
-        </w:r>
-        <w:r>
-          <w:rPr>
-            <w:rStyle w:val="aff8"/>
-            <w:noProof/>
-          </w:rPr>
-          <w:t xml:space="preserve"> и фрагментация</w:t>
-        </w:r>
-        <w:r>
-          <w:rPr>
-            <w:noProof/>
-            <w:webHidden/>
-          </w:rPr>
-          <w:tab/>
-        </w:r>
-        <w:r>
-          <w:rPr>
-            <w:noProof/>
-            <w:webHidden/>
-          </w:rPr>
-          <w:fldChar w:fldCharType="begin"/>
-        </w:r>
-        <w:r>
-          <w:rPr>
-            <w:noProof/>
-            <w:webHidden/>
-          </w:rPr>
-          <w:instrText xml:space="preserve"> PAGEREF _Toc242385959 \h </w:instrText>
-        </w:r>
-        <w:r>
-          <w:rPr>
-            <w:noProof/>
-            <w:webHidden/>
-          </w:rPr>
-        </w:r>
-        <w:r>
-          <w:rPr>
-            <w:noProof/>
-            <w:webHidden/>
-          </w:rPr>
-          <w:fldChar w:fldCharType="separate"/>
-        </w:r>
-        <w:r>
-          <w:rPr>
-            <w:noProof/>
-            <w:webHidden/>
-          </w:rPr>
-          <w:t>21</w:t>
-        </w:r>
-        <w:r>
-          <w:rPr>
-            <w:noProof/>
-            <w:webHidden/>
-          </w:rPr>
-          <w:fldChar w:fldCharType="end"/>
-        </w:r>
-      </w:hyperlink>
-    </w:p>
-    <w:p>
-      <w:pPr>
-        <w:pStyle w:val="2c"/>
-        <w:tabs>
-          <w:tab w:val="right" w:leader="dot" w:pos="9345"/>
-        </w:tabs>
-        <w:rPr>
-          <w:rFonts w:asciiTheme="minorHAnsi" w:eastAsiaTheme="minorEastAsia" w:hAnsiTheme="minorHAnsi"/>
-          <w:noProof/>
-          <w:kern w:val="2"/>
-          <w:sz w:val="24"/>
-          <w:szCs w:val="24"/>
-          <w14:ligatures w14:val="standardContextual"/>
-        </w:rPr>
-      </w:pPr>
-      <w:hyperlink w:anchor="_Toc242385960" w:history="1">
-        <w:r>
-          <w:rPr>
-            <w:rStyle w:val="aff8"/>
-            <w:noProof/>
-          </w:rPr>
-          <w:t>4.6 Вопрос 4. Событийные утечки</w:t>
-        </w:r>
-        <w:r>
-          <w:rPr>
-            <w:noProof/>
-            <w:webHidden/>
-          </w:rPr>
-          <w:tab/>
-        </w:r>
-        <w:r>
-          <w:rPr>
-            <w:noProof/>
-            <w:webHidden/>
-          </w:rPr>
-          <w:fldChar w:fldCharType="begin"/>
-        </w:r>
-        <w:r>
-          <w:rPr>
-            <w:noProof/>
-            <w:webHidden/>
-          </w:rPr>
-          <w:instrText xml:space="preserve"> PAGEREF _Toc242385960 \h </w:instrText>
-        </w:r>
-        <w:r>
-          <w:rPr>
-            <w:noProof/>
-            <w:webHidden/>
-          </w:rPr>
-        </w:r>
-        <w:r>
-          <w:rPr>
-            <w:noProof/>
-            <w:webHidden/>
-          </w:rPr>
-          <w:fldChar w:fldCharType="separate"/>
-        </w:r>
-        <w:r>
-          <w:rPr>
-            <w:noProof/>
-            <w:webHidden/>
-          </w:rPr>
-          <w:t>21</w:t>
-        </w:r>
-        <w:r>
-          <w:rPr>
-            <w:noProof/>
-            <w:webHidden/>
-          </w:rPr>
-          <w:fldChar w:fldCharType="end"/>
-        </w:r>
-      </w:hyperlink>
-    </w:p>
-    <w:p>
-      <w:pPr>
-        <w:pStyle w:val="2c"/>
-        <w:tabs>
-          <w:tab w:val="right" w:leader="dot" w:pos="9345"/>
-        </w:tabs>
-        <w:rPr>
-          <w:rFonts w:asciiTheme="minorHAnsi" w:eastAsiaTheme="minorEastAsia" w:hAnsiTheme="minorHAnsi"/>
-          <w:noProof/>
-          <w:kern w:val="2"/>
-          <w:sz w:val="24"/>
-          <w:szCs w:val="24"/>
-          <w14:ligatures w14:val="standardContextual"/>
-        </w:rPr>
-      </w:pPr>
-      <w:hyperlink w:anchor="_Toc242385961" w:history="1">
-        <w:r>
-          <w:rPr>
-            <w:rStyle w:val="aff8"/>
-            <w:noProof/>
-          </w:rPr>
-          <w:t xml:space="preserve">4.7 Вопрос 5. </w:t>
-        </w:r>
-        <w:r>
-          <w:rPr>
-            <w:rStyle w:val="aff8"/>
-            <w:i/>
-            <w:noProof/>
-          </w:rPr>
-          <w:t>Boxing</w:t>
-        </w:r>
-        <w:r>
-          <w:rPr>
-            <w:rStyle w:val="aff8"/>
-            <w:noProof/>
-          </w:rPr>
-          <w:t xml:space="preserve"> и производительность</w:t>
-        </w:r>
-        <w:r>
-          <w:rPr>
-            <w:noProof/>
-            <w:webHidden/>
-          </w:rPr>
-          <w:tab/>
-        </w:r>
-        <w:r>
-          <w:rPr>
-            <w:noProof/>
-            <w:webHidden/>
-          </w:rPr>
-          <w:fldChar w:fldCharType="begin"/>
-        </w:r>
-        <w:r>
-          <w:rPr>
-            <w:noProof/>
-            <w:webHidden/>
-          </w:rPr>
-          <w:instrText xml:space="preserve"> PAGEREF _Toc242385961 \h </w:instrText>
-        </w:r>
-        <w:r>
-          <w:rPr>
-            <w:noProof/>
-            <w:webHidden/>
-          </w:rPr>
-        </w:r>
-        <w:r>
-          <w:rPr>
-            <w:noProof/>
-            <w:webHidden/>
-          </w:rPr>
-          <w:fldChar w:fldCharType="separate"/>
-        </w:r>
-        <w:r>
-          <w:rPr>
-            <w:noProof/>
-            <w:webHidden/>
-          </w:rPr>
-          <w:t>21</w:t>
-        </w:r>
-        <w:r>
-          <w:rPr>
-            <w:noProof/>
-            <w:webHidden/>
-          </w:rPr>
-          <w:fldChar w:fldCharType="end"/>
-        </w:r>
-      </w:hyperlink>
-    </w:p>
-    <w:p>
-      <w:pPr>
-        <w:pStyle w:val="14"/>
-        <w:tabs>
-          <w:tab w:val="right" w:leader="dot" w:pos="9345"/>
-        </w:tabs>
-        <w:rPr>
-          <w:rFonts w:asciiTheme="minorHAnsi" w:eastAsiaTheme="minorEastAsia" w:hAnsiTheme="minorHAnsi"/>
-          <w:noProof/>
-          <w:kern w:val="2"/>
-          <w:sz w:val="24"/>
-          <w:szCs w:val="24"/>
-          <w14:ligatures w14:val="standardContextual"/>
-        </w:rPr>
-      </w:pPr>
-      <w:hyperlink w:anchor="_Toc242385962" w:history="1">
-        <w:r>
-          <w:rPr>
-            <w:rStyle w:val="aff8"/>
-            <w:noProof/>
-          </w:rPr>
-          <w:t>ЗАКЛЮЧЕНИЕ</w:t>
-        </w:r>
-        <w:r>
-          <w:rPr>
-            <w:noProof/>
-            <w:webHidden/>
-          </w:rPr>
-          <w:tab/>
-        </w:r>
-        <w:r>
-          <w:rPr>
-            <w:noProof/>
-            <w:webHidden/>
-          </w:rPr>
-          <w:fldChar w:fldCharType="begin"/>
-        </w:r>
-        <w:r>
-          <w:rPr>
-            <w:noProof/>
-            <w:webHidden/>
-          </w:rPr>
-          <w:instrText xml:space="preserve"> PAGEREF _Toc242385962 \h </w:instrText>
-        </w:r>
-        <w:r>
-          <w:rPr>
-            <w:noProof/>
-            <w:webHidden/>
-          </w:rPr>
-        </w:r>
-        <w:r>
-          <w:rPr>
-            <w:noProof/>
-            <w:webHidden/>
-          </w:rPr>
-          <w:fldChar w:fldCharType="separate"/>
-        </w:r>
-        <w:r>
-          <w:rPr>
-            <w:noProof/>
-            <w:webHidden/>
-          </w:rPr>
-          <w:t>22</w:t>
-        </w:r>
-        <w:r>
-          <w:rPr>
-            <w:noProof/>
-            <w:webHidden/>
-          </w:rPr>
-          <w:fldChar w:fldCharType="end"/>
-        </w:r>
-      </w:hyperlink>
-    </w:p>
-    <w:p>
       <w:r>
         <w:fldChar w:fldCharType="end"/>
       </w:r>
@@ -1868,13 +1473,13 @@
         <w:pStyle w:val="1"/>
         <w:ind w:firstLine="709"/>
       </w:pPr>
-      <w:bookmarkStart w:id="0" w:name="_Toc242385942"/>
+      <w:bookmarkStart w:id="0" w:name="_Toc242612950"/>
       <w:r>
         <w:rPr>
           <w:rFonts w:ascii="Times New Roman" w:hAnsi="Times New Roman"/>
         </w:rPr>
         <w:lastRenderedPageBreak/>
-        <w:t>1 ЦЕЛЬ РАБОТЫ</w:t>
+        <w:t>1 Цель работы</w:t>
       </w:r>
       <w:bookmarkEnd w:id="0"/>
     </w:p>
@@ -1884,16 +1489,25 @@
         <w:jc w:val="both"/>
       </w:pPr>
       <w:r>
-        <w:t>Изучить механизмы сборки мусора в .</w:t>
+        <w:t xml:space="preserve">Изучить механизмы управления памятью в языке </w:t>
       </w:r>
       <w:r>
         <w:rPr>
           <w:i/>
         </w:rPr>
+        <w:t>C</w:t>
+      </w:r>
+      <w:r>
+        <w:t># и платформе .</w:t>
+      </w:r>
+      <w:r>
+        <w:rPr>
+          <w:i/>
+        </w:rPr>
         <w:t>NET</w:t>
       </w:r>
       <w:r>
-        <w:t xml:space="preserve">, работу с поколениями памяти, выявление утечек памяти с помощью профилировщика памяти, анализ </w:t>
+        <w:t>: сборку мусора, поколения объектов, кучу больших объектов (</w:t>
       </w:r>
       <w:r>
         <w:rPr>
@@ -1902,25 +1516,34 @@
         <w:t>Large Object Heap</w:t>
       </w:r>
       <w:r>
-        <w:t xml:space="preserve"> (</w:t>
+        <w:t xml:space="preserve">), статические ссылки и события как источники утечек памяти. Освоить измерение использования памяти средствами </w:t>
       </w:r>
       <w:r>
         <w:rPr>
           <w:i/>
         </w:rPr>
-        <w:t>LOH</w:t>
-      </w:r>
-      <w:r>
-        <w:t>) и оптимизацию через устранение упаковки (</w:t>
+        <w:t>GC</w:t>
+      </w:r>
+      <w:r>
+        <w:t xml:space="preserve"> и снимков памяти (</w:t>
       </w:r>
       <w:r>
         <w:rPr>
           <w:i/>
         </w:rPr>
-        <w:t>boxing elimination</w:t>
-      </w:r>
-      <w:r>
-        <w:t>).</w:t>
+        <w:t>dotnet-gcdump</w:t>
+      </w:r>
+      <w:r>
+        <w:t>), научиться находить и устранять утечки, а также оценивать стоимость упаковки (</w:t>
+      </w:r>
+      <w:r>
+        <w:rPr>
+          <w:i/>
+        </w:rPr>
+        <w:t>boxing</w:t>
+      </w:r>
+      <w:r>
+        <w:t>) значимых типов.</w:t>
       </w:r>
     </w:p>
     <w:p>
@@ -1933,13 +1556,13 @@
         <w:pStyle w:val="1"/>
         <w:ind w:firstLine="709"/>
       </w:pPr>
-      <w:bookmarkStart w:id="1" w:name="_Toc242385943"/>
+      <w:bookmarkStart w:id="1" w:name="_Toc242612951"/>
       <w:r>
         <w:rPr>
           <w:rFonts w:ascii="Times New Roman" w:hAnsi="Times New Roman"/>
         </w:rPr>
         <w:lastRenderedPageBreak/>
-        <w:t>2 ТЕОРЕТИЧЕСКИЕ СВЕДЕНИЯ</w:t>
+        <w:t>2 Ход работы</w:t>
       </w:r>
       <w:bookmarkEnd w:id="1"/>
     </w:p>
@@ -1949,199 +1572,35 @@
         <w:jc w:val="both"/>
       </w:pPr>
       <w:r>
-        <w:t>Сборщик мусора (</w:t>
+        <w:t xml:space="preserve">Работа выполнена в консольном приложении </w:t>
       </w:r>
       <w:r>
         <w:rPr>
           <w:i/>
         </w:rPr>
-        <w:t>Garbage Collection</w:t>
-      </w:r>
-      <w:r>
-        <w:t xml:space="preserve">, </w:t>
+        <w:t>C</w:t>
+      </w:r>
+      <w:r>
+        <w:t># для платформы .</w:t>
       </w:r>
       <w:r>
         <w:rPr>
           <w:i/>
         </w:rPr>
-        <w:t>GC</w:t>
-      </w:r>
-      <w:r>
-        <w:t>) в .</w:t>
+        <w:t>NET</w:t>
+      </w:r>
+      <w:r>
+        <w:t xml:space="preserve"> 10 (</w:t>
       </w:r>
       <w:r>
         <w:rPr>
           <w:i/>
         </w:rPr>
-        <w:t>NET</w:t>
-      </w:r>
-      <w:r>
-        <w:t xml:space="preserve"> автоматически освобождает память объектов, на которые не осталось ссылок. Объекты распределены по поколениям: </w:t>
-      </w:r>
-      <w:r>
-        <w:rPr>
-          <w:i/>
-        </w:rPr>
-        <w:t>Gen0</w:t>
-      </w:r>
-      <w:r>
-        <w:t xml:space="preserve"> содержит молодые объекты, </w:t>
-      </w:r>
-      <w:r>
-        <w:rPr>
-          <w:i/>
-        </w:rPr>
-        <w:t>Gen1</w:t>
-      </w:r>
-      <w:r>
-        <w:t xml:space="preserve"> – промежуточные, </w:t>
-      </w:r>
-      <w:r>
-        <w:rPr>
-          <w:i/>
-        </w:rPr>
-        <w:t>Gen2</w:t>
-      </w:r>
-      <w:r>
-        <w:t xml:space="preserve"> – долгоживущие. Объекты размером более 85 000 байт размещаются в </w:t>
-      </w:r>
-      <w:r>
-        <w:rPr>
-          <w:i/>
-        </w:rPr>
-        <w:t>Large Object Heap</w:t>
-      </w:r>
-      <w:r>
-        <w:t xml:space="preserve"> (</w:t>
-      </w:r>
-      <w:r>
-        <w:rPr>
-          <w:i/>
-        </w:rPr>
-        <w:t>LOH</w:t>
-      </w:r>
-      <w:r>
-        <w:t xml:space="preserve">). Сборку можно вызвать принудительно командами </w:t>
-      </w:r>
-      <w:r>
-        <w:rPr>
-          <w:i/>
-        </w:rPr>
-        <w:t>GC.Collect</w:t>
-      </w:r>
-      <w:r>
-        <w:t>()</w:t>
-      </w:r>
-      <w:r>
-        <w:t xml:space="preserve"> и </w:t>
-      </w:r>
-      <w:r>
-        <w:rPr>
-          <w:i/>
-        </w:rPr>
-        <w:t>GC.WaitForPendingFinalizers</w:t>
-      </w:r>
-      <w:r>
-        <w:t>()</w:t>
-      </w:r>
-      <w:r>
-        <w:t>.</w:t>
-      </w:r>
-    </w:p>
-    <w:p>
-      <w:pPr>
-        <w:ind w:firstLine="709"/>
-        <w:jc w:val="both"/>
-      </w:pPr>
-      <w:r>
-        <w:t xml:space="preserve">Типичные причины утечек памяти: неосвобожденные события и делегаты, статические ссылки, неправильная работа с </w:t>
-      </w:r>
-      <w:r>
-        <w:rPr>
-          <w:i/>
-        </w:rPr>
-        <w:t>IDisposable</w:t>
-      </w:r>
-      <w:r>
-        <w:t>, зацикленные ссылки. Статическая ссылка общая для всех объектов класса и живет весь цикл работы приложения, поэтому объекты, достижимые из нее, сборщик не удаляет.</w:t>
-      </w:r>
-    </w:p>
-    <w:p>
-      <w:pPr>
-        <w:ind w:firstLine="709"/>
-        <w:jc w:val="both"/>
-      </w:pPr>
-      <w:r>
-        <w:t>Упаковка (</w:t>
-      </w:r>
-      <w:r>
-        <w:rPr>
-          <w:i/>
-        </w:rPr>
-        <w:t>boxing</w:t>
-      </w:r>
-      <w:r>
-        <w:t>) – сохранение значения простого типа как объекта в управляемой куче, распаковка (</w:t>
-      </w:r>
-      <w:r>
-        <w:rPr>
-          <w:i/>
-        </w:rPr>
-        <w:t>unboxing</w:t>
-      </w:r>
-      <w:r>
-        <w:t xml:space="preserve">) – обратное извлечение значения. </w:t>
-      </w:r>
-      <w:r>
-        <w:rPr>
-          <w:i/>
-        </w:rPr>
-        <w:t>GC</w:t>
-      </w:r>
-      <w:r>
-        <w:t xml:space="preserve"> не вызывается при завершении программы, финализаторы не гарантируются, поэтому для неуправляемых ресурсов применяют </w:t>
-      </w:r>
-      <w:r>
-        <w:rPr>
-          <w:i/>
-        </w:rPr>
-        <w:t>using</w:t>
-      </w:r>
-      <w:r>
-        <w:t xml:space="preserve"> или явный вызов </w:t>
-      </w:r>
-      <w:r>
-        <w:rPr>
-          <w:i/>
-        </w:rPr>
-        <w:t>Dispose</w:t>
-      </w:r>
-      <w:r>
-        <w:t>()</w:t>
-      </w:r>
-      <w:r>
-        <w:t>.</w:t>
-      </w:r>
-    </w:p>
-    <w:p>
-      <w:r>
-        <w:br w:type="page"/>
-      </w:r>
-    </w:p>
-    <w:p>
-      <w:pPr>
-        <w:pStyle w:val="1"/>
-        <w:ind w:firstLine="709"/>
-      </w:pPr>
-      <w:bookmarkStart w:id="2" w:name="_Toc242385944"/>
-      <w:r>
-        <w:rPr>
-          <w:rFonts w:ascii="Times New Roman" w:hAnsi="Times New Roman"/>
-        </w:rPr>
-        <w:lastRenderedPageBreak/>
-        <w:t>3 ВЫПОЛНЕНИЕ РАБОТЫ</w:t>
-      </w:r>
-      <w:bookmarkEnd w:id="2"/>
+        <w:t>SDK</w:t>
+      </w:r>
+      <w:r>
+        <w:t xml:space="preserve"> 10.0.401). Полный текст программы приведен в приложении А. Ниже последовательно описаны постановка задачи, теоретическая основа, реализация заданий и результаты проверки.</w:t>
+      </w:r>
     </w:p>
     <w:p>
       <w:pPr>
@@ -2149,14 +1608,14 @@
         <w:spacing w:before="360"/>
         <w:ind w:firstLine="709"/>
       </w:pPr>
-      <w:bookmarkStart w:id="3" w:name="_Toc242385945"/>
+      <w:bookmarkStart w:id="2" w:name="_Toc242612952"/>
       <w:r>
         <w:rPr>
           <w:rFonts w:ascii="Times New Roman" w:hAnsi="Times New Roman"/>
         </w:rPr>
-        <w:t>3.1 Подготовка среды и режим запуска</w:t>
-      </w:r>
-      <w:bookmarkEnd w:id="3"/>
+        <w:t>2.1 Постановка задачи</w:t>
+      </w:r>
+      <w:bookmarkEnd w:id="2"/>
     </w:p>
     <w:p>
       <w:pPr>
@@ -2164,106 +1623,7 @@
         <w:jc w:val="both"/>
       </w:pPr>
       <w:r>
-        <w:t xml:space="preserve">Приложение </w:t>
-      </w:r>
-      <w:r>
-        <w:rPr>
-          <w:i/>
-        </w:rPr>
-        <w:t>Lab2</w:t>
-      </w:r>
-      <w:r>
-        <w:t xml:space="preserve"> создано как консольный проект .</w:t>
-      </w:r>
-      <w:r>
-        <w:rPr>
-          <w:i/>
-        </w:rPr>
-        <w:t>NET</w:t>
-      </w:r>
-      <w:r>
-        <w:t xml:space="preserve"> с целевой платформой </w:t>
-      </w:r>
-      <w:r>
-        <w:rPr>
-          <w:i/>
-        </w:rPr>
-        <w:t>net10.0</w:t>
-      </w:r>
-      <w:r>
-        <w:t xml:space="preserve"> (</w:t>
-      </w:r>
-      <w:r>
-        <w:rPr>
-          <w:i/>
-        </w:rPr>
-        <w:t>SDK</w:t>
-      </w:r>
-      <w:r>
-        <w:t xml:space="preserve"> 10.0.401). Все замеры выполнены в режиме </w:t>
-      </w:r>
-      <w:r>
-        <w:rPr>
-          <w:i/>
-        </w:rPr>
-        <w:t>Release</w:t>
-      </w:r>
-      <w:r>
-        <w:t xml:space="preserve">, так как в режиме отладки время жизни локальных переменных искусственно продлевается и результаты работы сборщика искажаются. Запуск: </w:t>
-      </w:r>
-      <w:r>
-        <w:rPr>
-          <w:i/>
-        </w:rPr>
-        <w:t>dotnet build</w:t>
-      </w:r>
-      <w:r>
-        <w:t xml:space="preserve"> -</w:t>
-      </w:r>
-      <w:r>
-        <w:rPr>
-          <w:i/>
-        </w:rPr>
-        <w:t>c Release</w:t>
-      </w:r>
-      <w:r>
-        <w:t xml:space="preserve">, затем </w:t>
-      </w:r>
-      <w:r>
-        <w:rPr>
-          <w:i/>
-        </w:rPr>
-        <w:t>dotnet bin</w:t>
-      </w:r>
-      <w:r>
-        <w:t>\</w:t>
-      </w:r>
-      <w:r>
-        <w:rPr>
-          <w:i/>
-        </w:rPr>
-        <w:t>Release</w:t>
-      </w:r>
-      <w:r>
-        <w:t>\</w:t>
-      </w:r>
-      <w:r>
-        <w:rPr>
-          <w:i/>
-        </w:rPr>
-        <w:t>net10.0</w:t>
-      </w:r>
-      <w:r>
-        <w:t>\</w:t>
-      </w:r>
-      <w:r>
-        <w:rPr>
-          <w:i/>
-        </w:rPr>
-        <w:t>Lab2.dll</w:t>
-      </w:r>
-      <w:r>
-        <w:t>.</w:t>
+        <w:t>Для изучения управления памятью в рамках работы требуется выполнить следующие задачи:</w:t>
       </w:r>
     </w:p>
     <w:p>
@@ -2272,43 +1632,79 @@
         <w:jc w:val="both"/>
       </w:pPr>
       <w:r>
-        <w:t xml:space="preserve">Профилировщики </w:t>
+        <w:t>1 исследовать базовый пример с утечкой памяти через статический список;</w:t>
+      </w:r>
+    </w:p>
+    <w:p>
+      <w:pPr>
+        <w:ind w:firstLine="709"/>
+        <w:jc w:val="both"/>
+      </w:pPr>
+      <w:r>
+        <w:t>2 реализовать класс мониторинга памяти и протестировать его;</w:t>
+      </w:r>
+    </w:p>
+    <w:p>
+      <w:pPr>
+        <w:ind w:firstLine="709"/>
+        <w:jc w:val="both"/>
+      </w:pPr>
+      <w:r>
+        <w:t>3 проанализировать память с помощью снимков (</w:t>
       </w:r>
       <w:r>
         <w:rPr>
           <w:i/>
         </w:rPr>
-        <w:t>dotMemory</w:t>
-      </w:r>
-      <w:r>
-        <w:t xml:space="preserve"> и </w:t>
+        <w:t>gcdump</w:t>
+      </w:r>
+      <w:r>
+        <w:t>) на разных этапах работы программы;</w:t>
+      </w:r>
+    </w:p>
+    <w:p>
+      <w:pPr>
+        <w:ind w:firstLine="709"/>
+        <w:jc w:val="both"/>
+      </w:pPr>
+      <w:r>
+        <w:t>4 исследовать статические ссылки, утечки через события и поколения объектов;</w:t>
+      </w:r>
+    </w:p>
+    <w:p>
+      <w:pPr>
+        <w:ind w:firstLine="709"/>
+        <w:jc w:val="both"/>
+      </w:pPr>
+      <w:r>
+        <w:t xml:space="preserve">5 исследовать </w:t>
       </w:r>
       <w:r>
         <w:rPr>
           <w:i/>
         </w:rPr>
-        <w:t>Visual Studio Diagnostic Tools</w:t>
-      </w:r>
-      <w:r>
-        <w:t xml:space="preserve"> на компьютере не установлены, поэтому снимки памяти (</w:t>
-      </w:r>
-      <w:r>
-        <w:rPr>
-          <w:i/>
-        </w:rPr>
-        <w:t>snapshot</w:t>
-      </w:r>
-      <w:r>
-        <w:t xml:space="preserve">) получены утилитой </w:t>
-      </w:r>
-      <w:r>
-        <w:rPr>
-          <w:i/>
-        </w:rPr>
-        <w:t>dotnet-gcdump</w:t>
-      </w:r>
-      <w:r>
-        <w:t>, которая сохраняет состояние управляемой кучи процесса и формирует отчет по типам объектов.</w:t>
+        <w:t>Large Object Heap</w:t>
+      </w:r>
+      <w:r>
+        <w:t xml:space="preserve"> и влияние объектов больше 85 000 байт на память;</w:t>
+      </w:r>
+    </w:p>
+    <w:p>
+      <w:pPr>
+        <w:ind w:firstLine="709"/>
+        <w:jc w:val="both"/>
+      </w:pPr>
+      <w:r>
+        <w:t>6 устранить упаковку и сравнить время и память до и после;</w:t>
+      </w:r>
+    </w:p>
+    <w:p>
+      <w:pPr>
+        <w:ind w:firstLine="709"/>
+        <w:jc w:val="both"/>
+      </w:pPr>
+      <w:r>
+        <w:t>7 найти и исправить утечки памяти в предложенном коде.</w:t>
       </w:r>
     </w:p>
     <w:p>
@@ -2317,14 +1713,14 @@
         <w:spacing w:before="360"/>
         <w:ind w:firstLine="709"/>
       </w:pPr>
-      <w:bookmarkStart w:id="4" w:name="_Toc242385946"/>
+      <w:bookmarkStart w:id="3" w:name="_Toc242612953"/>
       <w:r>
         <w:rPr>
           <w:rFonts w:ascii="Times New Roman" w:hAnsi="Times New Roman"/>
         </w:rPr>
-        <w:t>3.2 Статическая и экземплярная ссылки</w:t>
-      </w:r>
-      <w:bookmarkEnd w:id="4"/>
+        <w:t>2.2 Теоретические сведения</w:t>
+      </w:r>
+      <w:bookmarkEnd w:id="3"/>
     </w:p>
     <w:p>
       <w:pPr>
@@ -2332,6 +1728,373 @@
         <w:jc w:val="both"/>
       </w:pPr>
       <w:r>
+        <w:t>Сборщик мусора (</w:t>
+      </w:r>
+      <w:r>
+        <w:rPr>
+          <w:i/>
+        </w:rPr>
+        <w:t>Garbage Collection</w:t>
+      </w:r>
+      <w:r>
+        <w:t xml:space="preserve">, </w:t>
+      </w:r>
+      <w:r>
+        <w:rPr>
+          <w:i/>
+        </w:rPr>
+        <w:t>GC</w:t>
+      </w:r>
+      <w:r>
+        <w:t>) в .</w:t>
+      </w:r>
+      <w:r>
+        <w:rPr>
+          <w:i/>
+        </w:rPr>
+        <w:t>NET</w:t>
+      </w:r>
+      <w:r>
+        <w:t xml:space="preserve"> автоматически освобождает память объектов, на которые не осталось ссылок. Объекты распределены по поколениям: </w:t>
+      </w:r>
+      <w:r>
+        <w:rPr>
+          <w:i/>
+        </w:rPr>
+        <w:t>Gen0</w:t>
+      </w:r>
+      <w:r>
+        <w:t xml:space="preserve"> содержит молодые объекты, </w:t>
+      </w:r>
+      <w:r>
+        <w:rPr>
+          <w:i/>
+        </w:rPr>
+        <w:t>Gen1</w:t>
+      </w:r>
+      <w:r>
+        <w:t xml:space="preserve"> – промежуточные, </w:t>
+      </w:r>
+      <w:r>
+        <w:rPr>
+          <w:i/>
+        </w:rPr>
+        <w:t>Gen2</w:t>
+      </w:r>
+      <w:r>
+        <w:t xml:space="preserve"> – долгоживущие. Объекты размером более 85 000 байт размещаются в </w:t>
+      </w:r>
+      <w:r>
+        <w:rPr>
+          <w:i/>
+        </w:rPr>
+        <w:t>Large Object Heap</w:t>
+      </w:r>
+      <w:r>
+        <w:t xml:space="preserve"> (</w:t>
+      </w:r>
+      <w:r>
+        <w:rPr>
+          <w:i/>
+        </w:rPr>
+        <w:t>LOH</w:t>
+      </w:r>
+      <w:r>
+        <w:t xml:space="preserve">). Сборку можно вызвать принудительно командами </w:t>
+      </w:r>
+      <w:r>
+        <w:rPr>
+          <w:i/>
+        </w:rPr>
+        <w:t>GC.Collect</w:t>
+      </w:r>
+      <w:r>
+        <w:t>()</w:t>
+      </w:r>
+      <w:r>
+        <w:t xml:space="preserve"> и </w:t>
+      </w:r>
+      <w:r>
+        <w:rPr>
+          <w:i/>
+        </w:rPr>
+        <w:t>GC.WaitForPendingFinalizers</w:t>
+      </w:r>
+      <w:r>
+        <w:t>()</w:t>
+      </w:r>
+      <w:r>
+        <w:t>.</w:t>
+      </w:r>
+    </w:p>
+    <w:p>
+      <w:pPr>
+        <w:ind w:firstLine="709"/>
+        <w:jc w:val="both"/>
+      </w:pPr>
+      <w:r>
+        <w:t xml:space="preserve">Типичные причины утечек памяти: неосвобожденные события и делегаты, статические ссылки, неправильная работа с </w:t>
+      </w:r>
+      <w:r>
+        <w:rPr>
+          <w:i/>
+        </w:rPr>
+        <w:t>IDisposable</w:t>
+      </w:r>
+      <w:r>
+        <w:t>, зацикленные ссылки. Статическая ссылка общая для всех объектов класса и живет весь цикл работы приложения, поэтому объекты, достижимые из нее, сборщик не удаляет.</w:t>
+      </w:r>
+    </w:p>
+    <w:p>
+      <w:pPr>
+        <w:ind w:firstLine="709"/>
+        <w:jc w:val="both"/>
+      </w:pPr>
+      <w:r>
+        <w:t>Упаковка (</w:t>
+      </w:r>
+      <w:r>
+        <w:rPr>
+          <w:i/>
+        </w:rPr>
+        <w:t>boxing</w:t>
+      </w:r>
+      <w:r>
+        <w:t>) – сохранение значения простого типа как объекта в управляемой куче, распаковка (</w:t>
+      </w:r>
+      <w:r>
+        <w:rPr>
+          <w:i/>
+        </w:rPr>
+        <w:t>unboxing</w:t>
+      </w:r>
+      <w:r>
+        <w:t xml:space="preserve">) – обратное извлечение значения. </w:t>
+      </w:r>
+      <w:r>
+        <w:rPr>
+          <w:i/>
+        </w:rPr>
+        <w:t>GC</w:t>
+      </w:r>
+      <w:r>
+        <w:t xml:space="preserve"> не вызывается при завершении программы, финализаторы не </w:t>
+      </w:r>
+      <w:r>
+        <w:lastRenderedPageBreak/>
+        <w:t xml:space="preserve">гарантируются, поэтому для неуправляемых ресурсов применяют </w:t>
+      </w:r>
+      <w:r>
+        <w:rPr>
+          <w:i/>
+        </w:rPr>
+        <w:t>using</w:t>
+      </w:r>
+      <w:r>
+        <w:t xml:space="preserve"> или явный вызов </w:t>
+      </w:r>
+      <w:r>
+        <w:rPr>
+          <w:i/>
+        </w:rPr>
+        <w:t>Dispose</w:t>
+      </w:r>
+      <w:r>
+        <w:t>()</w:t>
+      </w:r>
+      <w:r>
+        <w:t>.</w:t>
+      </w:r>
+    </w:p>
+    <w:p>
+      <w:pPr>
+        <w:pStyle w:val="21"/>
+        <w:spacing w:before="360"/>
+        <w:ind w:firstLine="709"/>
+      </w:pPr>
+      <w:bookmarkStart w:id="4" w:name="_Toc242612954"/>
+      <w:r>
+        <w:rPr>
+          <w:rFonts w:ascii="Times New Roman" w:hAnsi="Times New Roman"/>
+        </w:rPr>
+        <w:t>2.3 Подготовка среды и режим запуска</w:t>
+      </w:r>
+      <w:bookmarkEnd w:id="4"/>
+    </w:p>
+    <w:p>
+      <w:pPr>
+        <w:ind w:firstLine="709"/>
+        <w:jc w:val="both"/>
+      </w:pPr>
+      <w:r>
+        <w:t xml:space="preserve">Приложение </w:t>
+      </w:r>
+      <w:r>
+        <w:rPr>
+          <w:i/>
+        </w:rPr>
+        <w:t>Lab2</w:t>
+      </w:r>
+      <w:r>
+        <w:t xml:space="preserve"> создано как консольный проект .</w:t>
+      </w:r>
+      <w:r>
+        <w:rPr>
+          <w:i/>
+        </w:rPr>
+        <w:t>NET</w:t>
+      </w:r>
+      <w:r>
+        <w:t xml:space="preserve"> с целевой платформой </w:t>
+      </w:r>
+      <w:r>
+        <w:rPr>
+          <w:i/>
+        </w:rPr>
+        <w:t>net10.0</w:t>
+      </w:r>
+      <w:r>
+        <w:t xml:space="preserve"> (</w:t>
+      </w:r>
+      <w:r>
+        <w:rPr>
+          <w:i/>
+        </w:rPr>
+        <w:t>SDK</w:t>
+      </w:r>
+      <w:r>
+        <w:t xml:space="preserve"> 10.0.401). Все замеры выполнены в режиме </w:t>
+      </w:r>
+      <w:r>
+        <w:rPr>
+          <w:i/>
+        </w:rPr>
+        <w:t>Release</w:t>
+      </w:r>
+      <w:r>
+        <w:t xml:space="preserve">, так как в режиме отладки время жизни локальных переменных искусственно продлевается и результаты работы сборщика искажаются. Запуск: </w:t>
+      </w:r>
+      <w:r>
+        <w:rPr>
+          <w:i/>
+        </w:rPr>
+        <w:t>dotnet build</w:t>
+      </w:r>
+      <w:r>
+        <w:t xml:space="preserve"> -</w:t>
+      </w:r>
+      <w:r>
+        <w:rPr>
+          <w:i/>
+        </w:rPr>
+        <w:t>c Release</w:t>
+      </w:r>
+      <w:r>
+        <w:t xml:space="preserve">, затем </w:t>
+      </w:r>
+      <w:r>
+        <w:rPr>
+          <w:i/>
+        </w:rPr>
+        <w:t>dotnet bin</w:t>
+      </w:r>
+      <w:r>
+        <w:t>\</w:t>
+      </w:r>
+      <w:r>
+        <w:rPr>
+          <w:i/>
+        </w:rPr>
+        <w:t>Release</w:t>
+      </w:r>
+      <w:r>
+        <w:t>\</w:t>
+      </w:r>
+      <w:r>
+        <w:rPr>
+          <w:i/>
+        </w:rPr>
+        <w:t>net10.0</w:t>
+      </w:r>
+      <w:r>
+        <w:t>\</w:t>
+      </w:r>
+      <w:r>
+        <w:rPr>
+          <w:i/>
+        </w:rPr>
+        <w:t>Lab2.dll</w:t>
+      </w:r>
+      <w:r>
+        <w:t>.</w:t>
+      </w:r>
+    </w:p>
+    <w:p>
+      <w:pPr>
+        <w:ind w:firstLine="709"/>
+        <w:jc w:val="both"/>
+      </w:pPr>
+      <w:r>
+        <w:t xml:space="preserve">Профилировщики </w:t>
+      </w:r>
+      <w:r>
+        <w:rPr>
+          <w:i/>
+        </w:rPr>
+        <w:t>dotMemory</w:t>
+      </w:r>
+      <w:r>
+        <w:t xml:space="preserve"> и </w:t>
+      </w:r>
+      <w:r>
+        <w:rPr>
+          <w:i/>
+        </w:rPr>
+        <w:t>Visual Studio Diagnostic Tools</w:t>
+      </w:r>
+      <w:r>
+        <w:t xml:space="preserve"> на компьютере не установлены, поэтому снимки памяти (</w:t>
+      </w:r>
+      <w:r>
+        <w:rPr>
+          <w:i/>
+        </w:rPr>
+        <w:t>snapshot</w:t>
+      </w:r>
+      <w:r>
+        <w:t xml:space="preserve">) получены утилитой </w:t>
+      </w:r>
+      <w:r>
+        <w:rPr>
+          <w:i/>
+        </w:rPr>
+        <w:t>dotnet-gcdump</w:t>
+      </w:r>
+      <w:r>
+        <w:t>, которая сохраняет состояние управляемой кучи процесса и формирует отчет по типам объектов.</w:t>
+      </w:r>
+    </w:p>
+    <w:p>
+      <w:pPr>
+        <w:pStyle w:val="21"/>
+        <w:spacing w:before="360"/>
+        <w:ind w:firstLine="709"/>
+      </w:pPr>
+      <w:bookmarkStart w:id="5" w:name="_Toc242612955"/>
+      <w:r>
+        <w:rPr>
+          <w:rFonts w:ascii="Times New Roman" w:hAnsi="Times New Roman"/>
+        </w:rPr>
+        <w:t>2.4 Статическая и экземплярная ссылки</w:t>
+      </w:r>
+      <w:bookmarkEnd w:id="5"/>
+    </w:p>
+    <w:p>
+      <w:pPr>
+        <w:ind w:firstLine="709"/>
+        <w:jc w:val="both"/>
+      </w:pPr>
+      <w:r>
         <w:t xml:space="preserve">Методические указания содержат демонстрацию различия статической и экземплярной ссылок. Класс </w:t>
       </w:r>
       <w:r>
@@ -2350,7 +2113,7 @@
         <w:t>StaticFieldDemo</w:t>
       </w:r>
       <w:r>
-        <w:t xml:space="preserve"> – общий и индивидуальный счетчики. Результат показан на рисунке 3.1.</w:t>
+        <w:t xml:space="preserve"> – общий и индивидуальный счетчики. Результат показан на рисунке 2.1.</w:t>
       </w:r>
     </w:p>
     <w:p>
@@ -2365,7 +2128,7 @@
         </w:rPr>
         <w:lastRenderedPageBreak/>
         <w:drawing>
-          <wp:inline distT="0" distB="0" distL="0" distR="0" wp14:anchorId="3426548D" wp14:editId="3D867DF0">
+          <wp:inline distT="0" distB="0" distL="0" distR="0" wp14:anchorId="2D04022A" wp14:editId="0DD3DCED">
             <wp:extent cx="5580000" cy="4377320"/>
             <wp:effectExtent l="0" t="0" r="0" b="0"/>
             <wp:docPr id="1" name="Picture 1"/>
@@ -2407,7 +2170,7 @@
         <w:jc w:val="center"/>
       </w:pPr>
       <w:r>
-        <w:t>Рисунок 3.1 – Статическая и экземплярная ссылки</w:t>
+        <w:t>Рисунок 2.1 – Статическая и экземплярная ссылки</w:t>
       </w:r>
     </w:p>
     <w:p/>
@@ -2426,14 +2189,14 @@
         <w:spacing w:before="360"/>
         <w:ind w:firstLine="709"/>
       </w:pPr>
-      <w:bookmarkStart w:id="5" w:name="_Toc242385947"/>
+      <w:bookmarkStart w:id="6" w:name="_Toc242612956"/>
       <w:r>
         <w:rPr>
           <w:rFonts w:ascii="Times New Roman" w:hAnsi="Times New Roman"/>
         </w:rPr>
-        <w:t>3.3 Задание 1. Базовый пример с утечкой памяти</w:t>
-      </w:r>
-      <w:bookmarkEnd w:id="5"/>
+        <w:t>2.5 Задание 1. Базовый пример с утечкой памяти</w:t>
+      </w:r>
+      <w:bookmarkEnd w:id="6"/>
     </w:p>
     <w:p>
       <w:pPr>
@@ -2471,7 +2234,7 @@
         <w:t>()</w:t>
       </w:r>
       <w:r>
-        <w:t xml:space="preserve"> очищает список и вызывает сборку. Фрагмент кода приведен в листинге, полный текст программы вместе с вызовами методов находится в файле </w:t>
+        <w:t xml:space="preserve"> очищает список и вызывает сборку. Фрагмент кода приведен в приложении А, полный текст программы вместе с вызовами методов находится в файле </w:t>
       </w:r>
       <w:r>
         <w:rPr>
@@ -2485,177 +2248,11 @@
     </w:p>
     <w:p>
       <w:pPr>
-        <w:keepNext/>
         <w:ind w:firstLine="709"/>
         <w:jc w:val="both"/>
       </w:pPr>
       <w:r>
-        <w:t>Листинг 3.1 – Классы утечек из задания 1</w:t>
-      </w:r>
-    </w:p>
-    <w:p>
-      <w:pPr>
-        <w:pStyle w:val="Listing"/>
-      </w:pPr>
-      <w:r>
-        <w:t>public class MemoryLeakExample</w:t>
-      </w:r>
-    </w:p>
-    <w:p>
-      <w:pPr>
-        <w:pStyle w:val="Listing"/>
-      </w:pPr>
-      <w:r>
-        <w:t>{</w:t>
-      </w:r>
-    </w:p>
-    <w:p>
-      <w:pPr>
-        <w:pStyle w:val="Listing"/>
-      </w:pPr>
-      <w:r>
-        <w:t xml:space="preserve">    private static List&lt;byte[]&gt; _staticList = new List&lt;byte[]&gt;();</w:t>
-      </w:r>
-    </w:p>
-    <w:p>
-      <w:pPr>
-        <w:pStyle w:val="Listing"/>
-      </w:pPr>
-    </w:p>
-    <w:p>
-      <w:pPr>
-        <w:pStyle w:val="Listing"/>
-      </w:pPr>
-      <w:r>
-        <w:t xml:space="preserve">    public static void CreateMemoryLeak()</w:t>
-      </w:r>
-    </w:p>
-    <w:p>
-      <w:pPr>
-        <w:pStyle w:val="Listing"/>
-      </w:pPr>
-      <w:r>
-        <w:t xml:space="preserve">    {</w:t>
-      </w:r>
-    </w:p>
-    <w:p>
-      <w:pPr>
-        <w:pStyle w:val="Listing"/>
-      </w:pPr>
-      <w:r>
-        <w:lastRenderedPageBreak/>
-        <w:t xml:space="preserve">        // Создаем объекты, которые никогда не будут собраны</w:t>
-      </w:r>
-    </w:p>
-    <w:p>
-      <w:pPr>
-        <w:pStyle w:val="Listing"/>
-      </w:pPr>
-      <w:r>
-        <w:t xml:space="preserve">        for (int i = 0; i &lt; 1000; i++)</w:t>
-      </w:r>
-    </w:p>
-    <w:p>
-      <w:pPr>
-        <w:pStyle w:val="Listing"/>
-      </w:pPr>
-      <w:r>
-        <w:t xml:space="preserve">        {</w:t>
-      </w:r>
-    </w:p>
-    <w:p>
-      <w:pPr>
-        <w:pStyle w:val="Listing"/>
-      </w:pPr>
-      <w:r>
-        <w:t xml:space="preserve">            _staticList.Add(new byte[1024 * 10]); // 10KB каждый</w:t>
-      </w:r>
-    </w:p>
-    <w:p>
-      <w:pPr>
-        <w:pStyle w:val="Listing"/>
-      </w:pPr>
-      <w:r>
-        <w:t xml:space="preserve">        }</w:t>
-      </w:r>
-    </w:p>
-    <w:p>
-      <w:pPr>
-        <w:pStyle w:val="Listing"/>
-      </w:pPr>
-      <w:r>
-        <w:t xml:space="preserve">    }</w:t>
-      </w:r>
-    </w:p>
-    <w:p>
-      <w:pPr>
-        <w:pStyle w:val="Listing"/>
-      </w:pPr>
-    </w:p>
-    <w:p>
-      <w:pPr>
-        <w:pStyle w:val="Listing"/>
-      </w:pPr>
-      <w:r>
-        <w:t xml:space="preserve">    public static void ClearMemoryLeak()</w:t>
-      </w:r>
-    </w:p>
-    <w:p>
-      <w:pPr>
-        <w:pStyle w:val="Listing"/>
-      </w:pPr>
-      <w:r>
-        <w:t xml:space="preserve">    {</w:t>
-      </w:r>
-    </w:p>
-    <w:p>
-      <w:pPr>
-        <w:pStyle w:val="Listing"/>
-      </w:pPr>
-      <w:r>
-        <w:t xml:space="preserve">        _staticList.Clear();</w:t>
-      </w:r>
-    </w:p>
-    <w:p>
-      <w:pPr>
-        <w:pStyle w:val="Listing"/>
-      </w:pPr>
-      <w:r>
-        <w:t xml:space="preserve">        GC.Collect();</w:t>
-      </w:r>
-    </w:p>
-    <w:p>
-      <w:pPr>
-        <w:pStyle w:val="Listing"/>
-      </w:pPr>
-      <w:r>
-        <w:t xml:space="preserve">        GC.WaitForPendingFinalizers();</w:t>
-      </w:r>
-    </w:p>
-    <w:p>
-      <w:pPr>
-        <w:pStyle w:val="Listing"/>
-      </w:pPr>
-      <w:r>
-        <w:t xml:space="preserve">    }</w:t>
-      </w:r>
-    </w:p>
-    <w:p>
-      <w:pPr>
-        <w:pStyle w:val="Listing"/>
-      </w:pPr>
-      <w:r>
-        <w:t>}</w:t>
-      </w:r>
-    </w:p>
-    <w:p/>
-    <w:p>
-      <w:pPr>
-        <w:ind w:firstLine="709"/>
-        <w:jc w:val="both"/>
-      </w:pPr>
-      <w:r>
-        <w:t>Программа последовательно выделяет память, создает утечки, сравнивает упаковку с обычным списком, выполняет очистку и показывает поколение объекта. Результат работы показан на рисунках 3.2 и 3.3.</w:t>
+        <w:t>Программа последовательно выделяет память, создает утечки, сравнивает упаковку с обычным списком, выполняет очистку и показывает поколение объекта. Результат работы показан на рисунках 2.2 и 2.3.</w:t>
       </w:r>
     </w:p>
     <w:p>
@@ -2668,8 +2265,9 @@
         <w:rPr>
           <w:noProof/>
         </w:rPr>
+        <w:lastRenderedPageBreak/>
         <w:drawing>
-          <wp:inline distT="0" distB="0" distL="0" distR="0" wp14:anchorId="6B9A3C6C" wp14:editId="170CEC14">
+          <wp:inline distT="0" distB="0" distL="0" distR="0" wp14:anchorId="13CF3782" wp14:editId="0F912DAD">
             <wp:extent cx="5580000" cy="2817087"/>
             <wp:effectExtent l="0" t="0" r="0" b="0"/>
             <wp:docPr id="2" name="Picture 2"/>
@@ -2711,7 +2309,7 @@
         <w:jc w:val="center"/>
       </w:pPr>
       <w:r>
-        <w:t>Рисунок 3.2 – Результат выполнения задания 1 (начало)</w:t>
+        <w:t>Рисунок 2.2 – Результат выполнения задания 1 (начало)</w:t>
       </w:r>
     </w:p>
     <w:p/>
@@ -2739,7 +2337,7 @@
         <w:jc w:val="both"/>
       </w:pPr>
       <w:r>
-        <w:t>Продолжение вывода программы показано на рисунке 3.3.</w:t>
+        <w:t>Продолжение вывода программы показано на рисунке 2.3.</w:t>
       </w:r>
     </w:p>
     <w:p>
@@ -2752,9 +2350,8 @@
         <w:rPr>
           <w:noProof/>
         </w:rPr>
-        <w:lastRenderedPageBreak/>
         <w:drawing>
-          <wp:inline distT="0" distB="0" distL="0" distR="0" wp14:anchorId="65C98405" wp14:editId="7EDA9BF7">
+          <wp:inline distT="0" distB="0" distL="0" distR="0" wp14:anchorId="4F920935" wp14:editId="30781B69">
             <wp:extent cx="5580000" cy="2817087"/>
             <wp:effectExtent l="0" t="0" r="0" b="0"/>
             <wp:docPr id="3" name="Picture 3"/>
@@ -2796,7 +2393,7 @@
         <w:jc w:val="center"/>
       </w:pPr>
       <w:r>
-        <w:t>Рисунок 3.3 – Результат выполнения задания 1 (продолжение)</w:t>
+        <w:t>Рисунок 2.3 – Результат выполнения задания 1 (продолжение)</w:t>
       </w:r>
     </w:p>
     <w:p/>
@@ -2827,14 +2424,15 @@
         <w:spacing w:before="360"/>
         <w:ind w:firstLine="709"/>
       </w:pPr>
-      <w:bookmarkStart w:id="6" w:name="_Toc242385948"/>
+      <w:bookmarkStart w:id="7" w:name="_Toc242612957"/>
       <w:r>
         <w:rPr>
           <w:rFonts w:ascii="Times New Roman" w:hAnsi="Times New Roman"/>
         </w:rPr>
-        <w:t>3.4 Задания 2 и 3. Класс мониторинга памяти и его тестирование</w:t>
-      </w:r>
-      <w:bookmarkEnd w:id="6"/>
+        <w:lastRenderedPageBreak/>
+        <w:t>2.6 Задания 2 и 3. Класс мониторинга памяти и его тестирование</w:t>
+      </w:r>
+      <w:bookmarkEnd w:id="7"/>
     </w:p>
     <w:p>
       <w:pPr>
@@ -2923,541 +2521,34 @@
         <w:t>Cleanup</w:t>
       </w:r>
       <w:r>
-        <w:t xml:space="preserve"> один раз. Код класса приведен в листинге.</w:t>
-      </w:r>
-    </w:p>
-    <w:p>
-      <w:pPr>
-        <w:keepNext/>
+        <w:t xml:space="preserve"> один раз. Код класса приведен в приложении А.</w:t>
+      </w:r>
+    </w:p>
+    <w:p>
+      <w:pPr>
         <w:ind w:firstLine="709"/>
         <w:jc w:val="both"/>
       </w:pPr>
       <w:r>
-        <w:t xml:space="preserve">Листинг 3.2 – Класс </w:t>
+        <w:t xml:space="preserve">Тестовая программа (задание 3) создает объект в операторе </w:t>
       </w:r>
       <w:r>
         <w:rPr>
           <w:i/>
         </w:rPr>
-        <w:t>MemoryMonitor</w:t>
-      </w:r>
-    </w:p>
-    <w:p>
-      <w:pPr>
-        <w:pStyle w:val="Listing"/>
-      </w:pPr>
-      <w:r>
-        <w:t>public class MemoryMonitor : IDisposable</w:t>
-      </w:r>
-    </w:p>
-    <w:p>
-      <w:pPr>
-        <w:pStyle w:val="Listing"/>
-      </w:pPr>
-      <w:r>
-        <w:t>{</w:t>
-      </w:r>
-    </w:p>
-    <w:p>
-      <w:pPr>
-        <w:pStyle w:val="Listing"/>
-      </w:pPr>
-      <w:r>
-        <w:t xml:space="preserve">    private bool _disposed;</w:t>
-      </w:r>
-    </w:p>
-    <w:p>
-      <w:pPr>
-        <w:pStyle w:val="Listing"/>
-      </w:pPr>
-      <w:r>
-        <w:t xml:space="preserve">    private List&lt;byte[]&gt; _allocatedMemory = new List&lt;byte[]&gt;();</w:t>
-      </w:r>
-    </w:p>
-    <w:p>
-      <w:pPr>
-        <w:pStyle w:val="Listing"/>
-      </w:pPr>
-      <w:r>
-        <w:t xml:space="preserve">    private Random _random = new Random();</w:t>
-      </w:r>
-    </w:p>
-    <w:p>
-      <w:pPr>
-        <w:pStyle w:val="Listing"/>
-      </w:pPr>
-    </w:p>
-    <w:p>
-      <w:pPr>
-        <w:pStyle w:val="Listing"/>
-      </w:pPr>
-      <w:r>
-        <w:t xml:space="preserve">    public void AllocateMemory(int sizeInMB)</w:t>
-      </w:r>
-    </w:p>
-    <w:p>
-      <w:pPr>
-        <w:pStyle w:val="Listing"/>
-      </w:pPr>
-      <w:r>
-        <w:t xml:space="preserve">    {</w:t>
-      </w:r>
-    </w:p>
-    <w:p>
-      <w:pPr>
-        <w:pStyle w:val="Listing"/>
-      </w:pPr>
-      <w:r>
-        <w:t xml:space="preserve">        // Выделяем память с возможной утечкой</w:t>
-      </w:r>
-    </w:p>
-    <w:p>
-      <w:pPr>
-        <w:pStyle w:val="Listing"/>
-      </w:pPr>
-      <w:r>
-        <w:t xml:space="preserve">        var data = new byte[sizeInMB * 1024 * 1024];</w:t>
-      </w:r>
-    </w:p>
-    <w:p>
-      <w:pPr>
-        <w:pStyle w:val="Listing"/>
-      </w:pPr>
-      <w:r>
-        <w:t xml:space="preserve">        _allocatedMemory.Add(data);</w:t>
-      </w:r>
-    </w:p>
-    <w:p>
-      <w:pPr>
-        <w:pStyle w:val="Listing"/>
-      </w:pPr>
-      <w:r>
-        <w:t xml:space="preserve">    }</w:t>
-      </w:r>
-    </w:p>
-    <w:p>
-      <w:pPr>
-        <w:pStyle w:val="Listing"/>
-      </w:pPr>
-    </w:p>
-    <w:p>
-      <w:pPr>
-        <w:pStyle w:val="Listing"/>
-      </w:pPr>
-      <w:r>
-        <w:lastRenderedPageBreak/>
-        <w:t xml:space="preserve">    public void AllocateLOHObjects(int count)</w:t>
-      </w:r>
-    </w:p>
-    <w:p>
-      <w:pPr>
-        <w:pStyle w:val="Listing"/>
-      </w:pPr>
-      <w:r>
-        <w:t xml:space="preserve">    {</w:t>
-      </w:r>
-    </w:p>
-    <w:p>
-      <w:pPr>
-        <w:pStyle w:val="Listing"/>
-      </w:pPr>
-      <w:r>
-        <w:t xml:space="preserve">        for (int i = 0; i &lt; count; i++)</w:t>
-      </w:r>
-    </w:p>
-    <w:p>
-      <w:pPr>
-        <w:pStyle w:val="Listing"/>
-      </w:pPr>
-      <w:r>
-        <w:t xml:space="preserve">        {</w:t>
-      </w:r>
-    </w:p>
-    <w:p>
-      <w:pPr>
-        <w:pStyle w:val="Listing"/>
-      </w:pPr>
-      <w:r>
-        <w:t xml:space="preserve">            // Объекты &gt; 85KB</w:t>
-      </w:r>
-    </w:p>
-    <w:p>
-      <w:pPr>
-        <w:pStyle w:val="Listing"/>
-      </w:pPr>
-      <w:r>
-        <w:t xml:space="preserve">            var largeObject = new byte[90000 + i];</w:t>
-      </w:r>
-    </w:p>
-    <w:p>
-      <w:pPr>
-        <w:pStyle w:val="Listing"/>
-      </w:pPr>
-      <w:r>
-        <w:t xml:space="preserve">        }</w:t>
-      </w:r>
-    </w:p>
-    <w:p>
-      <w:pPr>
-        <w:pStyle w:val="Listing"/>
-      </w:pPr>
-      <w:r>
-        <w:t xml:space="preserve">    }</w:t>
-      </w:r>
-    </w:p>
-    <w:p>
-      <w:pPr>
-        <w:pStyle w:val="Listing"/>
-      </w:pPr>
-    </w:p>
-    <w:p>
-      <w:pPr>
-        <w:pStyle w:val="Listing"/>
-      </w:pPr>
-      <w:r>
-        <w:t xml:space="preserve">    public void SimulateBoxing(int count = 1000000)</w:t>
-      </w:r>
-    </w:p>
-    <w:p>
-      <w:pPr>
-        <w:pStyle w:val="Listing"/>
-      </w:pPr>
-      <w:r>
-        <w:t xml:space="preserve">    {</w:t>
-      </w:r>
-    </w:p>
-    <w:p>
-      <w:pPr>
-        <w:pStyle w:val="Listing"/>
-      </w:pPr>
-      <w:r>
-        <w:t xml:space="preserve">        var list = new List&lt;object&gt;();</w:t>
-      </w:r>
-    </w:p>
-    <w:p>
-      <w:pPr>
-        <w:pStyle w:val="Listing"/>
-      </w:pPr>
-      <w:r>
-        <w:t xml:space="preserve">        for (int i = 0; i &lt; count; i++)</w:t>
-      </w:r>
-    </w:p>
-    <w:p>
-      <w:pPr>
-        <w:pStyle w:val="Listing"/>
-      </w:pPr>
-      <w:r>
-        <w:t xml:space="preserve">        {</w:t>
-      </w:r>
-    </w:p>
-    <w:p>
-      <w:pPr>
-        <w:pStyle w:val="Listing"/>
-      </w:pPr>
-      <w:r>
-        <w:t xml:space="preserve">            list.Add(i); // Упаковка</w:t>
-      </w:r>
-    </w:p>
-    <w:p>
-      <w:pPr>
-        <w:pStyle w:val="Listing"/>
-      </w:pPr>
-      <w:r>
-        <w:t xml:space="preserve">        }</w:t>
-      </w:r>
-    </w:p>
-    <w:p>
-      <w:pPr>
-        <w:pStyle w:val="Listing"/>
-      </w:pPr>
-      <w:r>
-        <w:t xml:space="preserve">    }</w:t>
-      </w:r>
-    </w:p>
-    <w:p>
-      <w:pPr>
-        <w:pStyle w:val="Listing"/>
-      </w:pPr>
-    </w:p>
-    <w:p>
-      <w:pPr>
-        <w:pStyle w:val="Listing"/>
-      </w:pPr>
-      <w:r>
-        <w:t xml:space="preserve">    public void PrintMemoryInfo(string message = "")</w:t>
-      </w:r>
-    </w:p>
-    <w:p>
-      <w:pPr>
-        <w:pStyle w:val="Listing"/>
-      </w:pPr>
-      <w:r>
-        <w:t xml:space="preserve">    {</w:t>
-      </w:r>
-    </w:p>
-    <w:p>
-      <w:pPr>
-        <w:pStyle w:val="Listing"/>
-      </w:pPr>
-      <w:r>
-        <w:t xml:space="preserve">        if (!string.IsNullOrEmpty(message))</w:t>
-      </w:r>
-    </w:p>
-    <w:p>
-      <w:pPr>
-        <w:pStyle w:val="Listing"/>
-      </w:pPr>
-      <w:r>
-        <w:t xml:space="preserve">            Console.WriteLine($"\n=== {message} ===");</w:t>
-      </w:r>
-    </w:p>
-    <w:p>
-      <w:pPr>
-        <w:pStyle w:val="Listing"/>
-      </w:pPr>
-    </w:p>
-    <w:p>
-      <w:pPr>
-        <w:pStyle w:val="Listing"/>
-      </w:pPr>
-      <w:r>
-        <w:t xml:space="preserve">        Console.WriteLine($"GC Generation: {GC.GetGeneration(this)}");</w:t>
-      </w:r>
-    </w:p>
-    <w:p>
-      <w:pPr>
-        <w:pStyle w:val="Listing"/>
-      </w:pPr>
-      <w:r>
-        <w:t xml:space="preserve">        Console.WriteLine($"Total Memory: {GC.GetTotalMemory(false) / (1024 * 1024)} MB");</w:t>
-      </w:r>
-    </w:p>
-    <w:p>
-      <w:pPr>
-        <w:pStyle w:val="Listing"/>
-      </w:pPr>
-      <w:r>
-        <w:t xml:space="preserve">        Console.WriteLine($"Collection Count Gen0: {GC.CollectionCount(0)}");</w:t>
-      </w:r>
-    </w:p>
-    <w:p>
-      <w:pPr>
-        <w:pStyle w:val="Listing"/>
-      </w:pPr>
-      <w:r>
-        <w:t xml:space="preserve">        Console.WriteLine($"Collection Count Gen1: {GC.CollectionCount(1)}");</w:t>
-      </w:r>
-    </w:p>
-    <w:p>
-      <w:pPr>
-        <w:pStyle w:val="Listing"/>
-      </w:pPr>
-      <w:r>
-        <w:t xml:space="preserve">        Console.WriteLine($"Collection Count Gen2: {GC.CollectionCount(2)}");</w:t>
-      </w:r>
-    </w:p>
-    <w:p>
-      <w:pPr>
-        <w:pStyle w:val="Listing"/>
-      </w:pPr>
-    </w:p>
-    <w:p>
-      <w:pPr>
-        <w:pStyle w:val="Listing"/>
-      </w:pPr>
-      <w:r>
-        <w:t xml:space="preserve">        using (Process process = Process.GetCurrentProcess())</w:t>
-      </w:r>
-    </w:p>
-    <w:p>
-      <w:pPr>
-        <w:pStyle w:val="Listing"/>
-      </w:pPr>
-      <w:r>
-        <w:t xml:space="preserve">        {</w:t>
-      </w:r>
-    </w:p>
-    <w:p>
-      <w:pPr>
-        <w:pStyle w:val="Listing"/>
-      </w:pPr>
-      <w:r>
-        <w:t xml:space="preserve">            Console.WriteLine($"Working Set: {process.WorkingSet64 / (1024 * 1024)} MB");</w:t>
-      </w:r>
-    </w:p>
-    <w:p>
-      <w:pPr>
-        <w:pStyle w:val="Listing"/>
-      </w:pPr>
-      <w:r>
-        <w:t xml:space="preserve">        }</w:t>
-      </w:r>
-    </w:p>
-    <w:p>
-      <w:pPr>
-        <w:pStyle w:val="Listing"/>
-      </w:pPr>
-      <w:r>
-        <w:t xml:space="preserve">    }</w:t>
-      </w:r>
-    </w:p>
-    <w:p>
-      <w:pPr>
-        <w:pStyle w:val="Listing"/>
-      </w:pPr>
-    </w:p>
-    <w:p>
-      <w:pPr>
-        <w:pStyle w:val="Listing"/>
-      </w:pPr>
-      <w:r>
-        <w:t xml:space="preserve">    public void Cleanup()</w:t>
-      </w:r>
-    </w:p>
-    <w:p>
-      <w:pPr>
-        <w:pStyle w:val="Listing"/>
-      </w:pPr>
-      <w:r>
-        <w:t xml:space="preserve">    {</w:t>
-      </w:r>
-    </w:p>
-    <w:p>
-      <w:pPr>
-        <w:pStyle w:val="Listing"/>
-      </w:pPr>
-      <w:r>
-        <w:t xml:space="preserve">        _allocatedMemory.Clear();</w:t>
-      </w:r>
-    </w:p>
-    <w:p>
-      <w:pPr>
-        <w:pStyle w:val="Listing"/>
-      </w:pPr>
-      <w:r>
-        <w:t xml:space="preserve">        GC.Collect();</w:t>
-      </w:r>
-    </w:p>
-    <w:p>
-      <w:pPr>
-        <w:pStyle w:val="Listing"/>
-      </w:pPr>
-      <w:r>
-        <w:t xml:space="preserve">        GC.WaitForPendingFinalizers();</w:t>
-      </w:r>
-    </w:p>
-    <w:p>
-      <w:pPr>
-        <w:pStyle w:val="Listing"/>
-      </w:pPr>
-      <w:r>
-        <w:t xml:space="preserve">    }</w:t>
-      </w:r>
-    </w:p>
-    <w:p>
-      <w:pPr>
-        <w:pStyle w:val="Listing"/>
-      </w:pPr>
-    </w:p>
-    <w:p>
-      <w:pPr>
-        <w:pStyle w:val="Listing"/>
-      </w:pPr>
-      <w:r>
-        <w:t xml:space="preserve">    public void Dispose()</w:t>
-      </w:r>
-    </w:p>
-    <w:p>
-      <w:pPr>
-        <w:pStyle w:val="Listing"/>
-      </w:pPr>
-      <w:r>
-        <w:t xml:space="preserve">    {</w:t>
-      </w:r>
-    </w:p>
-    <w:p>
-      <w:pPr>
-        <w:pStyle w:val="Listing"/>
-      </w:pPr>
-      <w:r>
-        <w:t xml:space="preserve">        if (!_disposed)</w:t>
-      </w:r>
-    </w:p>
-    <w:p>
-      <w:pPr>
-        <w:pStyle w:val="Listing"/>
-      </w:pPr>
-      <w:r>
-        <w:t xml:space="preserve">        {</w:t>
-      </w:r>
-    </w:p>
-    <w:p>
-      <w:pPr>
-        <w:pStyle w:val="Listing"/>
-      </w:pPr>
-      <w:r>
-        <w:t xml:space="preserve">            Cleanup();</w:t>
-      </w:r>
-    </w:p>
-    <w:p>
-      <w:pPr>
-        <w:pStyle w:val="Listing"/>
-      </w:pPr>
-      <w:r>
-        <w:t xml:space="preserve">            _disposed = true;</w:t>
-      </w:r>
-    </w:p>
-    <w:p>
-      <w:pPr>
-        <w:pStyle w:val="Listing"/>
-      </w:pPr>
-      <w:r>
-        <w:t xml:space="preserve">        }</w:t>
-      </w:r>
-    </w:p>
-    <w:p>
-      <w:pPr>
-        <w:pStyle w:val="Listing"/>
-      </w:pPr>
-      <w:r>
-        <w:t xml:space="preserve">    }</w:t>
-      </w:r>
-    </w:p>
-    <w:p>
-      <w:pPr>
-        <w:pStyle w:val="Listing"/>
-      </w:pPr>
-      <w:r>
-        <w:t>}</w:t>
-      </w:r>
-    </w:p>
-    <w:p/>
-    <w:p>
-      <w:pPr>
-        <w:ind w:firstLine="709"/>
-        <w:jc w:val="both"/>
-      </w:pPr>
-      <w:r>
-        <w:lastRenderedPageBreak/>
-        <w:t xml:space="preserve">Тестовая программа (задание 3) создает объект в операторе </w:t>
+        <w:t>using</w:t>
+      </w:r>
+      <w:r>
+        <w:t xml:space="preserve">, выделяет 10 МБ, создает 100 объектов в </w:t>
       </w:r>
       <w:r>
         <w:rPr>
           <w:i/>
         </w:rPr>
-        <w:t>using</w:t>
-      </w:r>
-      <w:r>
-        <w:t xml:space="preserve">, выделяет 10 МБ, создает 100 объектов в </w:t>
-      </w:r>
-      <w:r>
-        <w:rPr>
-          <w:i/>
-        </w:rPr>
         <w:t>LOH</w:t>
       </w:r>
       <w:r>
-        <w:t>, измеряет время упаковки, принудительно собирает мусор и сравнивает с версией без упаковки. Результат показан на рисунке 3.4.</w:t>
+        <w:t>, измеряет время упаковки, принудительно собирает мусор и сравнивает с версией без упаковки. Результат показан на рисунке 2.4.</w:t>
       </w:r>
     </w:p>
     <w:p>
@@ -3471,7 +2562,7 @@
           <w:noProof/>
         </w:rPr>
         <w:drawing>
-          <wp:inline distT="0" distB="0" distL="0" distR="0" wp14:anchorId="239E3F01" wp14:editId="08E3CEFA">
+          <wp:inline distT="0" distB="0" distL="0" distR="0" wp14:anchorId="0AC046DE" wp14:editId="0D6B5D36">
             <wp:extent cx="5580000" cy="4377320"/>
             <wp:effectExtent l="0" t="0" r="0" b="0"/>
             <wp:docPr id="4" name="Picture 4"/>
@@ -3513,7 +2604,7 @@
         <w:jc w:val="center"/>
       </w:pPr>
       <w:r>
-        <w:t xml:space="preserve">Рисунок 3.4 – Результат тестирования класса </w:t>
+        <w:t xml:space="preserve">Рисунок 2.4 – Результат тестирования класса </w:t>
       </w:r>
       <w:r>
         <w:rPr>
@@ -3547,14 +2638,15 @@
         <w:spacing w:before="360"/>
         <w:ind w:firstLine="709"/>
       </w:pPr>
-      <w:bookmarkStart w:id="7" w:name="_Toc242385949"/>
+      <w:bookmarkStart w:id="8" w:name="_Toc242612958"/>
       <w:r>
         <w:rPr>
           <w:rFonts w:ascii="Times New Roman" w:hAnsi="Times New Roman"/>
         </w:rPr>
-        <w:t>3.5 Анализ с помощью снимков памяти</w:t>
-      </w:r>
-      <w:bookmarkEnd w:id="7"/>
+        <w:lastRenderedPageBreak/>
+        <w:t>2.7 Анализ с помощью снимков памяти</w:t>
+      </w:r>
+      <w:bookmarkEnd w:id="8"/>
     </w:p>
     <w:p>
       <w:pPr>
@@ -3598,7 +2690,7 @@
         <w:t>dotnet-gcdump collect</w:t>
       </w:r>
       <w:r>
-        <w:t xml:space="preserve"> снимается снимок кучи. Отчеты по снимкам показаны на рисунках 3.5, 3.6 и 3.7.</w:t>
+        <w:t xml:space="preserve"> снимается снимок кучи. Отчеты по снимкам показаны на рисунках 2.5, 2.6 и 2.7.</w:t>
       </w:r>
     </w:p>
     <w:p>
@@ -3611,9 +2703,8 @@
         <w:rPr>
           <w:noProof/>
         </w:rPr>
-        <w:lastRenderedPageBreak/>
         <w:drawing>
-          <wp:inline distT="0" distB="0" distL="0" distR="0" wp14:anchorId="2687F67B" wp14:editId="4907A639">
+          <wp:inline distT="0" distB="0" distL="0" distR="0" wp14:anchorId="6AE39AAF" wp14:editId="38B22303">
             <wp:extent cx="5580000" cy="2662737"/>
             <wp:effectExtent l="0" t="0" r="0" b="0"/>
             <wp:docPr id="5" name="Picture 5"/>
@@ -3655,7 +2746,7 @@
         <w:jc w:val="center"/>
       </w:pPr>
       <w:r>
-        <w:t>Рисунок 3.5 – Снимок 1: начальное состояние</w:t>
+        <w:t>Рисунок 2.5 – Снимок 1: начальное состояние</w:t>
       </w:r>
     </w:p>
     <w:p/>
@@ -3695,7 +2786,7 @@
         <w:t>LOH</w:t>
       </w:r>
       <w:r>
-        <w:t xml:space="preserve"> показано на рисунке 3.6.</w:t>
+        <w:t xml:space="preserve"> показано на рисунке 2.6.</w:t>
       </w:r>
     </w:p>
     <w:p>
@@ -3708,8 +2799,9 @@
         <w:rPr>
           <w:noProof/>
         </w:rPr>
+        <w:lastRenderedPageBreak/>
         <w:drawing>
-          <wp:inline distT="0" distB="0" distL="0" distR="0" wp14:anchorId="4580B4DE" wp14:editId="75A79285">
+          <wp:inline distT="0" distB="0" distL="0" distR="0" wp14:anchorId="24F5F23F" wp14:editId="0A5B31A8">
             <wp:extent cx="5580000" cy="2545263"/>
             <wp:effectExtent l="0" t="0" r="0" b="0"/>
             <wp:docPr id="6" name="Picture 6"/>
@@ -3751,7 +2843,7 @@
         <w:jc w:val="center"/>
       </w:pPr>
       <w:r>
-        <w:t xml:space="preserve">Рисунок 3.6 – Снимок 2: после создания утечек и объектов </w:t>
+        <w:t xml:space="preserve">Рисунок 2.6 – Снимок 2: после создания утечек и объектов </w:t>
       </w:r>
       <w:r>
         <w:rPr>
@@ -3776,7 +2868,10 @@
         <w:t>Byte</w:t>
       </w:r>
       <w:r>
-        <w:t xml:space="preserve">[] размером около 100 КБ (100 захваченных обработчиками и 100 объектов </w:t>
+        <w:t>[]</w:t>
+      </w:r>
+      <w:r>
+        <w:t xml:space="preserve"> размером около 100 КБ (100 захваченных обработчиками и 100 объектов </w:t>
       </w:r>
       <w:r>
         <w:rPr>
@@ -3794,7 +2889,7 @@
         <w:jc w:val="both"/>
       </w:pPr>
       <w:r>
-        <w:t>Состояние после отписки и очистки списка показано на рисунке 3.7.</w:t>
+        <w:t>Состояние после отписки и очистки списка показано на рисунке 2.7.</w:t>
       </w:r>
     </w:p>
     <w:p>
@@ -3807,9 +2902,8 @@
         <w:rPr>
           <w:noProof/>
         </w:rPr>
-        <w:lastRenderedPageBreak/>
         <w:drawing>
-          <wp:inline distT="0" distB="0" distL="0" distR="0" wp14:anchorId="38ACEB68" wp14:editId="5CCFCE9E">
+          <wp:inline distT="0" distB="0" distL="0" distR="0" wp14:anchorId="678CBA8B" wp14:editId="1CDD4F66">
             <wp:extent cx="5580000" cy="2545263"/>
             <wp:effectExtent l="0" t="0" r="0" b="0"/>
             <wp:docPr id="7" name="Picture 7"/>
@@ -3851,7 +2945,7 @@
         <w:jc w:val="center"/>
       </w:pPr>
       <w:r>
-        <w:t>Рисунок 3.7 – Снимок 3: после отписки и очистки</w:t>
+        <w:t>Рисунок 2.7 – Снимок 3: после отписки и очистки</w:t>
       </w:r>
     </w:p>
     <w:p/>
@@ -3870,14 +2964,15 @@
         <w:spacing w:before="360"/>
         <w:ind w:firstLine="709"/>
       </w:pPr>
-      <w:bookmarkStart w:id="8" w:name="_Toc242385950"/>
+      <w:bookmarkStart w:id="9" w:name="_Toc242612959"/>
       <w:r>
         <w:rPr>
           <w:rFonts w:ascii="Times New Roman" w:hAnsi="Times New Roman"/>
         </w:rPr>
-        <w:t>3.6 Задание 4. Статические ссылки, утечки и поколения объектов</w:t>
-      </w:r>
-      <w:bookmarkEnd w:id="8"/>
+        <w:lastRenderedPageBreak/>
+        <w:t>2.8 Задание 4. Статические ссылки, утечки и поколения объектов</w:t>
+      </w:r>
+      <w:bookmarkEnd w:id="9"/>
     </w:p>
     <w:p>
       <w:pPr>
@@ -3972,364 +3067,16 @@
         <w:t>()</w:t>
       </w:r>
       <w:r>
-        <w:t xml:space="preserve"> снимает подписки. Код приведен в листинге.</w:t>
-      </w:r>
-    </w:p>
-    <w:p>
-      <w:pPr>
-        <w:keepNext/>
+        <w:t xml:space="preserve"> снимает подписки. Код приведен в приложении А.</w:t>
+      </w:r>
+    </w:p>
+    <w:p>
+      <w:pPr>
         <w:ind w:firstLine="709"/>
         <w:jc w:val="both"/>
       </w:pPr>
       <w:r>
-        <w:t xml:space="preserve">Листинг 3.3 – Классы </w:t>
-      </w:r>
-      <w:r>
-        <w:rPr>
-          <w:i/>
-        </w:rPr>
-        <w:t>StaticLeakDemo</w:t>
-      </w:r>
-      <w:r>
-        <w:t xml:space="preserve"> и </w:t>
-      </w:r>
-      <w:r>
-        <w:rPr>
-          <w:i/>
-        </w:rPr>
-        <w:t>EventLeakDemo</w:t>
-      </w:r>
-    </w:p>
-    <w:p>
-      <w:pPr>
-        <w:pStyle w:val="Listing"/>
-      </w:pPr>
-      <w:r>
-        <w:t>public class StaticLeakDemo</w:t>
-      </w:r>
-    </w:p>
-    <w:p>
-      <w:pPr>
-        <w:pStyle w:val="Listing"/>
-      </w:pPr>
-      <w:r>
-        <w:t>{</w:t>
-      </w:r>
-    </w:p>
-    <w:p>
-      <w:pPr>
-        <w:pStyle w:val="Listing"/>
-      </w:pPr>
-      <w:r>
-        <w:t xml:space="preserve">    private static List&lt;byte[]&gt; _staticList = new List&lt;byte[]&gt;();</w:t>
-      </w:r>
-    </w:p>
-    <w:p>
-      <w:pPr>
-        <w:pStyle w:val="Listing"/>
-      </w:pPr>
-    </w:p>
-    <w:p>
-      <w:pPr>
-        <w:pStyle w:val="Listing"/>
-      </w:pPr>
-      <w:r>
-        <w:t xml:space="preserve">    // Добавляет 1000 объектов по 10KB в статический список</w:t>
-      </w:r>
-    </w:p>
-    <w:p>
-      <w:pPr>
-        <w:pStyle w:val="Listing"/>
-      </w:pPr>
-      <w:r>
-        <w:t xml:space="preserve">    public static void AddData()</w:t>
-      </w:r>
-    </w:p>
-    <w:p>
-      <w:pPr>
-        <w:pStyle w:val="Listing"/>
-      </w:pPr>
-      <w:r>
-        <w:t xml:space="preserve">    {</w:t>
-      </w:r>
-    </w:p>
-    <w:p>
-      <w:pPr>
-        <w:pStyle w:val="Listing"/>
-      </w:pPr>
-      <w:r>
-        <w:t xml:space="preserve">        for (int i = 0; i &lt; 1000; i++)</w:t>
-      </w:r>
-    </w:p>
-    <w:p>
-      <w:pPr>
-        <w:pStyle w:val="Listing"/>
-      </w:pPr>
-      <w:r>
-        <w:t xml:space="preserve">            _staticList.Add(new byte[1024 * 10]);</w:t>
-      </w:r>
-    </w:p>
-    <w:p>
-      <w:pPr>
-        <w:pStyle w:val="Listing"/>
-      </w:pPr>
-      <w:r>
-        <w:t xml:space="preserve">    }</w:t>
-      </w:r>
-    </w:p>
-    <w:p>
-      <w:pPr>
-        <w:pStyle w:val="Listing"/>
-      </w:pPr>
-    </w:p>
-    <w:p>
-      <w:pPr>
-        <w:pStyle w:val="Listing"/>
-      </w:pPr>
-      <w:r>
-        <w:t xml:space="preserve">    public static void CheckMemory()</w:t>
-      </w:r>
-    </w:p>
-    <w:p>
-      <w:pPr>
-        <w:pStyle w:val="Listing"/>
-      </w:pPr>
-      <w:r>
-        <w:t xml:space="preserve">    {</w:t>
-      </w:r>
-    </w:p>
-    <w:p>
-      <w:pPr>
-        <w:pStyle w:val="Listing"/>
-      </w:pPr>
-      <w:r>
-        <w:lastRenderedPageBreak/>
-        <w:t xml:space="preserve">        Console.WriteLine($"  Текущий размер памяти: {GC.GetTotalMemory(false) / 1024} KB");</w:t>
-      </w:r>
-    </w:p>
-    <w:p>
-      <w:pPr>
-        <w:pStyle w:val="Listing"/>
-      </w:pPr>
-      <w:r>
-        <w:t xml:space="preserve">        Console.WriteLine($"  Количество объектов в статическом списке: {_staticList.Count}");</w:t>
-      </w:r>
-    </w:p>
-    <w:p>
-      <w:pPr>
-        <w:pStyle w:val="Listing"/>
-      </w:pPr>
-      <w:r>
-        <w:t xml:space="preserve">        Console.WriteLine($"  Поколение статического списка: {GC.GetGeneration(_staticList)}");</w:t>
-      </w:r>
-    </w:p>
-    <w:p>
-      <w:pPr>
-        <w:pStyle w:val="Listing"/>
-      </w:pPr>
-      <w:r>
-        <w:t xml:space="preserve">    }</w:t>
-      </w:r>
-    </w:p>
-    <w:p>
-      <w:pPr>
-        <w:pStyle w:val="Listing"/>
-      </w:pPr>
-      <w:r>
-        <w:t>}</w:t>
-      </w:r>
-    </w:p>
-    <w:p>
-      <w:pPr>
-        <w:pStyle w:val="Listing"/>
-      </w:pPr>
-    </w:p>
-    <w:p>
-      <w:pPr>
-        <w:pStyle w:val="Listing"/>
-      </w:pPr>
-      <w:r>
-        <w:t>// Событийная утечка</w:t>
-      </w:r>
-    </w:p>
-    <w:p>
-      <w:pPr>
-        <w:pStyle w:val="Listing"/>
-      </w:pPr>
-      <w:r>
-        <w:t>public class EventLeakDemo</w:t>
-      </w:r>
-    </w:p>
-    <w:p>
-      <w:pPr>
-        <w:pStyle w:val="Listing"/>
-      </w:pPr>
-      <w:r>
-        <w:t>{</w:t>
-      </w:r>
-    </w:p>
-    <w:p>
-      <w:pPr>
-        <w:pStyle w:val="Listing"/>
-      </w:pPr>
-      <w:r>
-        <w:t xml:space="preserve">    public event EventHandler? DemoEvent;</w:t>
-      </w:r>
-    </w:p>
-    <w:p>
-      <w:pPr>
-        <w:pStyle w:val="Listing"/>
-      </w:pPr>
-      <w:r>
-        <w:t xml:space="preserve">    private List&lt;EventHandler&gt; _handlers = new List&lt;EventHandler&gt;();</w:t>
-      </w:r>
-    </w:p>
-    <w:p>
-      <w:pPr>
-        <w:pStyle w:val="Listing"/>
-      </w:pPr>
-    </w:p>
-    <w:p>
-      <w:pPr>
-        <w:pStyle w:val="Listing"/>
-      </w:pPr>
-      <w:r>
-        <w:t xml:space="preserve">    // Подписка на событие; большой объект создаётся в обработчике и живёт, пока есть подписка</w:t>
-      </w:r>
-    </w:p>
-    <w:p>
-      <w:pPr>
-        <w:pStyle w:val="Listing"/>
-      </w:pPr>
-      <w:r>
-        <w:t xml:space="preserve">    public void Subscribe()</w:t>
-      </w:r>
-    </w:p>
-    <w:p>
-      <w:pPr>
-        <w:pStyle w:val="Listing"/>
-      </w:pPr>
-      <w:r>
-        <w:t xml:space="preserve">    {</w:t>
-      </w:r>
-    </w:p>
-    <w:p>
-      <w:pPr>
-        <w:pStyle w:val="Listing"/>
-      </w:pPr>
-      <w:r>
-        <w:t xml:space="preserve">        var bigObject = new byte[1024 * 100];</w:t>
-      </w:r>
-    </w:p>
-    <w:p>
-      <w:pPr>
-        <w:pStyle w:val="Listing"/>
-      </w:pPr>
-      <w:r>
-        <w:t xml:space="preserve">        EventHandler handler = (sender, e) =&gt; { bigObject[0]++; };</w:t>
-      </w:r>
-    </w:p>
-    <w:p>
-      <w:pPr>
-        <w:pStyle w:val="Listing"/>
-      </w:pPr>
-      <w:r>
-        <w:t xml:space="preserve">        DemoEvent += handler;</w:t>
-      </w:r>
-    </w:p>
-    <w:p>
-      <w:pPr>
-        <w:pStyle w:val="Listing"/>
-      </w:pPr>
-      <w:r>
-        <w:t xml:space="preserve">        _handlers.Add(handler);</w:t>
-      </w:r>
-    </w:p>
-    <w:p>
-      <w:pPr>
-        <w:pStyle w:val="Listing"/>
-      </w:pPr>
-      <w:r>
-        <w:t xml:space="preserve">    }</w:t>
-      </w:r>
-    </w:p>
-    <w:p>
-      <w:pPr>
-        <w:pStyle w:val="Listing"/>
-      </w:pPr>
-    </w:p>
-    <w:p>
-      <w:pPr>
-        <w:pStyle w:val="Listing"/>
-      </w:pPr>
-      <w:r>
-        <w:t xml:space="preserve">    // Отписка от всех подписок</w:t>
-      </w:r>
-    </w:p>
-    <w:p>
-      <w:pPr>
-        <w:pStyle w:val="Listing"/>
-      </w:pPr>
-      <w:r>
-        <w:t xml:space="preserve">    public void Unsubscribe()</w:t>
-      </w:r>
-    </w:p>
-    <w:p>
-      <w:pPr>
-        <w:pStyle w:val="Listing"/>
-      </w:pPr>
-      <w:r>
-        <w:t xml:space="preserve">    {</w:t>
-      </w:r>
-    </w:p>
-    <w:p>
-      <w:pPr>
-        <w:pStyle w:val="Listing"/>
-      </w:pPr>
-      <w:r>
-        <w:t xml:space="preserve">        foreach (var handler in _handlers)</w:t>
-      </w:r>
-    </w:p>
-    <w:p>
-      <w:pPr>
-        <w:pStyle w:val="Listing"/>
-      </w:pPr>
-      <w:r>
-        <w:t xml:space="preserve">            DemoEvent -= handler;</w:t>
-      </w:r>
-    </w:p>
-    <w:p>
-      <w:pPr>
-        <w:pStyle w:val="Listing"/>
-      </w:pPr>
-      <w:r>
-        <w:t xml:space="preserve">        _handlers.Clear();</w:t>
-      </w:r>
-    </w:p>
-    <w:p>
-      <w:pPr>
-        <w:pStyle w:val="Listing"/>
-      </w:pPr>
-      <w:r>
-        <w:t xml:space="preserve">    }</w:t>
-      </w:r>
-    </w:p>
-    <w:p>
-      <w:pPr>
-        <w:pStyle w:val="Listing"/>
-      </w:pPr>
-      <w:r>
-        <w:t>}</w:t>
-      </w:r>
-    </w:p>
-    <w:p/>
-    <w:p>
-      <w:pPr>
-        <w:ind w:firstLine="709"/>
-        <w:jc w:val="both"/>
-      </w:pPr>
-      <w:r>
-        <w:t>Дополнительно исследуется перемещение объекта между поколениями и размещение массивов разного размера. Результат показан на рисунке 3.8.</w:t>
+        <w:t>Дополнительно исследуется перемещение объекта между поколениями и размещение массивов разного размера. Результат показан на рисунке 2.8.</w:t>
       </w:r>
     </w:p>
     <w:p>
@@ -4342,9 +3089,8 @@
         <w:rPr>
           <w:noProof/>
         </w:rPr>
-        <w:lastRenderedPageBreak/>
         <w:drawing>
-          <wp:inline distT="0" distB="0" distL="0" distR="0" wp14:anchorId="2B367B6F" wp14:editId="642A2AB6">
+          <wp:inline distT="0" distB="0" distL="0" distR="0" wp14:anchorId="713BBAEB" wp14:editId="1B7EB26C">
             <wp:extent cx="5580000" cy="3987262"/>
             <wp:effectExtent l="0" t="0" r="0" b="0"/>
             <wp:docPr id="8" name="Picture 8"/>
@@ -4386,7 +3132,7 @@
         <w:jc w:val="center"/>
       </w:pPr>
       <w:r>
-        <w:t>Рисунок 3.8 – Результат выполнения задания 4</w:t>
+        <w:t>Рисунок 2.8 – Результат выполнения задания 4</w:t>
       </w:r>
     </w:p>
     <w:p/>
@@ -4465,12 +3211,13 @@
         <w:spacing w:before="360"/>
         <w:ind w:firstLine="709"/>
       </w:pPr>
-      <w:bookmarkStart w:id="9" w:name="_Toc242385951"/>
+      <w:bookmarkStart w:id="10" w:name="_Toc242612960"/>
       <w:r>
         <w:rPr>
           <w:rFonts w:ascii="Times New Roman" w:hAnsi="Times New Roman"/>
         </w:rPr>
-        <w:t xml:space="preserve">3.7 Задание 5. Исследование </w:t>
+        <w:lastRenderedPageBreak/>
+        <w:t xml:space="preserve">2.9 Задание 5. Исследование </w:t>
       </w:r>
       <w:r>
         <w:rPr>
@@ -4479,7 +3226,7 @@
         </w:rPr>
         <w:t>Large Object Heap</w:t>
       </w:r>
-      <w:bookmarkEnd w:id="9"/>
+      <w:bookmarkEnd w:id="10"/>
     </w:p>
     <w:p>
       <w:pPr>
@@ -4487,7 +3234,7 @@
         <w:jc w:val="both"/>
       </w:pPr>
       <w:r>
-        <w:t>Метод выделяет 100 массивов по 100 КБ и измеряет память до выделения, после выделения и после сборки. Затем создаются массивы 80 000 и 90 000 байт и объекты размером 10, 50, 90 и 200 КБ, для каждого определяется поколение. Результат показан на рисунке 3.9.</w:t>
+        <w:t>Метод выделяет 100 массивов по 100 КБ и измеряет память до выделения, после выделения и после сборки. Затем создаются массивы 80 000 и 90 000 байт и объекты размером 10, 50, 90 и 200 КБ, для каждого определяется поколение. Результат показан на рисунке 2.9.</w:t>
       </w:r>
     </w:p>
     <w:p>
@@ -4500,9 +3247,8 @@
         <w:rPr>
           <w:noProof/>
         </w:rPr>
-        <w:lastRenderedPageBreak/>
         <w:drawing>
-          <wp:inline distT="0" distB="0" distL="0" distR="0" wp14:anchorId="40B57CB5" wp14:editId="0D7DF783">
+          <wp:inline distT="0" distB="0" distL="0" distR="0" wp14:anchorId="668FA62F" wp14:editId="2FE747D2">
             <wp:extent cx="5580000" cy="2297010"/>
             <wp:effectExtent l="0" t="0" r="0" b="0"/>
             <wp:docPr id="9" name="Picture 9"/>
@@ -4544,7 +3290,7 @@
         <w:jc w:val="center"/>
       </w:pPr>
       <w:r>
-        <w:t>Рисунок 3.9 – Результат выполнения задания 5</w:t>
+        <w:t>Рисунок 2.9 – Результат выполнения задания 5</w:t>
       </w:r>
     </w:p>
     <w:p/>
@@ -4602,14 +3348,14 @@
         <w:spacing w:before="360"/>
         <w:ind w:firstLine="709"/>
       </w:pPr>
-      <w:bookmarkStart w:id="10" w:name="_Toc242385952"/>
+      <w:bookmarkStart w:id="11" w:name="_Toc242612961"/>
       <w:r>
         <w:rPr>
           <w:rFonts w:ascii="Times New Roman" w:hAnsi="Times New Roman"/>
         </w:rPr>
-        <w:t>3.8 Задание 6. Устранение упаковки</w:t>
-      </w:r>
-      <w:bookmarkEnd w:id="10"/>
+        <w:t>2.10 Задание 6. Устранение упаковки</w:t>
+      </w:r>
+      <w:bookmarkEnd w:id="11"/>
     </w:p>
     <w:p>
       <w:pPr>
@@ -4752,340 +3498,16 @@
         <w:t>OptimizedCode</w:t>
       </w:r>
       <w:r>
-        <w:t>). Код классов приведен в листинге.</w:t>
-      </w:r>
-    </w:p>
-    <w:p>
-      <w:pPr>
-        <w:keepNext/>
+        <w:t>). Код классов приведен в приложении А.</w:t>
+      </w:r>
+    </w:p>
+    <w:p>
+      <w:pPr>
         <w:ind w:firstLine="709"/>
         <w:jc w:val="both"/>
       </w:pPr>
       <w:r>
-        <w:t xml:space="preserve">Листинг 3.4 – Классы </w:t>
-      </w:r>
-      <w:r>
-        <w:rPr>
-          <w:i/>
-        </w:rPr>
-        <w:t>UnoptimizedCode</w:t>
-      </w:r>
-      <w:r>
-        <w:t xml:space="preserve"> и </w:t>
-      </w:r>
-      <w:r>
-        <w:rPr>
-          <w:i/>
-        </w:rPr>
-        <w:t>OptimizedCode</w:t>
-      </w:r>
-    </w:p>
-    <w:p>
-      <w:pPr>
-        <w:pStyle w:val="Listing"/>
-      </w:pPr>
-      <w:r>
-        <w:t>public class UnoptimizedCode</w:t>
-      </w:r>
-    </w:p>
-    <w:p>
-      <w:pPr>
-        <w:pStyle w:val="Listing"/>
-      </w:pPr>
-      <w:r>
-        <w:t>{</w:t>
-      </w:r>
-    </w:p>
-    <w:p>
-      <w:pPr>
-        <w:pStyle w:val="Listing"/>
-      </w:pPr>
-      <w:r>
-        <w:t xml:space="preserve">    private ArrayList _data = new ArrayList();</w:t>
-      </w:r>
-    </w:p>
-    <w:p>
-      <w:pPr>
-        <w:pStyle w:val="Listing"/>
-      </w:pPr>
-    </w:p>
-    <w:p>
-      <w:pPr>
-        <w:pStyle w:val="Listing"/>
-      </w:pPr>
-      <w:r>
-        <w:t xml:space="preserve">    public void AddData(int value)</w:t>
-      </w:r>
-    </w:p>
-    <w:p>
-      <w:pPr>
-        <w:pStyle w:val="Listing"/>
-      </w:pPr>
-      <w:r>
-        <w:t xml:space="preserve">    {</w:t>
-      </w:r>
-    </w:p>
-    <w:p>
-      <w:pPr>
-        <w:pStyle w:val="Listing"/>
-      </w:pPr>
-      <w:r>
-        <w:t xml:space="preserve">        _data.Add(value); // Упаковка!</w:t>
-      </w:r>
-    </w:p>
-    <w:p>
-      <w:pPr>
-        <w:pStyle w:val="Listing"/>
-      </w:pPr>
-      <w:r>
-        <w:t xml:space="preserve">    }</w:t>
-      </w:r>
-    </w:p>
-    <w:p>
-      <w:pPr>
-        <w:pStyle w:val="Listing"/>
-      </w:pPr>
-    </w:p>
-    <w:p>
-      <w:pPr>
-        <w:pStyle w:val="Listing"/>
-      </w:pPr>
-      <w:r>
-        <w:t xml:space="preserve">    public int GetSum()</w:t>
-      </w:r>
-    </w:p>
-    <w:p>
-      <w:pPr>
-        <w:pStyle w:val="Listing"/>
-      </w:pPr>
-      <w:r>
-        <w:t xml:space="preserve">    {</w:t>
-      </w:r>
-    </w:p>
-    <w:p>
-      <w:pPr>
-        <w:pStyle w:val="Listing"/>
-      </w:pPr>
-      <w:r>
-        <w:t xml:space="preserve">        int sum = 0;</w:t>
-      </w:r>
-    </w:p>
-    <w:p>
-      <w:pPr>
-        <w:pStyle w:val="Listing"/>
-      </w:pPr>
-      <w:r>
-        <w:t xml:space="preserve">        foreach (object item in _data) // Распаковка!</w:t>
-      </w:r>
-    </w:p>
-    <w:p>
-      <w:pPr>
-        <w:pStyle w:val="Listing"/>
-      </w:pPr>
-      <w:r>
-        <w:t xml:space="preserve">        {</w:t>
-      </w:r>
-    </w:p>
-    <w:p>
-      <w:pPr>
-        <w:pStyle w:val="Listing"/>
-      </w:pPr>
-      <w:r>
-        <w:t xml:space="preserve">            sum += (int)item;</w:t>
-      </w:r>
-    </w:p>
-    <w:p>
-      <w:pPr>
-        <w:pStyle w:val="Listing"/>
-      </w:pPr>
-      <w:r>
-        <w:t xml:space="preserve">        }</w:t>
-      </w:r>
-    </w:p>
-    <w:p>
-      <w:pPr>
-        <w:pStyle w:val="Listing"/>
-      </w:pPr>
-      <w:r>
-        <w:t xml:space="preserve">        return sum;</w:t>
-      </w:r>
-    </w:p>
-    <w:p>
-      <w:pPr>
-        <w:pStyle w:val="Listing"/>
-      </w:pPr>
-      <w:r>
-        <w:lastRenderedPageBreak/>
-        <w:t xml:space="preserve">    }</w:t>
-      </w:r>
-    </w:p>
-    <w:p>
-      <w:pPr>
-        <w:pStyle w:val="Listing"/>
-      </w:pPr>
-      <w:r>
-        <w:t>}</w:t>
-      </w:r>
-    </w:p>
-    <w:p>
-      <w:pPr>
-        <w:pStyle w:val="Listing"/>
-      </w:pPr>
-    </w:p>
-    <w:p>
-      <w:pPr>
-        <w:pStyle w:val="Listing"/>
-      </w:pPr>
-      <w:r>
-        <w:t>public class OptimizedCode</w:t>
-      </w:r>
-    </w:p>
-    <w:p>
-      <w:pPr>
-        <w:pStyle w:val="Listing"/>
-      </w:pPr>
-      <w:r>
-        <w:t>{</w:t>
-      </w:r>
-    </w:p>
-    <w:p>
-      <w:pPr>
-        <w:pStyle w:val="Listing"/>
-      </w:pPr>
-      <w:r>
-        <w:t xml:space="preserve">    private List&lt;int&gt; _data = new List&lt;int&gt;();</w:t>
-      </w:r>
-    </w:p>
-    <w:p>
-      <w:pPr>
-        <w:pStyle w:val="Listing"/>
-      </w:pPr>
-    </w:p>
-    <w:p>
-      <w:pPr>
-        <w:pStyle w:val="Listing"/>
-      </w:pPr>
-      <w:r>
-        <w:t xml:space="preserve">    public void AddData(int value)</w:t>
-      </w:r>
-    </w:p>
-    <w:p>
-      <w:pPr>
-        <w:pStyle w:val="Listing"/>
-      </w:pPr>
-      <w:r>
-        <w:t xml:space="preserve">    {</w:t>
-      </w:r>
-    </w:p>
-    <w:p>
-      <w:pPr>
-        <w:pStyle w:val="Listing"/>
-      </w:pPr>
-      <w:r>
-        <w:t xml:space="preserve">        _data.Add(value); // Без упаковки</w:t>
-      </w:r>
-    </w:p>
-    <w:p>
-      <w:pPr>
-        <w:pStyle w:val="Listing"/>
-      </w:pPr>
-      <w:r>
-        <w:t xml:space="preserve">    }</w:t>
-      </w:r>
-    </w:p>
-    <w:p>
-      <w:pPr>
-        <w:pStyle w:val="Listing"/>
-      </w:pPr>
-    </w:p>
-    <w:p>
-      <w:pPr>
-        <w:pStyle w:val="Listing"/>
-      </w:pPr>
-      <w:r>
-        <w:t xml:space="preserve">    public int GetSum()</w:t>
-      </w:r>
-    </w:p>
-    <w:p>
-      <w:pPr>
-        <w:pStyle w:val="Listing"/>
-      </w:pPr>
-      <w:r>
-        <w:t xml:space="preserve">    {</w:t>
-      </w:r>
-    </w:p>
-    <w:p>
-      <w:pPr>
-        <w:pStyle w:val="Listing"/>
-      </w:pPr>
-      <w:r>
-        <w:t xml:space="preserve">        int sum = 0;</w:t>
-      </w:r>
-    </w:p>
-    <w:p>
-      <w:pPr>
-        <w:pStyle w:val="Listing"/>
-      </w:pPr>
-      <w:r>
-        <w:t xml:space="preserve">        foreach (int item in _data)</w:t>
-      </w:r>
-    </w:p>
-    <w:p>
-      <w:pPr>
-        <w:pStyle w:val="Listing"/>
-      </w:pPr>
-      <w:r>
-        <w:t xml:space="preserve">        {</w:t>
-      </w:r>
-    </w:p>
-    <w:p>
-      <w:pPr>
-        <w:pStyle w:val="Listing"/>
-      </w:pPr>
-      <w:r>
-        <w:t xml:space="preserve">            sum += item;</w:t>
-      </w:r>
-    </w:p>
-    <w:p>
-      <w:pPr>
-        <w:pStyle w:val="Listing"/>
-      </w:pPr>
-      <w:r>
-        <w:t xml:space="preserve">        }</w:t>
-      </w:r>
-    </w:p>
-    <w:p>
-      <w:pPr>
-        <w:pStyle w:val="Listing"/>
-      </w:pPr>
-      <w:r>
-        <w:t xml:space="preserve">        return sum;</w:t>
-      </w:r>
-    </w:p>
-    <w:p>
-      <w:pPr>
-        <w:pStyle w:val="Listing"/>
-      </w:pPr>
-      <w:r>
-        <w:t xml:space="preserve">    }</w:t>
-      </w:r>
-    </w:p>
-    <w:p>
-      <w:pPr>
-        <w:pStyle w:val="Listing"/>
-      </w:pPr>
-      <w:r>
-        <w:t>}</w:t>
-      </w:r>
-    </w:p>
-    <w:p/>
-    <w:p>
-      <w:pPr>
-        <w:ind w:firstLine="709"/>
-        <w:jc w:val="both"/>
-      </w:pPr>
-      <w:r>
-        <w:t>Результаты сравнения показаны на рисунке 3.10.</w:t>
+        <w:t>Результаты сравнения показаны на рисунке 2.10.</w:t>
       </w:r>
     </w:p>
     <w:p>
@@ -5098,8 +3520,9 @@
         <w:rPr>
           <w:noProof/>
         </w:rPr>
+        <w:lastRenderedPageBreak/>
         <w:drawing>
-          <wp:inline distT="0" distB="0" distL="0" distR="0" wp14:anchorId="348D0234" wp14:editId="209A65C6">
+          <wp:inline distT="0" distB="0" distL="0" distR="0" wp14:anchorId="56BB0899" wp14:editId="6045B018">
             <wp:extent cx="5580000" cy="1516893"/>
             <wp:effectExtent l="0" t="0" r="0" b="0"/>
             <wp:docPr id="10" name="Picture 10"/>
@@ -5141,7 +3564,7 @@
         <w:jc w:val="center"/>
       </w:pPr>
       <w:r>
-        <w:t>Рисунок 3.10 – Результат выполнения задания 6</w:t>
+        <w:t>Рисунок 2.10 – Результат выполнения задания 6</w:t>
       </w:r>
     </w:p>
     <w:p/>
@@ -5175,10 +3598,20 @@
     <w:p>
       <w:pPr>
         <w:keepNext/>
+        <w:ind w:firstLine="709"/>
+        <w:jc w:val="both"/>
+      </w:pPr>
+      <w:r>
+        <w:t>Данные по теме «сравнение операций с упаковкой и без нее» приведены в таблице 2.1.</w:t>
+      </w:r>
+    </w:p>
+    <w:p>
+      <w:pPr>
+        <w:keepNext/>
         <w:spacing w:before="360"/>
       </w:pPr>
       <w:r>
-        <w:t>Таблица 3.1 – Сравнение операций с упаковкой и без нее (1 000 000 операций)</w:t>
+        <w:t>Таблица 2.1 – Сравнение операций с упаковкой и без нее (1 000 000 операций)</w:t>
       </w:r>
     </w:p>
     <w:tbl>
@@ -5531,7 +3964,6 @@
                 <w:i/>
                 <w:sz w:val="24"/>
               </w:rPr>
-              <w:lastRenderedPageBreak/>
               <w:t>OptimizedCode</w:t>
             </w:r>
             <w:r>
@@ -5639,14 +4071,14 @@
         <w:spacing w:before="360"/>
         <w:ind w:firstLine="709"/>
       </w:pPr>
-      <w:bookmarkStart w:id="11" w:name="_Toc242385953"/>
+      <w:bookmarkStart w:id="12" w:name="_Toc242612962"/>
       <w:r>
         <w:rPr>
           <w:rFonts w:ascii="Times New Roman" w:hAnsi="Times New Roman"/>
         </w:rPr>
-        <w:t>3.9 Задание 7. Поиск утечек в коде</w:t>
-      </w:r>
-      <w:bookmarkEnd w:id="11"/>
+        <w:t>2.11 Задание 7. Поиск утечек в коде</w:t>
+      </w:r>
+      <w:bookmarkEnd w:id="12"/>
     </w:p>
     <w:p>
       <w:pPr>
@@ -5681,7 +4113,27 @@
         <w:t>Dispose</w:t>
       </w:r>
       <w:r>
-        <w:t xml:space="preserve"> выполняется отписка от события, удаление потока из статического кэша и его освобождение. Код классов приведен в листинге.</w:t>
+        <w:t xml:space="preserve"> выполняется отписка от события, удаление потока из статического кэша и его освобождение. Код классов приведен в приложении А.</w:t>
+      </w:r>
+    </w:p>
+    <w:p>
+      <w:pPr>
+        <w:keepNext/>
+        <w:ind w:firstLine="709"/>
+        <w:jc w:val="both"/>
+      </w:pPr>
+      <w:r>
+        <w:lastRenderedPageBreak/>
+        <w:t xml:space="preserve">Сведения по теме «утечки в классе </w:t>
+      </w:r>
+      <w:r>
+        <w:rPr>
+          <w:i/>
+        </w:rPr>
+        <w:t>BuggyCode</w:t>
+      </w:r>
+      <w:r>
+        <w:t>» сведены в таблицу 2.2.</w:t>
       </w:r>
     </w:p>
     <w:p>
@@ -5690,7 +4142,7 @@
         <w:spacing w:before="360"/>
       </w:pPr>
       <w:r>
-        <w:t xml:space="preserve">Таблица 3.2 – Утечки в классе </w:t>
+        <w:t xml:space="preserve">Таблица 2.2 – Утечки в классе </w:t>
       </w:r>
       <w:r>
         <w:rPr>
@@ -6064,536 +4516,11 @@
     <w:p/>
     <w:p>
       <w:pPr>
-        <w:keepNext/>
         <w:ind w:firstLine="709"/>
         <w:jc w:val="both"/>
       </w:pPr>
       <w:r>
-        <w:t xml:space="preserve">Листинг 3.5 – Классы </w:t>
-      </w:r>
-      <w:r>
-        <w:rPr>
-          <w:i/>
-        </w:rPr>
-        <w:t>BuggyCode</w:t>
-      </w:r>
-      <w:r>
-        <w:t xml:space="preserve"> и </w:t>
-      </w:r>
-      <w:r>
-        <w:rPr>
-          <w:i/>
-        </w:rPr>
-        <w:t>FixedCode</w:t>
-      </w:r>
-    </w:p>
-    <w:p>
-      <w:pPr>
-        <w:pStyle w:val="Listing"/>
-      </w:pPr>
-      <w:r>
-        <w:t>public class BuggyCode</w:t>
-      </w:r>
-    </w:p>
-    <w:p>
-      <w:pPr>
-        <w:pStyle w:val="Listing"/>
-      </w:pPr>
-      <w:r>
-        <w:t>{</w:t>
-      </w:r>
-    </w:p>
-    <w:p>
-      <w:pPr>
-        <w:pStyle w:val="Listing"/>
-      </w:pPr>
-      <w:r>
-        <w:t xml:space="preserve">    private static List&lt;IDisposable&gt; _cache = new List&lt;IDisposable&gt;();</w:t>
-      </w:r>
-    </w:p>
-    <w:p>
-      <w:pPr>
-        <w:pStyle w:val="Listing"/>
-      </w:pPr>
-      <w:r>
-        <w:t xml:space="preserve">    private static event EventHandler? _globalEvent;</w:t>
-      </w:r>
-    </w:p>
-    <w:p>
-      <w:pPr>
-        <w:pStyle w:val="Listing"/>
-      </w:pPr>
-      <w:r>
-        <w:t xml:space="preserve">    private byte[] _data = new byte[1024 * 1024];</w:t>
-      </w:r>
-    </w:p>
-    <w:p>
-      <w:pPr>
-        <w:pStyle w:val="Listing"/>
-      </w:pPr>
-    </w:p>
-    <w:p>
-      <w:pPr>
-        <w:pStyle w:val="Listing"/>
-      </w:pPr>
-      <w:r>
-        <w:t xml:space="preserve">    public BuggyCode()</w:t>
-      </w:r>
-    </w:p>
-    <w:p>
-      <w:pPr>
-        <w:pStyle w:val="Listing"/>
-      </w:pPr>
-      <w:r>
-        <w:t xml:space="preserve">    {</w:t>
-      </w:r>
-    </w:p>
-    <w:p>
-      <w:pPr>
-        <w:pStyle w:val="Listing"/>
-      </w:pPr>
-      <w:r>
-        <w:t xml:space="preserve">        _globalEvent += OnEvent;              // Утечка 1: подписка на статическое событие без отписки</w:t>
-      </w:r>
-    </w:p>
-    <w:p>
-      <w:pPr>
-        <w:pStyle w:val="Listing"/>
-      </w:pPr>
-      <w:r>
-        <w:t xml:space="preserve">        _cache.Add(new MemoryStream(1024));   // Утечка 2: статический кэш хранит потоки и не освобождает их</w:t>
-      </w:r>
-    </w:p>
-    <w:p>
-      <w:pPr>
-        <w:pStyle w:val="Listing"/>
-      </w:pPr>
-      <w:r>
-        <w:t xml:space="preserve">    }</w:t>
-      </w:r>
-    </w:p>
-    <w:p>
-      <w:pPr>
-        <w:pStyle w:val="Listing"/>
-      </w:pPr>
-    </w:p>
-    <w:p>
-      <w:pPr>
-        <w:pStyle w:val="Listing"/>
-      </w:pPr>
-      <w:r>
-        <w:t xml:space="preserve">    private void OnEvent(object? sender, EventArgs e)</w:t>
-      </w:r>
-    </w:p>
-    <w:p>
-      <w:pPr>
-        <w:pStyle w:val="Listing"/>
-      </w:pPr>
-      <w:r>
-        <w:t xml:space="preserve">    {</w:t>
-      </w:r>
-    </w:p>
-    <w:p>
-      <w:pPr>
-        <w:pStyle w:val="Listing"/>
-      </w:pPr>
-      <w:r>
-        <w:t xml:space="preserve">        var temp = new byte[1024 * 100];</w:t>
-      </w:r>
-    </w:p>
-    <w:p>
-      <w:pPr>
-        <w:pStyle w:val="Listing"/>
-      </w:pPr>
-      <w:r>
-        <w:lastRenderedPageBreak/>
-        <w:t xml:space="preserve">    }</w:t>
-      </w:r>
-    </w:p>
-    <w:p>
-      <w:pPr>
-        <w:pStyle w:val="Listing"/>
-      </w:pPr>
-    </w:p>
-    <w:p>
-      <w:pPr>
-        <w:pStyle w:val="Listing"/>
-      </w:pPr>
-      <w:r>
-        <w:t xml:space="preserve">    public void SubscribeAll()</w:t>
-      </w:r>
-    </w:p>
-    <w:p>
-      <w:pPr>
-        <w:pStyle w:val="Listing"/>
-      </w:pPr>
-      <w:r>
-        <w:t xml:space="preserve">    {</w:t>
-      </w:r>
-    </w:p>
-    <w:p>
-      <w:pPr>
-        <w:pStyle w:val="Listing"/>
-      </w:pPr>
-      <w:r>
-        <w:t xml:space="preserve">        for (int i = 0; i &lt; 1000; i++)</w:t>
-      </w:r>
-    </w:p>
-    <w:p>
-      <w:pPr>
-        <w:pStyle w:val="Listing"/>
-      </w:pPr>
-      <w:r>
-        <w:t xml:space="preserve">        {</w:t>
-      </w:r>
-    </w:p>
-    <w:p>
-      <w:pPr>
-        <w:pStyle w:val="Listing"/>
-      </w:pPr>
-      <w:r>
-        <w:t xml:space="preserve">            new BuggyCode();                  // Утечка 3: _data (1MB) каждого объекта удерживается через событие</w:t>
-      </w:r>
-    </w:p>
-    <w:p>
-      <w:pPr>
-        <w:pStyle w:val="Listing"/>
-      </w:pPr>
-      <w:r>
-        <w:t xml:space="preserve">        }</w:t>
-      </w:r>
-    </w:p>
-    <w:p>
-      <w:pPr>
-        <w:pStyle w:val="Listing"/>
-      </w:pPr>
-      <w:r>
-        <w:t xml:space="preserve">    }</w:t>
-      </w:r>
-    </w:p>
-    <w:p>
-      <w:pPr>
-        <w:pStyle w:val="Listing"/>
-      </w:pPr>
-    </w:p>
-    <w:p>
-      <w:pPr>
-        <w:pStyle w:val="Listing"/>
-      </w:pPr>
-      <w:r>
-        <w:t xml:space="preserve">    public static int CacheCount =&gt; _cache.Count;</w:t>
-      </w:r>
-    </w:p>
-    <w:p>
-      <w:pPr>
-        <w:pStyle w:val="Listing"/>
-      </w:pPr>
-      <w:r>
-        <w:t>}</w:t>
-      </w:r>
-    </w:p>
-    <w:p>
-      <w:pPr>
-        <w:pStyle w:val="Listing"/>
-      </w:pPr>
-    </w:p>
-    <w:p>
-      <w:pPr>
-        <w:pStyle w:val="Listing"/>
-      </w:pPr>
-      <w:r>
-        <w:t>public class FixedCode : IDisposable</w:t>
-      </w:r>
-    </w:p>
-    <w:p>
-      <w:pPr>
-        <w:pStyle w:val="Listing"/>
-      </w:pPr>
-      <w:r>
-        <w:t>{</w:t>
-      </w:r>
-    </w:p>
-    <w:p>
-      <w:pPr>
-        <w:pStyle w:val="Listing"/>
-      </w:pPr>
-      <w:r>
-        <w:t xml:space="preserve">    private static List&lt;IDisposable&gt; _cache = new List&lt;IDisposable&gt;();</w:t>
-      </w:r>
-    </w:p>
-    <w:p>
-      <w:pPr>
-        <w:pStyle w:val="Listing"/>
-      </w:pPr>
-      <w:r>
-        <w:t xml:space="preserve">    private static event EventHandler? _globalEvent;</w:t>
-      </w:r>
-    </w:p>
-    <w:p>
-      <w:pPr>
-        <w:pStyle w:val="Listing"/>
-      </w:pPr>
-      <w:r>
-        <w:t xml:space="preserve">    private byte[]? _data = new byte[1024 * 1024];</w:t>
-      </w:r>
-    </w:p>
-    <w:p>
-      <w:pPr>
-        <w:pStyle w:val="Listing"/>
-      </w:pPr>
-      <w:r>
-        <w:t xml:space="preserve">    private MemoryStream _stream = new MemoryStream(1024);</w:t>
-      </w:r>
-    </w:p>
-    <w:p>
-      <w:pPr>
-        <w:pStyle w:val="Listing"/>
-      </w:pPr>
-    </w:p>
-    <w:p>
-      <w:pPr>
-        <w:pStyle w:val="Listing"/>
-      </w:pPr>
-      <w:r>
-        <w:t xml:space="preserve">    public FixedCode()</w:t>
-      </w:r>
-    </w:p>
-    <w:p>
-      <w:pPr>
-        <w:pStyle w:val="Listing"/>
-      </w:pPr>
-      <w:r>
-        <w:t xml:space="preserve">    {</w:t>
-      </w:r>
-    </w:p>
-    <w:p>
-      <w:pPr>
-        <w:pStyle w:val="Listing"/>
-      </w:pPr>
-      <w:r>
-        <w:t xml:space="preserve">        _globalEvent += OnEvent;</w:t>
-      </w:r>
-    </w:p>
-    <w:p>
-      <w:pPr>
-        <w:pStyle w:val="Listing"/>
-      </w:pPr>
-      <w:r>
-        <w:t xml:space="preserve">        _cache.Add(_stream);</w:t>
-      </w:r>
-    </w:p>
-    <w:p>
-      <w:pPr>
-        <w:pStyle w:val="Listing"/>
-      </w:pPr>
-      <w:r>
-        <w:t xml:space="preserve">    }</w:t>
-      </w:r>
-    </w:p>
-    <w:p>
-      <w:pPr>
-        <w:pStyle w:val="Listing"/>
-      </w:pPr>
-    </w:p>
-    <w:p>
-      <w:pPr>
-        <w:pStyle w:val="Listing"/>
-      </w:pPr>
-      <w:r>
-        <w:t xml:space="preserve">    private void OnEvent(object? sender, EventArgs e)</w:t>
-      </w:r>
-    </w:p>
-    <w:p>
-      <w:pPr>
-        <w:pStyle w:val="Listing"/>
-      </w:pPr>
-      <w:r>
-        <w:t xml:space="preserve">    {</w:t>
-      </w:r>
-    </w:p>
-    <w:p>
-      <w:pPr>
-        <w:pStyle w:val="Listing"/>
-      </w:pPr>
-      <w:r>
-        <w:t xml:space="preserve">        var temp = new byte[1024 * 100];</w:t>
-      </w:r>
-    </w:p>
-    <w:p>
-      <w:pPr>
-        <w:pStyle w:val="Listing"/>
-      </w:pPr>
-      <w:r>
-        <w:t xml:space="preserve">    }</w:t>
-      </w:r>
-    </w:p>
-    <w:p>
-      <w:pPr>
-        <w:pStyle w:val="Listing"/>
-      </w:pPr>
-    </w:p>
-    <w:p>
-      <w:pPr>
-        <w:pStyle w:val="Listing"/>
-      </w:pPr>
-      <w:r>
-        <w:t xml:space="preserve">    public void SubscribeAll()</w:t>
-      </w:r>
-    </w:p>
-    <w:p>
-      <w:pPr>
-        <w:pStyle w:val="Listing"/>
-      </w:pPr>
-      <w:r>
-        <w:t xml:space="preserve">    {</w:t>
-      </w:r>
-    </w:p>
-    <w:p>
-      <w:pPr>
-        <w:pStyle w:val="Listing"/>
-      </w:pPr>
-      <w:r>
-        <w:t xml:space="preserve">        for (int i = 0; i &lt; 1000; i++)</w:t>
-      </w:r>
-    </w:p>
-    <w:p>
-      <w:pPr>
-        <w:pStyle w:val="Listing"/>
-      </w:pPr>
-      <w:r>
-        <w:t xml:space="preserve">        {</w:t>
-      </w:r>
-    </w:p>
-    <w:p>
-      <w:pPr>
-        <w:pStyle w:val="Listing"/>
-      </w:pPr>
-      <w:r>
-        <w:t xml:space="preserve">            using (new FixedCode())           // объект освобождается сразу после использования</w:t>
-      </w:r>
-    </w:p>
-    <w:p>
-      <w:pPr>
-        <w:pStyle w:val="Listing"/>
-      </w:pPr>
-      <w:r>
-        <w:t xml:space="preserve">            {</w:t>
-      </w:r>
-    </w:p>
-    <w:p>
-      <w:pPr>
-        <w:pStyle w:val="Listing"/>
-      </w:pPr>
-      <w:r>
-        <w:t xml:space="preserve">            }</w:t>
-      </w:r>
-    </w:p>
-    <w:p>
-      <w:pPr>
-        <w:pStyle w:val="Listing"/>
-      </w:pPr>
-      <w:r>
-        <w:t xml:space="preserve">        }</w:t>
-      </w:r>
-    </w:p>
-    <w:p>
-      <w:pPr>
-        <w:pStyle w:val="Listing"/>
-      </w:pPr>
-      <w:r>
-        <w:t xml:space="preserve">    }</w:t>
-      </w:r>
-    </w:p>
-    <w:p>
-      <w:pPr>
-        <w:pStyle w:val="Listing"/>
-      </w:pPr>
-    </w:p>
-    <w:p>
-      <w:pPr>
-        <w:pStyle w:val="Listing"/>
-      </w:pPr>
-      <w:r>
-        <w:t xml:space="preserve">    public void Dispose()</w:t>
-      </w:r>
-    </w:p>
-    <w:p>
-      <w:pPr>
-        <w:pStyle w:val="Listing"/>
-      </w:pPr>
-      <w:r>
-        <w:t xml:space="preserve">    {</w:t>
-      </w:r>
-    </w:p>
-    <w:p>
-      <w:pPr>
-        <w:pStyle w:val="Listing"/>
-      </w:pPr>
-      <w:r>
-        <w:t xml:space="preserve">        _globalEvent -= OnEvent;              // отписка от события</w:t>
-      </w:r>
-    </w:p>
-    <w:p>
-      <w:pPr>
-        <w:pStyle w:val="Listing"/>
-      </w:pPr>
-      <w:r>
-        <w:t xml:space="preserve">        _cache.Remove(_stream);               // удаление из статического кэша</w:t>
-      </w:r>
-    </w:p>
-    <w:p>
-      <w:pPr>
-        <w:pStyle w:val="Listing"/>
-      </w:pPr>
-      <w:r>
-        <w:t xml:space="preserve">        _stream.Dispose();                    // освобождение потока</w:t>
-      </w:r>
-    </w:p>
-    <w:p>
-      <w:pPr>
-        <w:pStyle w:val="Listing"/>
-      </w:pPr>
-      <w:r>
-        <w:t xml:space="preserve">        _data = null;</w:t>
-      </w:r>
-    </w:p>
-    <w:p>
-      <w:pPr>
-        <w:pStyle w:val="Listing"/>
-      </w:pPr>
-      <w:r>
-        <w:t xml:space="preserve">    }</w:t>
-      </w:r>
-    </w:p>
-    <w:p>
-      <w:pPr>
-        <w:pStyle w:val="Listing"/>
-      </w:pPr>
-    </w:p>
-    <w:p>
-      <w:pPr>
-        <w:pStyle w:val="Listing"/>
-      </w:pPr>
-      <w:r>
-        <w:t xml:space="preserve">    public static int CacheCount =&gt; _cache.Count;</w:t>
-      </w:r>
-    </w:p>
-    <w:p>
-      <w:pPr>
-        <w:pStyle w:val="Listing"/>
-      </w:pPr>
-      <w:r>
-        <w:t>}</w:t>
-      </w:r>
-    </w:p>
-    <w:p/>
-    <w:p>
-      <w:pPr>
-        <w:ind w:firstLine="709"/>
-        <w:jc w:val="both"/>
-      </w:pPr>
-      <w:r>
-        <w:t>Результат запуска показан на рисунке 3.11.</w:t>
+        <w:t>Результат запуска показан на рисунке 2.11.</w:t>
       </w:r>
     </w:p>
     <w:p>
@@ -6607,7 +4534,7 @@
           <w:noProof/>
         </w:rPr>
         <w:drawing>
-          <wp:inline distT="0" distB="0" distL="0" distR="0" wp14:anchorId="5E3F3173" wp14:editId="3958DE6C">
+          <wp:inline distT="0" distB="0" distL="0" distR="0" wp14:anchorId="6C8172BD" wp14:editId="3D1BBDB0">
             <wp:extent cx="5580000" cy="1646913"/>
             <wp:effectExtent l="0" t="0" r="0" b="0"/>
             <wp:docPr id="11" name="Picture 11"/>
@@ -6649,7 +4576,7 @@
         <w:jc w:val="center"/>
       </w:pPr>
       <w:r>
-        <w:t>Рисунок 3.11 – Результат выполнения задания 7</w:t>
+        <w:t>Рисунок 2.11 – Результат выполнения задания 7</w:t>
       </w:r>
     </w:p>
     <w:p/>
@@ -6699,28 +4626,13 @@
         <w:pStyle w:val="1"/>
         <w:ind w:firstLine="709"/>
       </w:pPr>
-      <w:bookmarkStart w:id="12" w:name="_Toc242385954"/>
+      <w:bookmarkStart w:id="13" w:name="_Toc242612963"/>
       <w:r>
         <w:rPr>
           <w:rFonts w:ascii="Times New Roman" w:hAnsi="Times New Roman"/>
         </w:rPr>
         <w:lastRenderedPageBreak/>
-        <w:t>4 КОНТРОЛЬНЫЕ ВОПРОСЫ</w:t>
-      </w:r>
-      <w:bookmarkEnd w:id="12"/>
-    </w:p>
-    <w:p>
-      <w:pPr>
-        <w:pStyle w:val="21"/>
-        <w:spacing w:before="360"/>
-        <w:ind w:firstLine="709"/>
-      </w:pPr>
-      <w:bookmarkStart w:id="13" w:name="_Toc242385955"/>
-      <w:r>
-        <w:rPr>
-          <w:rFonts w:ascii="Times New Roman" w:hAnsi="Times New Roman"/>
-        </w:rPr>
-        <w:t>4.1 Вопросы к заданию 4</w:t>
+        <w:t>3 Ответы на контрольные вопросы</w:t>
       </w:r>
       <w:bookmarkEnd w:id="13"/>
     </w:p>
@@ -6730,23 +4642,8 @@
         <w:jc w:val="both"/>
       </w:pPr>
       <w:r>
-        <w:t>Объекты в обработчике события не удаляются, потому что событие хранит ссылку на делегат подписчика, а делегат ссылается на все, что он захватил. Пока подписка не снята, сборщик считает эти объекты достижимыми. После отписки ссылка исчезает, объекты становятся недостижимыми, и следующая сборка освобождает занятую ими память, что подтверждено в задании 4.</w:t>
-      </w:r>
-    </w:p>
-    <w:p>
-      <w:pPr>
-        <w:pStyle w:val="21"/>
-        <w:spacing w:before="360"/>
-        <w:ind w:firstLine="709"/>
-      </w:pPr>
-      <w:bookmarkStart w:id="14" w:name="_Toc242385956"/>
-      <w:r>
-        <w:rPr>
-          <w:rFonts w:ascii="Times New Roman" w:hAnsi="Times New Roman"/>
-        </w:rPr>
-        <w:t>4.2 Вопросы к заданию 5</w:t>
-      </w:r>
-      <w:bookmarkEnd w:id="14"/>
+        <w:t>1. Почему объекты в обработчике события не удаляются?</w:t>
+      </w:r>
     </w:p>
     <w:p>
       <w:pPr>
@@ -6754,59 +4651,8 @@
         <w:jc w:val="both"/>
       </w:pPr>
       <w:r>
-        <w:t xml:space="preserve">Объекты больше 85 000 байт попадают в </w:t>
-      </w:r>
-      <w:r>
-        <w:rPr>
-          <w:i/>
-        </w:rPr>
-        <w:t>LOH</w:t>
-      </w:r>
-      <w:r>
-        <w:t xml:space="preserve">, потому что их перемещение при уплотнении кучи было бы слишком дорогим. По этой же причине </w:t>
-      </w:r>
-      <w:r>
-        <w:rPr>
-          <w:i/>
-        </w:rPr>
-        <w:t>LOH</w:t>
-      </w:r>
-      <w:r>
-        <w:t xml:space="preserve"> обычно не уплотняется: освобожденные участки остаются «дырами». Фрагментация </w:t>
-      </w:r>
-      <w:r>
-        <w:rPr>
-          <w:i/>
-        </w:rPr>
-        <w:t>LOH</w:t>
-      </w:r>
-      <w:r>
-        <w:t xml:space="preserve"> приводит к тому, что большой массив нельзя разместить, хотя суммарно свободной памяти достаточно, растет потребление памяти и время сборок. Куча </w:t>
-      </w:r>
-      <w:r>
-        <w:rPr>
-          <w:i/>
-        </w:rPr>
-        <w:t>LOH</w:t>
-      </w:r>
-      <w:r>
-        <w:t xml:space="preserve"> собирается вместе с поколением 2, то есть при полной сборке.</w:t>
-      </w:r>
-    </w:p>
-    <w:p>
-      <w:pPr>
-        <w:pStyle w:val="21"/>
-        <w:spacing w:before="360"/>
-        <w:ind w:firstLine="709"/>
-      </w:pPr>
-      <w:bookmarkStart w:id="15" w:name="_Toc242385957"/>
-      <w:r>
-        <w:rPr>
-          <w:rFonts w:ascii="Times New Roman" w:hAnsi="Times New Roman"/>
-        </w:rPr>
-        <w:t>4.3 Вопрос 1. Поколения</w:t>
-      </w:r>
-      <w:bookmarkEnd w:id="15"/>
+        <w:t>Объекты в обработчике события не удаляются, потому что событие хранит ссылку на делегат подписчика, а делегат ссылается на все, что он захватил. Пока подписка не снята, сборщик считает эти объекты достижимыми. После отписки ссылка исчезает, объекты становятся недостижимыми, и следующая сборка освобождает занятую ими память, что подтверждено в задании 4.</w:t>
+      </w:r>
     </w:p>
     <w:p>
       <w:pPr>
@@ -6814,59 +4660,26 @@
         <w:jc w:val="both"/>
       </w:pPr>
       <w:r>
-        <w:t xml:space="preserve">Объекты, пережившие сборку, переходят из </w:t>
+        <w:t xml:space="preserve">2. Почему объекты больше 85 000 байт попадают в </w:t>
       </w:r>
       <w:r>
         <w:rPr>
           <w:i/>
         </w:rPr>
-        <w:t>Gen0</w:t>
-      </w:r>
-      <w:r>
-        <w:t xml:space="preserve"> в </w:t>
+        <w:t>LOH</w:t>
+      </w:r>
+      <w:r>
+        <w:t xml:space="preserve"> и почему </w:t>
       </w:r>
       <w:r>
         <w:rPr>
           <w:i/>
         </w:rPr>
-        <w:t>Gen1</w:t>
-      </w:r>
-      <w:r>
-        <w:t xml:space="preserve"> и затем в </w:t>
-      </w:r>
-      <w:r>
-        <w:rPr>
-          <w:i/>
-        </w:rPr>
-        <w:t>Gen2</w:t>
-      </w:r>
-      <w:r>
-        <w:t xml:space="preserve">. Молодые объекты собираются часто и дешево, долгоживущие – редко. Если объект ошибочно живет долго, например лежит в статическом списке, он оказывается в </w:t>
-      </w:r>
-      <w:r>
-        <w:rPr>
-          <w:i/>
-        </w:rPr>
-        <w:t>Gen2</w:t>
-      </w:r>
-      <w:r>
-        <w:t xml:space="preserve"> и освобождается только при полной сборке, что и приводит к утечке памяти.</w:t>
-      </w:r>
-    </w:p>
-    <w:p>
-      <w:pPr>
-        <w:pStyle w:val="21"/>
-        <w:spacing w:before="360"/>
-        <w:ind w:firstLine="709"/>
-      </w:pPr>
-      <w:bookmarkStart w:id="16" w:name="_Toc242385958"/>
-      <w:r>
-        <w:rPr>
-          <w:rFonts w:ascii="Times New Roman" w:hAnsi="Times New Roman"/>
-        </w:rPr>
-        <w:t>4.4 Вопрос 2. Статические ссылки</w:t>
-      </w:r>
-      <w:bookmarkEnd w:id="16"/>
+        <w:t>LOH</w:t>
+      </w:r>
+      <w:r>
+        <w:t xml:space="preserve"> обычно не уплотняется?</w:t>
+      </w:r>
     </w:p>
     <w:p>
       <w:pPr>
@@ -6874,37 +4687,44 @@
         <w:jc w:val="both"/>
       </w:pPr>
       <w:r>
-        <w:t>Статическая ссылка принадлежит классу, а не экземпляру, живет до завершения приложения и является корнем для сборщика мусора. Все, что достижимо из статической коллекции, считается используемым. Поэтому даже небольшие объекты, накапливаясь в статической коллекции, постепенно занимают большой объем памяти.</w:t>
-      </w:r>
-    </w:p>
-    <w:p>
-      <w:pPr>
-        <w:pStyle w:val="21"/>
-        <w:spacing w:before="360"/>
-        <w:ind w:firstLine="709"/>
-      </w:pPr>
-      <w:bookmarkStart w:id="17" w:name="_Toc242385959"/>
-      <w:r>
-        <w:rPr>
-          <w:rFonts w:ascii="Times New Roman" w:hAnsi="Times New Roman"/>
-        </w:rPr>
-        <w:lastRenderedPageBreak/>
-        <w:t xml:space="preserve">4.5 Вопрос 3. </w:t>
-      </w:r>
-      <w:r>
-        <w:rPr>
-          <w:rFonts w:ascii="Times New Roman" w:hAnsi="Times New Roman"/>
+        <w:t xml:space="preserve">Объекты больше 85 000 байт попадают в </w:t>
+      </w:r>
+      <w:r>
+        <w:rPr>
           <w:i/>
         </w:rPr>
         <w:t>LOH</w:t>
       </w:r>
       <w:r>
-        <w:rPr>
-          <w:rFonts w:ascii="Times New Roman" w:hAnsi="Times New Roman"/>
-        </w:rPr>
-        <w:t xml:space="preserve"> и фрагментация</w:t>
-      </w:r>
-      <w:bookmarkEnd w:id="17"/>
+        <w:t xml:space="preserve">, потому что их перемещение при уплотнении кучи было бы слишком дорогим. По этой же причине </w:t>
+      </w:r>
+      <w:r>
+        <w:rPr>
+          <w:i/>
+        </w:rPr>
+        <w:t>LOH</w:t>
+      </w:r>
+      <w:r>
+        <w:t xml:space="preserve"> обычно не уплотняется: освобожденные участки остаются «дырами». Фрагментация </w:t>
+      </w:r>
+      <w:r>
+        <w:rPr>
+          <w:i/>
+        </w:rPr>
+        <w:t>LOH</w:t>
+      </w:r>
+      <w:r>
+        <w:t xml:space="preserve"> приводит к тому, что большой массив нельзя разместить, хотя суммарно свободной памяти достаточно, растет потребление памяти и время сборок. Куча </w:t>
+      </w:r>
+      <w:r>
+        <w:rPr>
+          <w:i/>
+        </w:rPr>
+        <w:t>LOH</w:t>
+      </w:r>
+      <w:r>
+        <w:t xml:space="preserve"> собирается вместе с поколением 2, то есть при полной сборке.</w:t>
+      </w:r>
     </w:p>
     <w:p>
       <w:pPr>
@@ -6912,29 +4732,8 @@
         <w:jc w:val="both"/>
       </w:pPr>
       <w:r>
-        <w:rPr>
-          <w:i/>
-        </w:rPr>
-        <w:t>LOH</w:t>
-      </w:r>
-      <w:r>
-        <w:t xml:space="preserve"> не уплотняется из-за стоимости копирования больших блоков. Освобожденные блоки между живыми объектами образуют фрагменты. Если программа часто создает и удаляет массивы разного размера, свободная память дробится, новые большие массивы не помещаются, и сборщик вынужден увеличивать кучу.</w:t>
-      </w:r>
-    </w:p>
-    <w:p>
-      <w:pPr>
-        <w:pStyle w:val="21"/>
-        <w:spacing w:before="360"/>
-        <w:ind w:firstLine="709"/>
-      </w:pPr>
-      <w:bookmarkStart w:id="18" w:name="_Toc242385960"/>
-      <w:r>
-        <w:rPr>
-          <w:rFonts w:ascii="Times New Roman" w:hAnsi="Times New Roman"/>
-        </w:rPr>
-        <w:t>4.6 Вопрос 4. Событийные утечки</w:t>
-      </w:r>
-      <w:bookmarkEnd w:id="18"/>
+        <w:t>3. Как объекты переходят между поколениями и как это связано с утечками?</w:t>
+      </w:r>
     </w:p>
     <w:p>
       <w:pPr>
@@ -6942,87 +4741,44 @@
         <w:jc w:val="both"/>
       </w:pPr>
       <w:r>
-        <w:t xml:space="preserve">Подписчик, не отписавшийся от события, остается в списке вызова источника события. Если источник живет долго (статический объект), подписчик и все, на что он ссылается, не освобождаются. Исправление – отписываться оператором -=, например в методе </w:t>
+        <w:t xml:space="preserve">Объекты, пережившие сборку, переходят из </w:t>
       </w:r>
       <w:r>
         <w:rPr>
           <w:i/>
         </w:rPr>
-        <w:t>Dispose</w:t>
-      </w:r>
-      <w:r>
-        <w:t xml:space="preserve">. Безопасный пример: </w:t>
+        <w:t>Gen0</w:t>
+      </w:r>
+      <w:r>
+        <w:t xml:space="preserve"> в </w:t>
       </w:r>
       <w:r>
         <w:rPr>
           <w:i/>
         </w:rPr>
-        <w:t>source.Changed</w:t>
-      </w:r>
-      <w:r>
-        <w:t xml:space="preserve"> += </w:t>
+        <w:t>Gen1</w:t>
+      </w:r>
+      <w:r>
+        <w:t xml:space="preserve"> и затем в </w:t>
       </w:r>
       <w:r>
         <w:rPr>
           <w:i/>
         </w:rPr>
-        <w:t>Handler</w:t>
-      </w:r>
-      <w:r>
-        <w:t>;</w:t>
-      </w:r>
-      <w:r>
-        <w:t xml:space="preserve"> при завершении работы </w:t>
+        <w:t>Gen2</w:t>
+      </w:r>
+      <w:r>
+        <w:t xml:space="preserve">. Молодые объекты собираются часто и дешево, долгоживущие – редко. Если объект ошибочно живет долго, например лежит в статическом списке, он оказывается в </w:t>
       </w:r>
       <w:r>
         <w:rPr>
           <w:i/>
         </w:rPr>
-        <w:t>source.Changed</w:t>
-      </w:r>
-      <w:r>
-        <w:t xml:space="preserve"> -= </w:t>
-      </w:r>
-      <w:r>
-        <w:rPr>
-          <w:i/>
-        </w:rPr>
-        <w:t>Handler</w:t>
-      </w:r>
-      <w:r>
-        <w:t>;</w:t>
-      </w:r>
-      <w:r>
-        <w:t>.</w:t>
-      </w:r>
-    </w:p>
-    <w:p>
-      <w:pPr>
-        <w:pStyle w:val="21"/>
-        <w:spacing w:before="360"/>
-        <w:ind w:firstLine="709"/>
-      </w:pPr>
-      <w:bookmarkStart w:id="19" w:name="_Toc242385961"/>
-      <w:r>
-        <w:rPr>
-          <w:rFonts w:ascii="Times New Roman" w:hAnsi="Times New Roman"/>
-        </w:rPr>
-        <w:t xml:space="preserve">4.7 Вопрос 5. </w:t>
-      </w:r>
-      <w:r>
-        <w:rPr>
-          <w:rFonts w:ascii="Times New Roman" w:hAnsi="Times New Roman"/>
-          <w:i/>
-        </w:rPr>
-        <w:t>Boxing</w:t>
-      </w:r>
-      <w:r>
-        <w:rPr>
-          <w:rFonts w:ascii="Times New Roman" w:hAnsi="Times New Roman"/>
-        </w:rPr>
-        <w:t xml:space="preserve"> и производительность</w:t>
-      </w:r>
-      <w:bookmarkEnd w:id="19"/>
+        <w:t>Gen2</w:t>
+      </w:r>
+      <w:r>
+        <w:t xml:space="preserve"> и освобождается только при полной сборке, что и приводит к утечке памяти.</w:t>
+      </w:r>
     </w:p>
     <w:p>
       <w:pPr>
@@ -7030,6 +4786,148 @@
         <w:jc w:val="both"/>
       </w:pPr>
       <w:r>
+        <w:t>4. Почему статические ссылки опасны для памяти?</w:t>
+      </w:r>
+    </w:p>
+    <w:p>
+      <w:pPr>
+        <w:ind w:firstLine="709"/>
+        <w:jc w:val="both"/>
+      </w:pPr>
+      <w:r>
+        <w:t>Статическая ссылка принадлежит классу, а не экземпляру, живет до завершения приложения и является корнем для сборщика мусора. Все, что достижимо из статической коллекции, считается используемым. Поэтому даже небольшие объекты, накапливаясь в статической коллекции, постепенно занимают большой объем памяти.</w:t>
+      </w:r>
+    </w:p>
+    <w:p>
+      <w:pPr>
+        <w:ind w:firstLine="709"/>
+        <w:jc w:val="both"/>
+      </w:pPr>
+      <w:r>
+        <w:t xml:space="preserve">5. Что такое фрагментация </w:t>
+      </w:r>
+      <w:r>
+        <w:rPr>
+          <w:i/>
+        </w:rPr>
+        <w:t>LOH</w:t>
+      </w:r>
+      <w:r>
+        <w:t xml:space="preserve"> и к чему она приводит?</w:t>
+      </w:r>
+    </w:p>
+    <w:p>
+      <w:pPr>
+        <w:ind w:firstLine="709"/>
+        <w:jc w:val="both"/>
+      </w:pPr>
+      <w:r>
+        <w:rPr>
+          <w:i/>
+        </w:rPr>
+        <w:t>LOH</w:t>
+      </w:r>
+      <w:r>
+        <w:t xml:space="preserve"> не уплотняется из-за стоимости копирования больших блоков. Освобожденные блоки между живыми объектами образуют фрагменты. Если программа часто создает и удаляет массивы разного размера, свободная память дробится, новые большие массивы не помещаются, и сборщик вынужден увеличивать кучу.</w:t>
+      </w:r>
+    </w:p>
+    <w:p>
+      <w:pPr>
+        <w:ind w:firstLine="709"/>
+        <w:jc w:val="both"/>
+      </w:pPr>
+      <w:r>
+        <w:t>6. Как возникают событийные утечки и как их исправить?</w:t>
+      </w:r>
+    </w:p>
+    <w:p>
+      <w:pPr>
+        <w:ind w:firstLine="709"/>
+        <w:jc w:val="both"/>
+      </w:pPr>
+      <w:r>
+        <w:t xml:space="preserve">Подписчик, не отписавшийся от события, остается в списке вызова источника события. Если источник живет долго (статический объект), </w:t>
+      </w:r>
+      <w:r>
+        <w:lastRenderedPageBreak/>
+        <w:t xml:space="preserve">подписчик и все, на что он ссылается, не освобождаются. Исправление – отписываться оператором -=, например в методе </w:t>
+      </w:r>
+      <w:r>
+        <w:rPr>
+          <w:i/>
+        </w:rPr>
+        <w:t>Dispose</w:t>
+      </w:r>
+      <w:r>
+        <w:t xml:space="preserve">. Безопасный пример: </w:t>
+      </w:r>
+      <w:r>
+        <w:rPr>
+          <w:i/>
+        </w:rPr>
+        <w:t>source.Changed</w:t>
+      </w:r>
+      <w:r>
+        <w:t xml:space="preserve"> += </w:t>
+      </w:r>
+      <w:r>
+        <w:rPr>
+          <w:i/>
+        </w:rPr>
+        <w:t>Handler</w:t>
+      </w:r>
+      <w:r>
+        <w:t>;</w:t>
+      </w:r>
+      <w:r>
+        <w:t xml:space="preserve"> при завершении работы </w:t>
+      </w:r>
+      <w:r>
+        <w:rPr>
+          <w:i/>
+        </w:rPr>
+        <w:t>source.Changed</w:t>
+      </w:r>
+      <w:r>
+        <w:t xml:space="preserve"> -= </w:t>
+      </w:r>
+      <w:r>
+        <w:rPr>
+          <w:i/>
+        </w:rPr>
+        <w:t>Handler</w:t>
+      </w:r>
+      <w:r>
+        <w:t>;</w:t>
+      </w:r>
+      <w:r>
+        <w:t>.</w:t>
+      </w:r>
+    </w:p>
+    <w:p>
+      <w:pPr>
+        <w:ind w:firstLine="709"/>
+        <w:jc w:val="both"/>
+      </w:pPr>
+      <w:r>
+        <w:t xml:space="preserve">7. Как </w:t>
+      </w:r>
+      <w:r>
+        <w:rPr>
+          <w:i/>
+        </w:rPr>
+        <w:t>boxing</w:t>
+      </w:r>
+      <w:r>
+        <w:t xml:space="preserve"> влияет на производительность и как его избежать?</w:t>
+      </w:r>
+    </w:p>
+    <w:p>
+      <w:pPr>
+        <w:ind w:firstLine="709"/>
+        <w:jc w:val="both"/>
+      </w:pPr>
+      <w:r>
         <w:t xml:space="preserve">Упаковка – помещение значения простого типа в объект в куче. Она создает дополнительные объекты, нагружает сборщик и требует распаковки при чтении. Код с </w:t>
       </w:r>
       <w:r>
@@ -7094,15 +4992,15 @@
         <w:pStyle w:val="1"/>
         <w:jc w:val="center"/>
       </w:pPr>
-      <w:bookmarkStart w:id="20" w:name="_Toc242385962"/>
+      <w:bookmarkStart w:id="14" w:name="_Toc242612964"/>
       <w:r>
         <w:rPr>
           <w:rFonts w:ascii="Times New Roman" w:hAnsi="Times New Roman"/>
         </w:rPr>
         <w:lastRenderedPageBreak/>
-        <w:t>ЗАКЛЮЧЕНИЕ</w:t>
-      </w:r>
-      <w:bookmarkEnd w:id="20"/>
+        <w:t>Выводы</w:t>
+      </w:r>
+      <w:bookmarkEnd w:id="14"/>
     </w:p>
     <w:p>
       <w:pPr>
@@ -7173,9 +5071,1910 @@
         <w:t>BuggyCode</w:t>
       </w:r>
       <w:r>
-        <w:t>. Цель работы достигнута.</w:t>
-      </w:r>
-    </w:p>
+        <w:t>. Поставленная цель достигнута.</w:t>
+      </w:r>
+    </w:p>
+    <w:p>
+      <w:r>
+        <w:br w:type="page"/>
+      </w:r>
+    </w:p>
+    <w:p>
+      <w:pPr>
+        <w:pStyle w:val="1"/>
+        <w:jc w:val="center"/>
+      </w:pPr>
+      <w:bookmarkStart w:id="15" w:name="_Toc242612965"/>
+      <w:r>
+        <w:lastRenderedPageBreak/>
+        <w:t>Приложение А</w:t>
+      </w:r>
+      <w:r>
+        <w:br/>
+      </w:r>
+      <w:r>
+        <w:rPr>
+          <w:caps w:val="0"/>
+        </w:rPr>
+        <w:t>(обязательное)</w:t>
+      </w:r>
+      <w:r>
+        <w:rPr>
+          <w:caps w:val="0"/>
+        </w:rPr>
+        <w:br/>
+        <w:t>Листинги программного кода</w:t>
+      </w:r>
+      <w:bookmarkEnd w:id="15"/>
+    </w:p>
+    <w:p>
+      <w:pPr>
+        <w:keepNext/>
+        <w:ind w:firstLine="709"/>
+        <w:jc w:val="both"/>
+      </w:pPr>
+      <w:r>
+        <w:t>Листинг А.1 – Классы утечек из задания 1</w:t>
+      </w:r>
+    </w:p>
+    <w:p>
+      <w:pPr>
+        <w:pStyle w:val="Listing"/>
+      </w:pPr>
+      <w:r>
+        <w:t>public class MemoryLeakExample</w:t>
+      </w:r>
+    </w:p>
+    <w:p>
+      <w:pPr>
+        <w:pStyle w:val="Listing"/>
+      </w:pPr>
+      <w:r>
+        <w:t>{</w:t>
+      </w:r>
+    </w:p>
+    <w:p>
+      <w:pPr>
+        <w:pStyle w:val="Listing"/>
+      </w:pPr>
+      <w:r>
+        <w:t xml:space="preserve">    private static List&lt;byte[]&gt; _staticList = new List&lt;byte[]&gt;();</w:t>
+      </w:r>
+    </w:p>
+    <w:p>
+      <w:pPr>
+        <w:pStyle w:val="Listing"/>
+      </w:pPr>
+    </w:p>
+    <w:p>
+      <w:pPr>
+        <w:pStyle w:val="Listing"/>
+      </w:pPr>
+      <w:r>
+        <w:t xml:space="preserve">    public static void CreateMemoryLeak()</w:t>
+      </w:r>
+    </w:p>
+    <w:p>
+      <w:pPr>
+        <w:pStyle w:val="Listing"/>
+      </w:pPr>
+      <w:r>
+        <w:t xml:space="preserve">    {</w:t>
+      </w:r>
+    </w:p>
+    <w:p>
+      <w:pPr>
+        <w:pStyle w:val="Listing"/>
+      </w:pPr>
+      <w:r>
+        <w:t xml:space="preserve">        // Создаем объекты, которые никогда не будут собраны</w:t>
+      </w:r>
+    </w:p>
+    <w:p>
+      <w:pPr>
+        <w:pStyle w:val="Listing"/>
+      </w:pPr>
+      <w:r>
+        <w:t xml:space="preserve">        for (int i = 0; i &lt; 1000; i++)</w:t>
+      </w:r>
+    </w:p>
+    <w:p>
+      <w:pPr>
+        <w:pStyle w:val="Listing"/>
+      </w:pPr>
+      <w:r>
+        <w:t xml:space="preserve">        {</w:t>
+      </w:r>
+    </w:p>
+    <w:p>
+      <w:pPr>
+        <w:pStyle w:val="Listing"/>
+      </w:pPr>
+      <w:r>
+        <w:t xml:space="preserve">            _staticList.Add(new byte[1024 * 10]); // 10KB каждый</w:t>
+      </w:r>
+    </w:p>
+    <w:p>
+      <w:pPr>
+        <w:pStyle w:val="Listing"/>
+      </w:pPr>
+      <w:r>
+        <w:t xml:space="preserve">        }</w:t>
+      </w:r>
+    </w:p>
+    <w:p>
+      <w:pPr>
+        <w:pStyle w:val="Listing"/>
+      </w:pPr>
+      <w:r>
+        <w:t xml:space="preserve">    }</w:t>
+      </w:r>
+    </w:p>
+    <w:p>
+      <w:pPr>
+        <w:pStyle w:val="Listing"/>
+      </w:pPr>
+    </w:p>
+    <w:p>
+      <w:pPr>
+        <w:pStyle w:val="Listing"/>
+      </w:pPr>
+      <w:r>
+        <w:t xml:space="preserve">    public static void ClearMemoryLeak()</w:t>
+      </w:r>
+    </w:p>
+    <w:p>
+      <w:pPr>
+        <w:pStyle w:val="Listing"/>
+      </w:pPr>
+      <w:r>
+        <w:t xml:space="preserve">    {</w:t>
+      </w:r>
+    </w:p>
+    <w:p>
+      <w:pPr>
+        <w:pStyle w:val="Listing"/>
+      </w:pPr>
+      <w:r>
+        <w:t xml:space="preserve">        _staticList.Clear();</w:t>
+      </w:r>
+    </w:p>
+    <w:p>
+      <w:pPr>
+        <w:pStyle w:val="Listing"/>
+      </w:pPr>
+      <w:r>
+        <w:t xml:space="preserve">        GC.Collect();</w:t>
+      </w:r>
+    </w:p>
+    <w:p>
+      <w:pPr>
+        <w:pStyle w:val="Listing"/>
+      </w:pPr>
+      <w:r>
+        <w:t xml:space="preserve">        GC.WaitForPendingFinalizers();</w:t>
+      </w:r>
+    </w:p>
+    <w:p>
+      <w:pPr>
+        <w:pStyle w:val="Listing"/>
+      </w:pPr>
+      <w:r>
+        <w:t xml:space="preserve">    }</w:t>
+      </w:r>
+    </w:p>
+    <w:p>
+      <w:pPr>
+        <w:pStyle w:val="Listing"/>
+      </w:pPr>
+      <w:r>
+        <w:t>}</w:t>
+      </w:r>
+    </w:p>
+    <w:p/>
+    <w:p>
+      <w:pPr>
+        <w:keepNext/>
+        <w:ind w:firstLine="709"/>
+        <w:jc w:val="both"/>
+      </w:pPr>
+      <w:r>
+        <w:t xml:space="preserve">Листинг А.2 – Класс </w:t>
+      </w:r>
+      <w:r>
+        <w:rPr>
+          <w:i/>
+        </w:rPr>
+        <w:t>MemoryMonitor</w:t>
+      </w:r>
+    </w:p>
+    <w:p>
+      <w:pPr>
+        <w:pStyle w:val="Listing"/>
+      </w:pPr>
+      <w:r>
+        <w:t>public class MemoryMonitor : IDisposable</w:t>
+      </w:r>
+    </w:p>
+    <w:p>
+      <w:pPr>
+        <w:pStyle w:val="Listing"/>
+      </w:pPr>
+      <w:r>
+        <w:t>{</w:t>
+      </w:r>
+    </w:p>
+    <w:p>
+      <w:pPr>
+        <w:pStyle w:val="Listing"/>
+      </w:pPr>
+      <w:r>
+        <w:t xml:space="preserve">    private bool _disposed;</w:t>
+      </w:r>
+    </w:p>
+    <w:p>
+      <w:pPr>
+        <w:pStyle w:val="Listing"/>
+      </w:pPr>
+      <w:r>
+        <w:t xml:space="preserve">    private List&lt;byte[]&gt; _allocatedMemory = new List&lt;byte[]&gt;();</w:t>
+      </w:r>
+    </w:p>
+    <w:p>
+      <w:pPr>
+        <w:pStyle w:val="Listing"/>
+      </w:pPr>
+      <w:r>
+        <w:t xml:space="preserve">    private Random _random = new Random();</w:t>
+      </w:r>
+    </w:p>
+    <w:p>
+      <w:pPr>
+        <w:pStyle w:val="Listing"/>
+      </w:pPr>
+    </w:p>
+    <w:p>
+      <w:pPr>
+        <w:pStyle w:val="Listing"/>
+      </w:pPr>
+      <w:r>
+        <w:t xml:space="preserve">    public void AllocateMemory(int sizeInMB)</w:t>
+      </w:r>
+    </w:p>
+    <w:p>
+      <w:pPr>
+        <w:pStyle w:val="Listing"/>
+      </w:pPr>
+      <w:r>
+        <w:t xml:space="preserve">    {</w:t>
+      </w:r>
+    </w:p>
+    <w:p>
+      <w:pPr>
+        <w:pStyle w:val="Listing"/>
+      </w:pPr>
+      <w:r>
+        <w:t xml:space="preserve">        // Выделяем память с возможной утечкой</w:t>
+      </w:r>
+    </w:p>
+    <w:p>
+      <w:pPr>
+        <w:pStyle w:val="Listing"/>
+      </w:pPr>
+      <w:r>
+        <w:t xml:space="preserve">        var data = new byte[sizeInMB * 1024 * 1024];</w:t>
+      </w:r>
+    </w:p>
+    <w:p>
+      <w:pPr>
+        <w:pStyle w:val="Listing"/>
+      </w:pPr>
+      <w:r>
+        <w:t xml:space="preserve">        _allocatedMemory.Add(data);</w:t>
+      </w:r>
+    </w:p>
+    <w:p>
+      <w:pPr>
+        <w:pStyle w:val="Listing"/>
+      </w:pPr>
+      <w:r>
+        <w:t xml:space="preserve">    }</w:t>
+      </w:r>
+    </w:p>
+    <w:p>
+      <w:pPr>
+        <w:pStyle w:val="Listing"/>
+      </w:pPr>
+    </w:p>
+    <w:p>
+      <w:pPr>
+        <w:pStyle w:val="Listing"/>
+      </w:pPr>
+      <w:r>
+        <w:t xml:space="preserve">    public void AllocateLOHObjects(int count)</w:t>
+      </w:r>
+    </w:p>
+    <w:p>
+      <w:pPr>
+        <w:pStyle w:val="Listing"/>
+      </w:pPr>
+      <w:r>
+        <w:t xml:space="preserve">    {</w:t>
+      </w:r>
+    </w:p>
+    <w:p>
+      <w:pPr>
+        <w:pStyle w:val="Listing"/>
+      </w:pPr>
+      <w:r>
+        <w:t xml:space="preserve">        for (int i = 0; i &lt; count; i++)</w:t>
+      </w:r>
+    </w:p>
+    <w:p>
+      <w:pPr>
+        <w:pStyle w:val="Listing"/>
+      </w:pPr>
+      <w:r>
+        <w:t xml:space="preserve">        {</w:t>
+      </w:r>
+    </w:p>
+    <w:p>
+      <w:pPr>
+        <w:pStyle w:val="Listing"/>
+      </w:pPr>
+      <w:r>
+        <w:t xml:space="preserve">            // Объекты &gt; 85KB</w:t>
+      </w:r>
+    </w:p>
+    <w:p>
+      <w:pPr>
+        <w:pStyle w:val="Listing"/>
+      </w:pPr>
+      <w:r>
+        <w:t xml:space="preserve">            var largeObject = new byte[90000 + i];</w:t>
+      </w:r>
+    </w:p>
+    <w:p>
+      <w:pPr>
+        <w:pStyle w:val="Listing"/>
+      </w:pPr>
+      <w:r>
+        <w:t xml:space="preserve">        }</w:t>
+      </w:r>
+    </w:p>
+    <w:p>
+      <w:pPr>
+        <w:pStyle w:val="Listing"/>
+      </w:pPr>
+      <w:r>
+        <w:t xml:space="preserve">    }</w:t>
+      </w:r>
+    </w:p>
+    <w:p>
+      <w:pPr>
+        <w:pStyle w:val="Listing"/>
+      </w:pPr>
+    </w:p>
+    <w:p>
+      <w:pPr>
+        <w:pStyle w:val="Listing"/>
+      </w:pPr>
+      <w:r>
+        <w:t xml:space="preserve">    public void SimulateBoxing(int count = 1000000)</w:t>
+      </w:r>
+    </w:p>
+    <w:p>
+      <w:pPr>
+        <w:pStyle w:val="Listing"/>
+      </w:pPr>
+      <w:r>
+        <w:lastRenderedPageBreak/>
+        <w:t xml:space="preserve">    {</w:t>
+      </w:r>
+    </w:p>
+    <w:p>
+      <w:pPr>
+        <w:pStyle w:val="Listing"/>
+      </w:pPr>
+      <w:r>
+        <w:t xml:space="preserve">        var list = new List&lt;object&gt;();</w:t>
+      </w:r>
+    </w:p>
+    <w:p>
+      <w:pPr>
+        <w:pStyle w:val="Listing"/>
+      </w:pPr>
+      <w:r>
+        <w:t xml:space="preserve">        for (int i = 0; i &lt; count; i++)</w:t>
+      </w:r>
+    </w:p>
+    <w:p>
+      <w:pPr>
+        <w:pStyle w:val="Listing"/>
+      </w:pPr>
+      <w:r>
+        <w:t xml:space="preserve">        {</w:t>
+      </w:r>
+    </w:p>
+    <w:p>
+      <w:pPr>
+        <w:pStyle w:val="Listing"/>
+      </w:pPr>
+      <w:r>
+        <w:t xml:space="preserve">            list.Add(i); // Упаковка</w:t>
+      </w:r>
+    </w:p>
+    <w:p>
+      <w:pPr>
+        <w:pStyle w:val="Listing"/>
+      </w:pPr>
+      <w:r>
+        <w:t xml:space="preserve">        }</w:t>
+      </w:r>
+    </w:p>
+    <w:p>
+      <w:pPr>
+        <w:pStyle w:val="Listing"/>
+      </w:pPr>
+      <w:r>
+        <w:t xml:space="preserve">    }</w:t>
+      </w:r>
+    </w:p>
+    <w:p>
+      <w:pPr>
+        <w:pStyle w:val="Listing"/>
+      </w:pPr>
+    </w:p>
+    <w:p>
+      <w:pPr>
+        <w:pStyle w:val="Listing"/>
+      </w:pPr>
+      <w:r>
+        <w:t xml:space="preserve">    public void PrintMemoryInfo(string message = "")</w:t>
+      </w:r>
+    </w:p>
+    <w:p>
+      <w:pPr>
+        <w:pStyle w:val="Listing"/>
+      </w:pPr>
+      <w:r>
+        <w:t xml:space="preserve">    {</w:t>
+      </w:r>
+    </w:p>
+    <w:p>
+      <w:pPr>
+        <w:pStyle w:val="Listing"/>
+      </w:pPr>
+      <w:r>
+        <w:t xml:space="preserve">        if (!string.IsNullOrEmpty(message))</w:t>
+      </w:r>
+    </w:p>
+    <w:p>
+      <w:pPr>
+        <w:pStyle w:val="Listing"/>
+      </w:pPr>
+      <w:r>
+        <w:t xml:space="preserve">            Console.WriteLine($"\n=== {message} ===");</w:t>
+      </w:r>
+    </w:p>
+    <w:p>
+      <w:pPr>
+        <w:pStyle w:val="Listing"/>
+      </w:pPr>
+    </w:p>
+    <w:p>
+      <w:pPr>
+        <w:pStyle w:val="Listing"/>
+      </w:pPr>
+      <w:r>
+        <w:t xml:space="preserve">        Console.WriteLine($"GC Generation: {GC.GetGeneration(this)}");</w:t>
+      </w:r>
+    </w:p>
+    <w:p>
+      <w:pPr>
+        <w:pStyle w:val="Listing"/>
+      </w:pPr>
+      <w:r>
+        <w:t xml:space="preserve">        Console.WriteLine($"Total Memory: {GC.GetTotalMemory(false) / (1024 * 1024)} MB");</w:t>
+      </w:r>
+    </w:p>
+    <w:p>
+      <w:pPr>
+        <w:pStyle w:val="Listing"/>
+      </w:pPr>
+      <w:r>
+        <w:t xml:space="preserve">        Console.WriteLine($"Collection Count Gen0: {GC.CollectionCount(0)}");</w:t>
+      </w:r>
+    </w:p>
+    <w:p>
+      <w:pPr>
+        <w:pStyle w:val="Listing"/>
+      </w:pPr>
+      <w:r>
+        <w:t xml:space="preserve">        Console.WriteLine($"Collection Count Gen1: {GC.CollectionCount(1)}");</w:t>
+      </w:r>
+    </w:p>
+    <w:p>
+      <w:pPr>
+        <w:pStyle w:val="Listing"/>
+      </w:pPr>
+      <w:r>
+        <w:t xml:space="preserve">        Console.WriteLine($"Collection Count Gen2: {GC.CollectionCount(2)}");</w:t>
+      </w:r>
+    </w:p>
+    <w:p>
+      <w:pPr>
+        <w:pStyle w:val="Listing"/>
+      </w:pPr>
+    </w:p>
+    <w:p>
+      <w:pPr>
+        <w:pStyle w:val="Listing"/>
+      </w:pPr>
+      <w:r>
+        <w:t xml:space="preserve">        using (Process process = Process.GetCurrentProcess())</w:t>
+      </w:r>
+    </w:p>
+    <w:p>
+      <w:pPr>
+        <w:pStyle w:val="Listing"/>
+      </w:pPr>
+      <w:r>
+        <w:t xml:space="preserve">        {</w:t>
+      </w:r>
+    </w:p>
+    <w:p>
+      <w:pPr>
+        <w:pStyle w:val="Listing"/>
+      </w:pPr>
+      <w:r>
+        <w:t xml:space="preserve">            Console.WriteLine($"Working Set: {process.WorkingSet64 / (1024 * 1024)} MB");</w:t>
+      </w:r>
+    </w:p>
+    <w:p>
+      <w:pPr>
+        <w:pStyle w:val="Listing"/>
+      </w:pPr>
+      <w:r>
+        <w:t xml:space="preserve">        }</w:t>
+      </w:r>
+    </w:p>
+    <w:p>
+      <w:pPr>
+        <w:pStyle w:val="Listing"/>
+      </w:pPr>
+      <w:r>
+        <w:t xml:space="preserve">    }</w:t>
+      </w:r>
+    </w:p>
+    <w:p>
+      <w:pPr>
+        <w:pStyle w:val="Listing"/>
+      </w:pPr>
+    </w:p>
+    <w:p>
+      <w:pPr>
+        <w:pStyle w:val="Listing"/>
+      </w:pPr>
+      <w:r>
+        <w:t xml:space="preserve">    public void Cleanup()</w:t>
+      </w:r>
+    </w:p>
+    <w:p>
+      <w:pPr>
+        <w:pStyle w:val="Listing"/>
+      </w:pPr>
+      <w:r>
+        <w:t xml:space="preserve">    {</w:t>
+      </w:r>
+    </w:p>
+    <w:p>
+      <w:pPr>
+        <w:pStyle w:val="Listing"/>
+      </w:pPr>
+      <w:r>
+        <w:t xml:space="preserve">        _allocatedMemory.Clear();</w:t>
+      </w:r>
+    </w:p>
+    <w:p>
+      <w:pPr>
+        <w:pStyle w:val="Listing"/>
+      </w:pPr>
+      <w:r>
+        <w:t xml:space="preserve">        GC.Collect();</w:t>
+      </w:r>
+    </w:p>
+    <w:p>
+      <w:pPr>
+        <w:pStyle w:val="Listing"/>
+      </w:pPr>
+      <w:r>
+        <w:t xml:space="preserve">        GC.WaitForPendingFinalizers();</w:t>
+      </w:r>
+    </w:p>
+    <w:p>
+      <w:pPr>
+        <w:pStyle w:val="Listing"/>
+      </w:pPr>
+      <w:r>
+        <w:t xml:space="preserve">    }</w:t>
+      </w:r>
+    </w:p>
+    <w:p>
+      <w:pPr>
+        <w:pStyle w:val="Listing"/>
+      </w:pPr>
+    </w:p>
+    <w:p>
+      <w:pPr>
+        <w:pStyle w:val="Listing"/>
+      </w:pPr>
+      <w:r>
+        <w:t xml:space="preserve">    public void Dispose()</w:t>
+      </w:r>
+    </w:p>
+    <w:p>
+      <w:pPr>
+        <w:pStyle w:val="Listing"/>
+      </w:pPr>
+      <w:r>
+        <w:t xml:space="preserve">    {</w:t>
+      </w:r>
+    </w:p>
+    <w:p>
+      <w:pPr>
+        <w:pStyle w:val="Listing"/>
+      </w:pPr>
+      <w:r>
+        <w:t xml:space="preserve">        if (!_disposed)</w:t>
+      </w:r>
+    </w:p>
+    <w:p>
+      <w:pPr>
+        <w:pStyle w:val="Listing"/>
+      </w:pPr>
+      <w:r>
+        <w:t xml:space="preserve">        {</w:t>
+      </w:r>
+    </w:p>
+    <w:p>
+      <w:pPr>
+        <w:pStyle w:val="Listing"/>
+      </w:pPr>
+      <w:r>
+        <w:t xml:space="preserve">            Cleanup();</w:t>
+      </w:r>
+    </w:p>
+    <w:p>
+      <w:pPr>
+        <w:pStyle w:val="Listing"/>
+      </w:pPr>
+      <w:r>
+        <w:t xml:space="preserve">            _disposed = true;</w:t>
+      </w:r>
+    </w:p>
+    <w:p>
+      <w:pPr>
+        <w:pStyle w:val="Listing"/>
+      </w:pPr>
+      <w:r>
+        <w:t xml:space="preserve">        }</w:t>
+      </w:r>
+    </w:p>
+    <w:p>
+      <w:pPr>
+        <w:pStyle w:val="Listing"/>
+      </w:pPr>
+      <w:r>
+        <w:t xml:space="preserve">    }</w:t>
+      </w:r>
+    </w:p>
+    <w:p>
+      <w:pPr>
+        <w:pStyle w:val="Listing"/>
+      </w:pPr>
+      <w:r>
+        <w:t>}</w:t>
+      </w:r>
+    </w:p>
+    <w:p/>
+    <w:p>
+      <w:pPr>
+        <w:keepNext/>
+        <w:ind w:firstLine="709"/>
+        <w:jc w:val="both"/>
+      </w:pPr>
+      <w:r>
+        <w:t xml:space="preserve">Листинг А.3 – Классы </w:t>
+      </w:r>
+      <w:r>
+        <w:rPr>
+          <w:i/>
+        </w:rPr>
+        <w:t>StaticLeakDemo</w:t>
+      </w:r>
+      <w:r>
+        <w:t xml:space="preserve"> и </w:t>
+      </w:r>
+      <w:r>
+        <w:rPr>
+          <w:i/>
+        </w:rPr>
+        <w:t>EventLeakDemo</w:t>
+      </w:r>
+    </w:p>
+    <w:p>
+      <w:pPr>
+        <w:pStyle w:val="Listing"/>
+      </w:pPr>
+      <w:r>
+        <w:t>public class StaticLeakDemo</w:t>
+      </w:r>
+    </w:p>
+    <w:p>
+      <w:pPr>
+        <w:pStyle w:val="Listing"/>
+      </w:pPr>
+      <w:r>
+        <w:t>{</w:t>
+      </w:r>
+    </w:p>
+    <w:p>
+      <w:pPr>
+        <w:pStyle w:val="Listing"/>
+      </w:pPr>
+      <w:r>
+        <w:t xml:space="preserve">    private static List&lt;byte[]&gt; _staticList = new List&lt;byte[]&gt;();</w:t>
+      </w:r>
+    </w:p>
+    <w:p>
+      <w:pPr>
+        <w:pStyle w:val="Listing"/>
+      </w:pPr>
+    </w:p>
+    <w:p>
+      <w:pPr>
+        <w:pStyle w:val="Listing"/>
+      </w:pPr>
+      <w:r>
+        <w:t xml:space="preserve">    // Добавляет 1000 объектов по 10KB в статический список</w:t>
+      </w:r>
+    </w:p>
+    <w:p>
+      <w:pPr>
+        <w:pStyle w:val="Listing"/>
+      </w:pPr>
+      <w:r>
+        <w:t xml:space="preserve">    public static void AddData()</w:t>
+      </w:r>
+    </w:p>
+    <w:p>
+      <w:pPr>
+        <w:pStyle w:val="Listing"/>
+      </w:pPr>
+      <w:r>
+        <w:t xml:space="preserve">    {</w:t>
+      </w:r>
+    </w:p>
+    <w:p>
+      <w:pPr>
+        <w:pStyle w:val="Listing"/>
+      </w:pPr>
+      <w:r>
+        <w:t xml:space="preserve">        for (int i = 0; i &lt; 1000; i++)</w:t>
+      </w:r>
+    </w:p>
+    <w:p>
+      <w:pPr>
+        <w:pStyle w:val="Listing"/>
+      </w:pPr>
+      <w:r>
+        <w:t xml:space="preserve">            _staticList.Add(new byte[1024 * 10]);</w:t>
+      </w:r>
+    </w:p>
+    <w:p>
+      <w:pPr>
+        <w:pStyle w:val="Listing"/>
+      </w:pPr>
+      <w:r>
+        <w:lastRenderedPageBreak/>
+        <w:t xml:space="preserve">    }</w:t>
+      </w:r>
+    </w:p>
+    <w:p>
+      <w:pPr>
+        <w:pStyle w:val="Listing"/>
+      </w:pPr>
+    </w:p>
+    <w:p>
+      <w:pPr>
+        <w:pStyle w:val="Listing"/>
+      </w:pPr>
+      <w:r>
+        <w:t xml:space="preserve">    public static void CheckMemory()</w:t>
+      </w:r>
+    </w:p>
+    <w:p>
+      <w:pPr>
+        <w:pStyle w:val="Listing"/>
+      </w:pPr>
+      <w:r>
+        <w:t xml:space="preserve">    {</w:t>
+      </w:r>
+    </w:p>
+    <w:p>
+      <w:pPr>
+        <w:pStyle w:val="Listing"/>
+      </w:pPr>
+      <w:r>
+        <w:t xml:space="preserve">        Console.WriteLine($"  Текущий размер памяти: {GC.GetTotalMemory(false) / 1024} KB");</w:t>
+      </w:r>
+    </w:p>
+    <w:p>
+      <w:pPr>
+        <w:pStyle w:val="Listing"/>
+      </w:pPr>
+      <w:r>
+        <w:t xml:space="preserve">        Console.WriteLine($"  Количество объектов в статическом списке: {_staticList.Count}");</w:t>
+      </w:r>
+    </w:p>
+    <w:p>
+      <w:pPr>
+        <w:pStyle w:val="Listing"/>
+      </w:pPr>
+      <w:r>
+        <w:t xml:space="preserve">        Console.WriteLine($"  Поколение статического списка: {GC.GetGeneration(_staticList)}");</w:t>
+      </w:r>
+    </w:p>
+    <w:p>
+      <w:pPr>
+        <w:pStyle w:val="Listing"/>
+      </w:pPr>
+      <w:r>
+        <w:t xml:space="preserve">    }</w:t>
+      </w:r>
+    </w:p>
+    <w:p>
+      <w:pPr>
+        <w:pStyle w:val="Listing"/>
+      </w:pPr>
+      <w:r>
+        <w:t>}</w:t>
+      </w:r>
+    </w:p>
+    <w:p>
+      <w:pPr>
+        <w:pStyle w:val="Listing"/>
+      </w:pPr>
+    </w:p>
+    <w:p>
+      <w:pPr>
+        <w:pStyle w:val="Listing"/>
+      </w:pPr>
+      <w:r>
+        <w:t>// Событийная утечка</w:t>
+      </w:r>
+    </w:p>
+    <w:p>
+      <w:pPr>
+        <w:pStyle w:val="Listing"/>
+      </w:pPr>
+      <w:r>
+        <w:t>public class EventLeakDemo</w:t>
+      </w:r>
+    </w:p>
+    <w:p>
+      <w:pPr>
+        <w:pStyle w:val="Listing"/>
+      </w:pPr>
+      <w:r>
+        <w:t>{</w:t>
+      </w:r>
+    </w:p>
+    <w:p>
+      <w:pPr>
+        <w:pStyle w:val="Listing"/>
+      </w:pPr>
+      <w:r>
+        <w:t xml:space="preserve">    public event EventHandler? DemoEvent;</w:t>
+      </w:r>
+    </w:p>
+    <w:p>
+      <w:pPr>
+        <w:pStyle w:val="Listing"/>
+      </w:pPr>
+      <w:r>
+        <w:t xml:space="preserve">    private List&lt;EventHandler&gt; _handlers = new List&lt;EventHandler&gt;();</w:t>
+      </w:r>
+    </w:p>
+    <w:p>
+      <w:pPr>
+        <w:pStyle w:val="Listing"/>
+      </w:pPr>
+    </w:p>
+    <w:p>
+      <w:pPr>
+        <w:pStyle w:val="Listing"/>
+      </w:pPr>
+      <w:r>
+        <w:t xml:space="preserve">    // Подписка на событие; большой объект создаётся в обработчике и живёт, пока есть подписка</w:t>
+      </w:r>
+    </w:p>
+    <w:p>
+      <w:pPr>
+        <w:pStyle w:val="Listing"/>
+      </w:pPr>
+      <w:r>
+        <w:t xml:space="preserve">    public void Subscribe()</w:t>
+      </w:r>
+    </w:p>
+    <w:p>
+      <w:pPr>
+        <w:pStyle w:val="Listing"/>
+      </w:pPr>
+      <w:r>
+        <w:t xml:space="preserve">    {</w:t>
+      </w:r>
+    </w:p>
+    <w:p>
+      <w:pPr>
+        <w:pStyle w:val="Listing"/>
+      </w:pPr>
+      <w:r>
+        <w:t xml:space="preserve">        var bigObject = new byte[1024 * 100];</w:t>
+      </w:r>
+    </w:p>
+    <w:p>
+      <w:pPr>
+        <w:pStyle w:val="Listing"/>
+      </w:pPr>
+      <w:r>
+        <w:t xml:space="preserve">        EventHandler handler = (sender, e) =&gt; { bigObject[0]++; };</w:t>
+      </w:r>
+    </w:p>
+    <w:p>
+      <w:pPr>
+        <w:pStyle w:val="Listing"/>
+      </w:pPr>
+      <w:r>
+        <w:t xml:space="preserve">        DemoEvent += handler;</w:t>
+      </w:r>
+    </w:p>
+    <w:p>
+      <w:pPr>
+        <w:pStyle w:val="Listing"/>
+      </w:pPr>
+      <w:r>
+        <w:t xml:space="preserve">        _handlers.Add(handler);</w:t>
+      </w:r>
+    </w:p>
+    <w:p>
+      <w:pPr>
+        <w:pStyle w:val="Listing"/>
+      </w:pPr>
+      <w:r>
+        <w:t xml:space="preserve">    }</w:t>
+      </w:r>
+    </w:p>
+    <w:p>
+      <w:pPr>
+        <w:pStyle w:val="Listing"/>
+      </w:pPr>
+    </w:p>
+    <w:p>
+      <w:pPr>
+        <w:pStyle w:val="Listing"/>
+      </w:pPr>
+      <w:r>
+        <w:t xml:space="preserve">    // Отписка от всех подписок</w:t>
+      </w:r>
+    </w:p>
+    <w:p>
+      <w:pPr>
+        <w:pStyle w:val="Listing"/>
+      </w:pPr>
+      <w:r>
+        <w:t xml:space="preserve">    public void Unsubscribe()</w:t>
+      </w:r>
+    </w:p>
+    <w:p>
+      <w:pPr>
+        <w:pStyle w:val="Listing"/>
+      </w:pPr>
+      <w:r>
+        <w:t xml:space="preserve">    {</w:t>
+      </w:r>
+    </w:p>
+    <w:p>
+      <w:pPr>
+        <w:pStyle w:val="Listing"/>
+      </w:pPr>
+      <w:r>
+        <w:t xml:space="preserve">        foreach (var handler in _handlers)</w:t>
+      </w:r>
+    </w:p>
+    <w:p>
+      <w:pPr>
+        <w:pStyle w:val="Listing"/>
+      </w:pPr>
+      <w:r>
+        <w:t xml:space="preserve">            DemoEvent -= handler;</w:t>
+      </w:r>
+    </w:p>
+    <w:p>
+      <w:pPr>
+        <w:pStyle w:val="Listing"/>
+      </w:pPr>
+      <w:r>
+        <w:t xml:space="preserve">        _handlers.Clear();</w:t>
+      </w:r>
+    </w:p>
+    <w:p>
+      <w:pPr>
+        <w:pStyle w:val="Listing"/>
+      </w:pPr>
+      <w:r>
+        <w:t xml:space="preserve">    }</w:t>
+      </w:r>
+    </w:p>
+    <w:p>
+      <w:pPr>
+        <w:pStyle w:val="Listing"/>
+      </w:pPr>
+      <w:r>
+        <w:t>}</w:t>
+      </w:r>
+    </w:p>
+    <w:p/>
+    <w:p>
+      <w:pPr>
+        <w:keepNext/>
+        <w:ind w:firstLine="709"/>
+        <w:jc w:val="both"/>
+      </w:pPr>
+      <w:r>
+        <w:t xml:space="preserve">Листинг А.4 – Классы </w:t>
+      </w:r>
+      <w:r>
+        <w:rPr>
+          <w:i/>
+        </w:rPr>
+        <w:t>UnoptimizedCode</w:t>
+      </w:r>
+      <w:r>
+        <w:t xml:space="preserve"> и </w:t>
+      </w:r>
+      <w:r>
+        <w:rPr>
+          <w:i/>
+        </w:rPr>
+        <w:t>OptimizedCode</w:t>
+      </w:r>
+    </w:p>
+    <w:p>
+      <w:pPr>
+        <w:pStyle w:val="Listing"/>
+      </w:pPr>
+      <w:r>
+        <w:t>public class UnoptimizedCode</w:t>
+      </w:r>
+    </w:p>
+    <w:p>
+      <w:pPr>
+        <w:pStyle w:val="Listing"/>
+      </w:pPr>
+      <w:r>
+        <w:t>{</w:t>
+      </w:r>
+    </w:p>
+    <w:p>
+      <w:pPr>
+        <w:pStyle w:val="Listing"/>
+      </w:pPr>
+      <w:r>
+        <w:t xml:space="preserve">    private ArrayList _data = new ArrayList();</w:t>
+      </w:r>
+    </w:p>
+    <w:p>
+      <w:pPr>
+        <w:pStyle w:val="Listing"/>
+      </w:pPr>
+    </w:p>
+    <w:p>
+      <w:pPr>
+        <w:pStyle w:val="Listing"/>
+      </w:pPr>
+      <w:r>
+        <w:t xml:space="preserve">    public void AddData(int value)</w:t>
+      </w:r>
+    </w:p>
+    <w:p>
+      <w:pPr>
+        <w:pStyle w:val="Listing"/>
+      </w:pPr>
+      <w:r>
+        <w:t xml:space="preserve">    {</w:t>
+      </w:r>
+    </w:p>
+    <w:p>
+      <w:pPr>
+        <w:pStyle w:val="Listing"/>
+      </w:pPr>
+      <w:r>
+        <w:t xml:space="preserve">        _data.Add(value); // Упаковка!</w:t>
+      </w:r>
+    </w:p>
+    <w:p>
+      <w:pPr>
+        <w:pStyle w:val="Listing"/>
+      </w:pPr>
+      <w:r>
+        <w:t xml:space="preserve">    }</w:t>
+      </w:r>
+    </w:p>
+    <w:p>
+      <w:pPr>
+        <w:pStyle w:val="Listing"/>
+      </w:pPr>
+    </w:p>
+    <w:p>
+      <w:pPr>
+        <w:pStyle w:val="Listing"/>
+      </w:pPr>
+      <w:r>
+        <w:t xml:space="preserve">    public int GetSum()</w:t>
+      </w:r>
+    </w:p>
+    <w:p>
+      <w:pPr>
+        <w:pStyle w:val="Listing"/>
+      </w:pPr>
+      <w:r>
+        <w:t xml:space="preserve">    {</w:t>
+      </w:r>
+    </w:p>
+    <w:p>
+      <w:pPr>
+        <w:pStyle w:val="Listing"/>
+      </w:pPr>
+      <w:r>
+        <w:t xml:space="preserve">        int sum = 0;</w:t>
+      </w:r>
+    </w:p>
+    <w:p>
+      <w:pPr>
+        <w:pStyle w:val="Listing"/>
+      </w:pPr>
+      <w:r>
+        <w:t xml:space="preserve">        foreach (object item in _data) // Распаковка!</w:t>
+      </w:r>
+    </w:p>
+    <w:p>
+      <w:pPr>
+        <w:pStyle w:val="Listing"/>
+      </w:pPr>
+      <w:r>
+        <w:lastRenderedPageBreak/>
+        <w:t xml:space="preserve">        {</w:t>
+      </w:r>
+    </w:p>
+    <w:p>
+      <w:pPr>
+        <w:pStyle w:val="Listing"/>
+      </w:pPr>
+      <w:r>
+        <w:t xml:space="preserve">            sum += (int)item;</w:t>
+      </w:r>
+    </w:p>
+    <w:p>
+      <w:pPr>
+        <w:pStyle w:val="Listing"/>
+      </w:pPr>
+      <w:r>
+        <w:t xml:space="preserve">        }</w:t>
+      </w:r>
+    </w:p>
+    <w:p>
+      <w:pPr>
+        <w:pStyle w:val="Listing"/>
+      </w:pPr>
+      <w:r>
+        <w:t xml:space="preserve">        return sum;</w:t>
+      </w:r>
+    </w:p>
+    <w:p>
+      <w:pPr>
+        <w:pStyle w:val="Listing"/>
+      </w:pPr>
+      <w:r>
+        <w:t xml:space="preserve">    }</w:t>
+      </w:r>
+    </w:p>
+    <w:p>
+      <w:pPr>
+        <w:pStyle w:val="Listing"/>
+      </w:pPr>
+      <w:r>
+        <w:t>}</w:t>
+      </w:r>
+    </w:p>
+    <w:p>
+      <w:pPr>
+        <w:pStyle w:val="Listing"/>
+      </w:pPr>
+    </w:p>
+    <w:p>
+      <w:pPr>
+        <w:pStyle w:val="Listing"/>
+      </w:pPr>
+      <w:r>
+        <w:t>public class OptimizedCode</w:t>
+      </w:r>
+    </w:p>
+    <w:p>
+      <w:pPr>
+        <w:pStyle w:val="Listing"/>
+      </w:pPr>
+      <w:r>
+        <w:t>{</w:t>
+      </w:r>
+    </w:p>
+    <w:p>
+      <w:pPr>
+        <w:pStyle w:val="Listing"/>
+      </w:pPr>
+      <w:r>
+        <w:t xml:space="preserve">    private List&lt;int&gt; _data = new List&lt;int&gt;();</w:t>
+      </w:r>
+    </w:p>
+    <w:p>
+      <w:pPr>
+        <w:pStyle w:val="Listing"/>
+      </w:pPr>
+    </w:p>
+    <w:p>
+      <w:pPr>
+        <w:pStyle w:val="Listing"/>
+      </w:pPr>
+      <w:r>
+        <w:t xml:space="preserve">    public void AddData(int value)</w:t>
+      </w:r>
+    </w:p>
+    <w:p>
+      <w:pPr>
+        <w:pStyle w:val="Listing"/>
+      </w:pPr>
+      <w:r>
+        <w:t xml:space="preserve">    {</w:t>
+      </w:r>
+    </w:p>
+    <w:p>
+      <w:pPr>
+        <w:pStyle w:val="Listing"/>
+      </w:pPr>
+      <w:r>
+        <w:t xml:space="preserve">        _data.Add(value); // Без упаковки</w:t>
+      </w:r>
+    </w:p>
+    <w:p>
+      <w:pPr>
+        <w:pStyle w:val="Listing"/>
+      </w:pPr>
+      <w:r>
+        <w:t xml:space="preserve">    }</w:t>
+      </w:r>
+    </w:p>
+    <w:p>
+      <w:pPr>
+        <w:pStyle w:val="Listing"/>
+      </w:pPr>
+    </w:p>
+    <w:p>
+      <w:pPr>
+        <w:pStyle w:val="Listing"/>
+      </w:pPr>
+      <w:r>
+        <w:t xml:space="preserve">    public int GetSum()</w:t>
+      </w:r>
+    </w:p>
+    <w:p>
+      <w:pPr>
+        <w:pStyle w:val="Listing"/>
+      </w:pPr>
+      <w:r>
+        <w:t xml:space="preserve">    {</w:t>
+      </w:r>
+    </w:p>
+    <w:p>
+      <w:pPr>
+        <w:pStyle w:val="Listing"/>
+      </w:pPr>
+      <w:r>
+        <w:t xml:space="preserve">        int sum = 0;</w:t>
+      </w:r>
+    </w:p>
+    <w:p>
+      <w:pPr>
+        <w:pStyle w:val="Listing"/>
+      </w:pPr>
+      <w:r>
+        <w:t xml:space="preserve">        foreach (int item in _data)</w:t>
+      </w:r>
+    </w:p>
+    <w:p>
+      <w:pPr>
+        <w:pStyle w:val="Listing"/>
+      </w:pPr>
+      <w:r>
+        <w:t xml:space="preserve">        {</w:t>
+      </w:r>
+    </w:p>
+    <w:p>
+      <w:pPr>
+        <w:pStyle w:val="Listing"/>
+      </w:pPr>
+      <w:r>
+        <w:t xml:space="preserve">            sum += item;</w:t>
+      </w:r>
+    </w:p>
+    <w:p>
+      <w:pPr>
+        <w:pStyle w:val="Listing"/>
+      </w:pPr>
+      <w:r>
+        <w:t xml:space="preserve">        }</w:t>
+      </w:r>
+    </w:p>
+    <w:p>
+      <w:pPr>
+        <w:pStyle w:val="Listing"/>
+      </w:pPr>
+      <w:r>
+        <w:t xml:space="preserve">        return sum;</w:t>
+      </w:r>
+    </w:p>
+    <w:p>
+      <w:pPr>
+        <w:pStyle w:val="Listing"/>
+      </w:pPr>
+      <w:r>
+        <w:t xml:space="preserve">    }</w:t>
+      </w:r>
+    </w:p>
+    <w:p>
+      <w:pPr>
+        <w:pStyle w:val="Listing"/>
+      </w:pPr>
+      <w:r>
+        <w:t>}</w:t>
+      </w:r>
+    </w:p>
+    <w:p/>
+    <w:p>
+      <w:pPr>
+        <w:keepNext/>
+        <w:ind w:firstLine="709"/>
+        <w:jc w:val="both"/>
+      </w:pPr>
+      <w:r>
+        <w:t xml:space="preserve">Листинг А.5 – Классы </w:t>
+      </w:r>
+      <w:r>
+        <w:rPr>
+          <w:i/>
+        </w:rPr>
+        <w:t>BuggyCode</w:t>
+      </w:r>
+      <w:r>
+        <w:t xml:space="preserve"> и </w:t>
+      </w:r>
+      <w:r>
+        <w:rPr>
+          <w:i/>
+        </w:rPr>
+        <w:t>FixedCode</w:t>
+      </w:r>
+    </w:p>
+    <w:p>
+      <w:pPr>
+        <w:pStyle w:val="Listing"/>
+      </w:pPr>
+      <w:r>
+        <w:t>public class BuggyCode</w:t>
+      </w:r>
+    </w:p>
+    <w:p>
+      <w:pPr>
+        <w:pStyle w:val="Listing"/>
+      </w:pPr>
+      <w:r>
+        <w:t>{</w:t>
+      </w:r>
+    </w:p>
+    <w:p>
+      <w:pPr>
+        <w:pStyle w:val="Listing"/>
+      </w:pPr>
+      <w:r>
+        <w:t xml:space="preserve">    private static List&lt;IDisposable&gt; _cache = new List&lt;IDisposable&gt;();</w:t>
+      </w:r>
+    </w:p>
+    <w:p>
+      <w:pPr>
+        <w:pStyle w:val="Listing"/>
+      </w:pPr>
+      <w:r>
+        <w:t xml:space="preserve">    private static event EventHandler? _globalEvent;</w:t>
+      </w:r>
+    </w:p>
+    <w:p>
+      <w:pPr>
+        <w:pStyle w:val="Listing"/>
+      </w:pPr>
+      <w:r>
+        <w:t xml:space="preserve">    private byte[] _data = new byte[1024 * 1024];</w:t>
+      </w:r>
+    </w:p>
+    <w:p>
+      <w:pPr>
+        <w:pStyle w:val="Listing"/>
+      </w:pPr>
+    </w:p>
+    <w:p>
+      <w:pPr>
+        <w:pStyle w:val="Listing"/>
+      </w:pPr>
+      <w:r>
+        <w:t xml:space="preserve">    public BuggyCode()</w:t>
+      </w:r>
+    </w:p>
+    <w:p>
+      <w:pPr>
+        <w:pStyle w:val="Listing"/>
+      </w:pPr>
+      <w:r>
+        <w:t xml:space="preserve">    {</w:t>
+      </w:r>
+    </w:p>
+    <w:p>
+      <w:pPr>
+        <w:pStyle w:val="Listing"/>
+      </w:pPr>
+      <w:r>
+        <w:t xml:space="preserve">        _globalEvent += OnEvent;              // Утечка 1: подписка на статическое событие без отписки</w:t>
+      </w:r>
+    </w:p>
+    <w:p>
+      <w:pPr>
+        <w:pStyle w:val="Listing"/>
+      </w:pPr>
+      <w:r>
+        <w:t xml:space="preserve">        _cache.Add(new MemoryStream(1024));   // Утечка 2: статический кэш хранит потоки и не освобождает их</w:t>
+      </w:r>
+    </w:p>
+    <w:p>
+      <w:pPr>
+        <w:pStyle w:val="Listing"/>
+      </w:pPr>
+      <w:r>
+        <w:t xml:space="preserve">    }</w:t>
+      </w:r>
+    </w:p>
+    <w:p>
+      <w:pPr>
+        <w:pStyle w:val="Listing"/>
+      </w:pPr>
+    </w:p>
+    <w:p>
+      <w:pPr>
+        <w:pStyle w:val="Listing"/>
+      </w:pPr>
+      <w:r>
+        <w:t xml:space="preserve">    private void OnEvent(object? sender, EventArgs e)</w:t>
+      </w:r>
+    </w:p>
+    <w:p>
+      <w:pPr>
+        <w:pStyle w:val="Listing"/>
+      </w:pPr>
+      <w:r>
+        <w:t xml:space="preserve">    {</w:t>
+      </w:r>
+    </w:p>
+    <w:p>
+      <w:pPr>
+        <w:pStyle w:val="Listing"/>
+      </w:pPr>
+      <w:r>
+        <w:t xml:space="preserve">        var temp = new byte[1024 * 100];</w:t>
+      </w:r>
+    </w:p>
+    <w:p>
+      <w:pPr>
+        <w:pStyle w:val="Listing"/>
+      </w:pPr>
+      <w:r>
+        <w:t xml:space="preserve">    }</w:t>
+      </w:r>
+    </w:p>
+    <w:p>
+      <w:pPr>
+        <w:pStyle w:val="Listing"/>
+      </w:pPr>
+    </w:p>
+    <w:p>
+      <w:pPr>
+        <w:pStyle w:val="Listing"/>
+      </w:pPr>
+      <w:r>
+        <w:t xml:space="preserve">    public void SubscribeAll()</w:t>
+      </w:r>
+    </w:p>
+    <w:p>
+      <w:pPr>
+        <w:pStyle w:val="Listing"/>
+      </w:pPr>
+      <w:r>
+        <w:t xml:space="preserve">    {</w:t>
+      </w:r>
+    </w:p>
+    <w:p>
+      <w:pPr>
+        <w:pStyle w:val="Listing"/>
+      </w:pPr>
+      <w:r>
+        <w:t xml:space="preserve">        for (int i = 0; i &lt; 1000; i++)</w:t>
+      </w:r>
+    </w:p>
+    <w:p>
+      <w:pPr>
+        <w:pStyle w:val="Listing"/>
+      </w:pPr>
+      <w:r>
+        <w:t xml:space="preserve">        {</w:t>
+      </w:r>
+    </w:p>
+    <w:p>
+      <w:pPr>
+        <w:pStyle w:val="Listing"/>
+      </w:pPr>
+      <w:r>
+        <w:lastRenderedPageBreak/>
+        <w:t xml:space="preserve">            new BuggyCode();                  // Утечка 3: _data (1MB) каждого объекта удерживается через событие</w:t>
+      </w:r>
+    </w:p>
+    <w:p>
+      <w:pPr>
+        <w:pStyle w:val="Listing"/>
+      </w:pPr>
+      <w:r>
+        <w:t xml:space="preserve">        }</w:t>
+      </w:r>
+    </w:p>
+    <w:p>
+      <w:pPr>
+        <w:pStyle w:val="Listing"/>
+      </w:pPr>
+      <w:r>
+        <w:t xml:space="preserve">    }</w:t>
+      </w:r>
+    </w:p>
+    <w:p>
+      <w:pPr>
+        <w:pStyle w:val="Listing"/>
+      </w:pPr>
+    </w:p>
+    <w:p>
+      <w:pPr>
+        <w:pStyle w:val="Listing"/>
+      </w:pPr>
+      <w:r>
+        <w:t xml:space="preserve">    public static int CacheCount =&gt; _cache.Count;</w:t>
+      </w:r>
+    </w:p>
+    <w:p>
+      <w:pPr>
+        <w:pStyle w:val="Listing"/>
+      </w:pPr>
+      <w:r>
+        <w:t>}</w:t>
+      </w:r>
+    </w:p>
+    <w:p>
+      <w:pPr>
+        <w:pStyle w:val="Listing"/>
+      </w:pPr>
+    </w:p>
+    <w:p>
+      <w:pPr>
+        <w:pStyle w:val="Listing"/>
+      </w:pPr>
+      <w:r>
+        <w:t>public class FixedCode : IDisposable</w:t>
+      </w:r>
+    </w:p>
+    <w:p>
+      <w:pPr>
+        <w:pStyle w:val="Listing"/>
+      </w:pPr>
+      <w:r>
+        <w:t>{</w:t>
+      </w:r>
+    </w:p>
+    <w:p>
+      <w:pPr>
+        <w:pStyle w:val="Listing"/>
+      </w:pPr>
+      <w:r>
+        <w:t xml:space="preserve">    private static List&lt;IDisposable&gt; _cache = new List&lt;IDisposable&gt;();</w:t>
+      </w:r>
+    </w:p>
+    <w:p>
+      <w:pPr>
+        <w:pStyle w:val="Listing"/>
+      </w:pPr>
+      <w:r>
+        <w:t xml:space="preserve">    private static event EventHandler? _globalEvent;</w:t>
+      </w:r>
+    </w:p>
+    <w:p>
+      <w:pPr>
+        <w:pStyle w:val="Listing"/>
+      </w:pPr>
+      <w:r>
+        <w:t xml:space="preserve">    private byte[]? _data = new byte[1024 * 1024];</w:t>
+      </w:r>
+    </w:p>
+    <w:p>
+      <w:pPr>
+        <w:pStyle w:val="Listing"/>
+      </w:pPr>
+      <w:r>
+        <w:t xml:space="preserve">    private MemoryStream _stream = new MemoryStream(1024);</w:t>
+      </w:r>
+    </w:p>
+    <w:p>
+      <w:pPr>
+        <w:pStyle w:val="Listing"/>
+      </w:pPr>
+    </w:p>
+    <w:p>
+      <w:pPr>
+        <w:pStyle w:val="Listing"/>
+      </w:pPr>
+      <w:r>
+        <w:t xml:space="preserve">    public FixedCode()</w:t>
+      </w:r>
+    </w:p>
+    <w:p>
+      <w:pPr>
+        <w:pStyle w:val="Listing"/>
+      </w:pPr>
+      <w:r>
+        <w:t xml:space="preserve">    {</w:t>
+      </w:r>
+    </w:p>
+    <w:p>
+      <w:pPr>
+        <w:pStyle w:val="Listing"/>
+      </w:pPr>
+      <w:r>
+        <w:t xml:space="preserve">        _globalEvent += OnEvent;</w:t>
+      </w:r>
+    </w:p>
+    <w:p>
+      <w:pPr>
+        <w:pStyle w:val="Listing"/>
+      </w:pPr>
+      <w:r>
+        <w:t xml:space="preserve">        _cache.Add(_stream);</w:t>
+      </w:r>
+    </w:p>
+    <w:p>
+      <w:pPr>
+        <w:pStyle w:val="Listing"/>
+      </w:pPr>
+      <w:r>
+        <w:t xml:space="preserve">    }</w:t>
+      </w:r>
+    </w:p>
+    <w:p>
+      <w:pPr>
+        <w:pStyle w:val="Listing"/>
+      </w:pPr>
+    </w:p>
+    <w:p>
+      <w:pPr>
+        <w:pStyle w:val="Listing"/>
+      </w:pPr>
+      <w:r>
+        <w:t xml:space="preserve">    private void OnEvent(object? sender, EventArgs e)</w:t>
+      </w:r>
+    </w:p>
+    <w:p>
+      <w:pPr>
+        <w:pStyle w:val="Listing"/>
+      </w:pPr>
+      <w:r>
+        <w:t xml:space="preserve">    {</w:t>
+      </w:r>
+    </w:p>
+    <w:p>
+      <w:pPr>
+        <w:pStyle w:val="Listing"/>
+      </w:pPr>
+      <w:r>
+        <w:t xml:space="preserve">        var temp = new byte[1024 * 100];</w:t>
+      </w:r>
+    </w:p>
+    <w:p>
+      <w:pPr>
+        <w:pStyle w:val="Listing"/>
+      </w:pPr>
+      <w:r>
+        <w:t xml:space="preserve">    }</w:t>
+      </w:r>
+    </w:p>
+    <w:p>
+      <w:pPr>
+        <w:pStyle w:val="Listing"/>
+      </w:pPr>
+    </w:p>
+    <w:p>
+      <w:pPr>
+        <w:pStyle w:val="Listing"/>
+      </w:pPr>
+      <w:r>
+        <w:t xml:space="preserve">    public void SubscribeAll()</w:t>
+      </w:r>
+    </w:p>
+    <w:p>
+      <w:pPr>
+        <w:pStyle w:val="Listing"/>
+      </w:pPr>
+      <w:r>
+        <w:t xml:space="preserve">    {</w:t>
+      </w:r>
+    </w:p>
+    <w:p>
+      <w:pPr>
+        <w:pStyle w:val="Listing"/>
+      </w:pPr>
+      <w:r>
+        <w:t xml:space="preserve">        for (int i = 0; i &lt; 1000; i++)</w:t>
+      </w:r>
+    </w:p>
+    <w:p>
+      <w:pPr>
+        <w:pStyle w:val="Listing"/>
+      </w:pPr>
+      <w:r>
+        <w:t xml:space="preserve">        {</w:t>
+      </w:r>
+    </w:p>
+    <w:p>
+      <w:pPr>
+        <w:pStyle w:val="Listing"/>
+      </w:pPr>
+      <w:r>
+        <w:t xml:space="preserve">            using (new FixedCode())           // объект освобождается сразу после использования</w:t>
+      </w:r>
+    </w:p>
+    <w:p>
+      <w:pPr>
+        <w:pStyle w:val="Listing"/>
+      </w:pPr>
+      <w:r>
+        <w:t xml:space="preserve">            {</w:t>
+      </w:r>
+    </w:p>
+    <w:p>
+      <w:pPr>
+        <w:pStyle w:val="Listing"/>
+      </w:pPr>
+      <w:r>
+        <w:t xml:space="preserve">            }</w:t>
+      </w:r>
+    </w:p>
+    <w:p>
+      <w:pPr>
+        <w:pStyle w:val="Listing"/>
+      </w:pPr>
+      <w:r>
+        <w:t xml:space="preserve">        }</w:t>
+      </w:r>
+    </w:p>
+    <w:p>
+      <w:pPr>
+        <w:pStyle w:val="Listing"/>
+      </w:pPr>
+      <w:r>
+        <w:t xml:space="preserve">    }</w:t>
+      </w:r>
+    </w:p>
+    <w:p>
+      <w:pPr>
+        <w:pStyle w:val="Listing"/>
+      </w:pPr>
+    </w:p>
+    <w:p>
+      <w:pPr>
+        <w:pStyle w:val="Listing"/>
+      </w:pPr>
+      <w:r>
+        <w:t xml:space="preserve">    public void Dispose()</w:t>
+      </w:r>
+    </w:p>
+    <w:p>
+      <w:pPr>
+        <w:pStyle w:val="Listing"/>
+      </w:pPr>
+      <w:r>
+        <w:t xml:space="preserve">    {</w:t>
+      </w:r>
+    </w:p>
+    <w:p>
+      <w:pPr>
+        <w:pStyle w:val="Listing"/>
+      </w:pPr>
+      <w:r>
+        <w:t xml:space="preserve">        _globalEvent -= OnEvent;              // отписка от события</w:t>
+      </w:r>
+    </w:p>
+    <w:p>
+      <w:pPr>
+        <w:pStyle w:val="Listing"/>
+      </w:pPr>
+      <w:r>
+        <w:t xml:space="preserve">        _cache.Remove(_stream);               // удаление из статического кэша</w:t>
+      </w:r>
+    </w:p>
+    <w:p>
+      <w:pPr>
+        <w:pStyle w:val="Listing"/>
+      </w:pPr>
+      <w:r>
+        <w:t xml:space="preserve">        _stream.Dispose();                    // освобождение потока</w:t>
+      </w:r>
+    </w:p>
+    <w:p>
+      <w:pPr>
+        <w:pStyle w:val="Listing"/>
+      </w:pPr>
+      <w:r>
+        <w:t xml:space="preserve">        _data = null;</w:t>
+      </w:r>
+    </w:p>
+    <w:p>
+      <w:pPr>
+        <w:pStyle w:val="Listing"/>
+      </w:pPr>
+      <w:r>
+        <w:t xml:space="preserve">    }</w:t>
+      </w:r>
+    </w:p>
+    <w:p>
+      <w:pPr>
+        <w:pStyle w:val="Listing"/>
+      </w:pPr>
+    </w:p>
+    <w:p>
+      <w:pPr>
+        <w:pStyle w:val="Listing"/>
+      </w:pPr>
+      <w:r>
+        <w:t xml:space="preserve">    public static int CacheCount =&gt; _cache.Count;</w:t>
+      </w:r>
+    </w:p>
+    <w:p>
+      <w:pPr>
+        <w:pStyle w:val="Listing"/>
+      </w:pPr>
+      <w:r>
+        <w:t>}</w:t>
+      </w:r>
+    </w:p>
+    <w:p/>
     <w:sectPr>
       <w:headerReference w:type="default" r:id="rId19"/>
       <w:footerReference w:type="default" r:id="rId20"/>
@@ -7447,31 +7246,31 @@
       </w:rPr>
     </w:lvl>
   </w:abstractNum>
-  <w:num w:numId="1" w16cid:durableId="1174564788">
+  <w:num w:numId="1" w16cid:durableId="1614441235">
     <w:abstractNumId w:val="8"/>
   </w:num>
-  <w:num w:numId="2" w16cid:durableId="384571776">
+  <w:num w:numId="2" w16cid:durableId="881944898">
     <w:abstractNumId w:val="6"/>
   </w:num>
-  <w:num w:numId="3" w16cid:durableId="179902965">
+  <w:num w:numId="3" w16cid:durableId="2098944156">
     <w:abstractNumId w:val="5"/>
   </w:num>
-  <w:num w:numId="4" w16cid:durableId="1591546790">
+  <w:num w:numId="4" w16cid:durableId="1827279559">
     <w:abstractNumId w:val="4"/>
   </w:num>
-  <w:num w:numId="5" w16cid:durableId="971715299">
+  <w:num w:numId="5" w16cid:durableId="924732058">
     <w:abstractNumId w:val="7"/>
   </w:num>
-  <w:num w:numId="6" w16cid:durableId="860820183">
+  <w:num w:numId="6" w16cid:durableId="1312641318">
     <w:abstractNumId w:val="3"/>
   </w:num>
-  <w:num w:numId="7" w16cid:durableId="575431863">
+  <w:num w:numId="7" w16cid:durableId="1531335549">
     <w:abstractNumId w:val="2"/>
   </w:num>
-  <w:num w:numId="8" w16cid:durableId="1139759235">
+  <w:num w:numId="8" w16cid:durableId="1895653676">
     <w:abstractNumId w:val="1"/>
   </w:num>
-  <w:num w:numId="9" w16cid:durableId="1609703782">
+  <w:num w:numId="9" w16cid:durableId="692651329">
     <w:abstractNumId w:val="0"/>
   </w:num>
 </w:numbering>
@@ -7893,6 +7692,7 @@
       <w:rFonts w:asciiTheme="majorHAnsi" w:eastAsiaTheme="majorEastAsia" w:hAnsiTheme="majorHAnsi" w:cstheme="majorBidi"/>
       <w:b/>
       <w:bCs/>
+      <w:caps/>
       <w:szCs w:val="28"/>
     </w:rPr>
   </w:style>
@@ -18877,7 +18677,7 @@
     <w:autoRedefine/>
     <w:uiPriority w:val="39"/>
     <w:unhideWhenUsed/>
-    <w:rsid w:val="00380AF5"/>
+    <w:rsid w:val="00724B1F"/>
     <w:pPr>
       <w:spacing w:after="100"/>
     </w:pPr>
@@ -18889,7 +18689,7 @@
     <w:autoRedefine/>
     <w:uiPriority w:val="39"/>
     <w:unhideWhenUsed/>
-    <w:rsid w:val="00380AF5"/>
+    <w:rsid w:val="00724B1F"/>
     <w:pPr>
       <w:spacing w:after="100"/>
       <w:ind w:left="280"/>
@@ -18900,7 +18700,7 @@
     <w:basedOn w:val="a2"/>
     <w:uiPriority w:val="99"/>
     <w:unhideWhenUsed/>
-    <w:rsid w:val="00380AF5"/>
+    <w:rsid w:val="00724B1F"/>
     <w:rPr>
       <w:color w:val="0000FF" w:themeColor="hyperlink"/>
       <w:u w:val="single"/>

--- a/report/Отчет_ЛР2.docx
+++ b/report/Отчет_ЛР2.docx
@@ -297,13 +297,13 @@
       <w:r>
         <w:fldChar w:fldCharType="separate"/>
       </w:r>
-      <w:hyperlink w:anchor="_Toc242612950" w:history="1">
+      <w:hyperlink w:anchor="_Toc242647064" w:history="1">
         <w:r>
           <w:rPr>
             <w:rStyle w:val="aff8"/>
             <w:noProof/>
           </w:rPr>
-          <w:t>1 Цель работы</w:t>
+          <w:t>1 ЦЕЛЬ РАБОТЫ</w:t>
         </w:r>
         <w:r>
           <w:rPr>
@@ -324,7 +324,7 @@
             <w:noProof/>
             <w:webHidden/>
           </w:rPr>
-          <w:instrText xml:space="preserve"> PAGEREF _Toc242612950 \h </w:instrText>
+          <w:instrText xml:space="preserve"> PAGEREF _Toc242647064 \h </w:instrText>
         </w:r>
         <w:r>
           <w:rPr>
@@ -370,13 +370,13 @@
           <w14:ligatures w14:val="standardContextual"/>
         </w:rPr>
       </w:pPr>
-      <w:hyperlink w:anchor="_Toc242612951" w:history="1">
+      <w:hyperlink w:anchor="_Toc242647065" w:history="1">
         <w:r>
           <w:rPr>
             <w:rStyle w:val="aff8"/>
             <w:noProof/>
           </w:rPr>
-          <w:t>2 Ход работы</w:t>
+          <w:t>2 ХОД РАБОТЫ</w:t>
         </w:r>
         <w:r>
           <w:rPr>
@@ -397,7 +397,7 @@
             <w:noProof/>
             <w:webHidden/>
           </w:rPr>
-          <w:instrText xml:space="preserve"> PAGEREF _Toc242612951 \h </w:instrText>
+          <w:instrText xml:space="preserve"> PAGEREF _Toc242647065 \h </w:instrText>
         </w:r>
         <w:r>
           <w:rPr>
@@ -443,7 +443,7 @@
           <w14:ligatures w14:val="standardContextual"/>
         </w:rPr>
       </w:pPr>
-      <w:hyperlink w:anchor="_Toc242612952" w:history="1">
+      <w:hyperlink w:anchor="_Toc242647066" w:history="1">
         <w:r>
           <w:rPr>
             <w:rStyle w:val="aff8"/>
@@ -470,7 +470,7 @@
             <w:noProof/>
             <w:webHidden/>
           </w:rPr>
-          <w:instrText xml:space="preserve"> PAGEREF _Toc242612952 \h </w:instrText>
+          <w:instrText xml:space="preserve"> PAGEREF _Toc242647066 \h </w:instrText>
         </w:r>
         <w:r>
           <w:rPr>
@@ -516,7 +516,7 @@
           <w14:ligatures w14:val="standardContextual"/>
         </w:rPr>
       </w:pPr>
-      <w:hyperlink w:anchor="_Toc242612953" w:history="1">
+      <w:hyperlink w:anchor="_Toc242647067" w:history="1">
         <w:r>
           <w:rPr>
             <w:rStyle w:val="aff8"/>
@@ -543,7 +543,7 @@
             <w:noProof/>
             <w:webHidden/>
           </w:rPr>
-          <w:instrText xml:space="preserve"> PAGEREF _Toc242612953 \h </w:instrText>
+          <w:instrText xml:space="preserve"> PAGEREF _Toc242647067 \h </w:instrText>
         </w:r>
         <w:r>
           <w:rPr>
@@ -589,7 +589,7 @@
           <w14:ligatures w14:val="standardContextual"/>
         </w:rPr>
       </w:pPr>
-      <w:hyperlink w:anchor="_Toc242612954" w:history="1">
+      <w:hyperlink w:anchor="_Toc242647068" w:history="1">
         <w:r>
           <w:rPr>
             <w:rStyle w:val="aff8"/>
@@ -616,7 +616,7 @@
             <w:noProof/>
             <w:webHidden/>
           </w:rPr>
-          <w:instrText xml:space="preserve"> PAGEREF _Toc242612954 \h </w:instrText>
+          <w:instrText xml:space="preserve"> PAGEREF _Toc242647068 \h </w:instrText>
         </w:r>
         <w:r>
           <w:rPr>
@@ -662,7 +662,7 @@
           <w14:ligatures w14:val="standardContextual"/>
         </w:rPr>
       </w:pPr>
-      <w:hyperlink w:anchor="_Toc242612955" w:history="1">
+      <w:hyperlink w:anchor="_Toc242647069" w:history="1">
         <w:r>
           <w:rPr>
             <w:rStyle w:val="aff8"/>
@@ -689,7 +689,7 @@
             <w:noProof/>
             <w:webHidden/>
           </w:rPr>
-          <w:instrText xml:space="preserve"> PAGEREF _Toc242612955 \h </w:instrText>
+          <w:instrText xml:space="preserve"> PAGEREF _Toc242647069 \h </w:instrText>
         </w:r>
         <w:r>
           <w:rPr>
@@ -735,7 +735,7 @@
           <w14:ligatures w14:val="standardContextual"/>
         </w:rPr>
       </w:pPr>
-      <w:hyperlink w:anchor="_Toc242612956" w:history="1">
+      <w:hyperlink w:anchor="_Toc242647070" w:history="1">
         <w:r>
           <w:rPr>
             <w:rStyle w:val="aff8"/>
@@ -762,7 +762,7 @@
             <w:noProof/>
             <w:webHidden/>
           </w:rPr>
-          <w:instrText xml:space="preserve"> PAGEREF _Toc242612956 \h </w:instrText>
+          <w:instrText xml:space="preserve"> PAGEREF _Toc242647070 \h </w:instrText>
         </w:r>
         <w:r>
           <w:rPr>
@@ -808,7 +808,7 @@
           <w14:ligatures w14:val="standardContextual"/>
         </w:rPr>
       </w:pPr>
-      <w:hyperlink w:anchor="_Toc242612957" w:history="1">
+      <w:hyperlink w:anchor="_Toc242647071" w:history="1">
         <w:r>
           <w:rPr>
             <w:rStyle w:val="aff8"/>
@@ -835,7 +835,7 @@
             <w:noProof/>
             <w:webHidden/>
           </w:rPr>
-          <w:instrText xml:space="preserve"> PAGEREF _Toc242612957 \h </w:instrText>
+          <w:instrText xml:space="preserve"> PAGEREF _Toc242647071 \h </w:instrText>
         </w:r>
         <w:r>
           <w:rPr>
@@ -881,7 +881,7 @@
           <w14:ligatures w14:val="standardContextual"/>
         </w:rPr>
       </w:pPr>
-      <w:hyperlink w:anchor="_Toc242612958" w:history="1">
+      <w:hyperlink w:anchor="_Toc242647072" w:history="1">
         <w:r>
           <w:rPr>
             <w:rStyle w:val="aff8"/>
@@ -908,7 +908,7 @@
             <w:noProof/>
             <w:webHidden/>
           </w:rPr>
-          <w:instrText xml:space="preserve"> PAGEREF _Toc242612958 \h </w:instrText>
+          <w:instrText xml:space="preserve"> PAGEREF _Toc242647072 \h </w:instrText>
         </w:r>
         <w:r>
           <w:rPr>
@@ -954,7 +954,7 @@
           <w14:ligatures w14:val="standardContextual"/>
         </w:rPr>
       </w:pPr>
-      <w:hyperlink w:anchor="_Toc242612959" w:history="1">
+      <w:hyperlink w:anchor="_Toc242647073" w:history="1">
         <w:r>
           <w:rPr>
             <w:rStyle w:val="aff8"/>
@@ -981,7 +981,7 @@
             <w:noProof/>
             <w:webHidden/>
           </w:rPr>
-          <w:instrText xml:space="preserve"> PAGEREF _Toc242612959 \h </w:instrText>
+          <w:instrText xml:space="preserve"> PAGEREF _Toc242647073 \h </w:instrText>
         </w:r>
         <w:r>
           <w:rPr>
@@ -1027,7 +1027,7 @@
           <w14:ligatures w14:val="standardContextual"/>
         </w:rPr>
       </w:pPr>
-      <w:hyperlink w:anchor="_Toc242612960" w:history="1">
+      <w:hyperlink w:anchor="_Toc242647074" w:history="1">
         <w:r>
           <w:rPr>
             <w:rStyle w:val="aff8"/>
@@ -1062,7 +1062,7 @@
             <w:noProof/>
             <w:webHidden/>
           </w:rPr>
-          <w:instrText xml:space="preserve"> PAGEREF _Toc242612960 \h </w:instrText>
+          <w:instrText xml:space="preserve"> PAGEREF _Toc242647074 \h </w:instrText>
         </w:r>
         <w:r>
           <w:rPr>
@@ -1108,7 +1108,7 @@
           <w14:ligatures w14:val="standardContextual"/>
         </w:rPr>
       </w:pPr>
-      <w:hyperlink w:anchor="_Toc242612961" w:history="1">
+      <w:hyperlink w:anchor="_Toc242647075" w:history="1">
         <w:r>
           <w:rPr>
             <w:rStyle w:val="aff8"/>
@@ -1135,7 +1135,7 @@
             <w:noProof/>
             <w:webHidden/>
           </w:rPr>
-          <w:instrText xml:space="preserve"> PAGEREF _Toc242612961 \h </w:instrText>
+          <w:instrText xml:space="preserve"> PAGEREF _Toc242647075 \h </w:instrText>
         </w:r>
         <w:r>
           <w:rPr>
@@ -1181,7 +1181,7 @@
           <w14:ligatures w14:val="standardContextual"/>
         </w:rPr>
       </w:pPr>
-      <w:hyperlink w:anchor="_Toc242612962" w:history="1">
+      <w:hyperlink w:anchor="_Toc242647076" w:history="1">
         <w:r>
           <w:rPr>
             <w:rStyle w:val="aff8"/>
@@ -1208,7 +1208,7 @@
             <w:noProof/>
             <w:webHidden/>
           </w:rPr>
-          <w:instrText xml:space="preserve"> PAGEREF _Toc242612962 \h </w:instrText>
+          <w:instrText xml:space="preserve"> PAGEREF _Toc242647076 \h </w:instrText>
         </w:r>
         <w:r>
           <w:rPr>
@@ -1254,13 +1254,13 @@
           <w14:ligatures w14:val="standardContextual"/>
         </w:rPr>
       </w:pPr>
-      <w:hyperlink w:anchor="_Toc242612963" w:history="1">
+      <w:hyperlink w:anchor="_Toc242647077" w:history="1">
         <w:r>
           <w:rPr>
             <w:rStyle w:val="aff8"/>
             <w:noProof/>
           </w:rPr>
-          <w:t>3 Ответы на контрольные вопросы</w:t>
+          <w:t>3 ОТВЕТЫ НА КОНТРОЛЬНЫЕ ВОПРОСЫ</w:t>
         </w:r>
         <w:r>
           <w:rPr>
@@ -1281,7 +1281,7 @@
             <w:noProof/>
             <w:webHidden/>
           </w:rPr>
-          <w:instrText xml:space="preserve"> PAGEREF _Toc242612963 \h </w:instrText>
+          <w:instrText xml:space="preserve"> PAGEREF _Toc242647077 \h </w:instrText>
         </w:r>
         <w:r>
           <w:rPr>
@@ -1327,13 +1327,13 @@
           <w14:ligatures w14:val="standardContextual"/>
         </w:rPr>
       </w:pPr>
-      <w:hyperlink w:anchor="_Toc242612964" w:history="1">
+      <w:hyperlink w:anchor="_Toc242647078" w:history="1">
         <w:r>
           <w:rPr>
             <w:rStyle w:val="aff8"/>
             <w:noProof/>
           </w:rPr>
-          <w:t>Выводы</w:t>
+          <w:t>ВЫВОДЫ</w:t>
         </w:r>
         <w:r>
           <w:rPr>
@@ -1354,7 +1354,7 @@
             <w:noProof/>
             <w:webHidden/>
           </w:rPr>
-          <w:instrText xml:space="preserve"> PAGEREF _Toc242612964 \h </w:instrText>
+          <w:instrText xml:space="preserve"> PAGEREF _Toc242647078 \h </w:instrText>
         </w:r>
         <w:r>
           <w:rPr>
@@ -1400,13 +1400,13 @@
           <w14:ligatures w14:val="standardContextual"/>
         </w:rPr>
       </w:pPr>
-      <w:hyperlink w:anchor="_Toc242612965" w:history="1">
+      <w:hyperlink w:anchor="_Toc242647079" w:history="1">
         <w:r>
           <w:rPr>
             <w:rStyle w:val="aff8"/>
             <w:noProof/>
           </w:rPr>
-          <w:t>Приложение А (обязательное) Листинги программного кода</w:t>
+          <w:t>ПРИЛОЖЕНИЕ А (ОБЯЗАТЕЛЬНОЕ) ЛИСТИНГИ ПРОГРАММНОГО КОДА</w:t>
         </w:r>
         <w:r>
           <w:rPr>
@@ -1427,7 +1427,7 @@
             <w:noProof/>
             <w:webHidden/>
           </w:rPr>
-          <w:instrText xml:space="preserve"> PAGEREF _Toc242612965 \h </w:instrText>
+          <w:instrText xml:space="preserve"> PAGEREF _Toc242647079 \h </w:instrText>
         </w:r>
         <w:r>
           <w:rPr>
@@ -1473,13 +1473,13 @@
         <w:pStyle w:val="1"/>
         <w:ind w:firstLine="709"/>
       </w:pPr>
-      <w:bookmarkStart w:id="0" w:name="_Toc242612950"/>
+      <w:bookmarkStart w:id="0" w:name="_Toc242647064"/>
       <w:r>
         <w:rPr>
           <w:rFonts w:ascii="Times New Roman" w:hAnsi="Times New Roman"/>
         </w:rPr>
         <w:lastRenderedPageBreak/>
-        <w:t>1 Цель работы</w:t>
+        <w:t>1 ЦЕЛЬ РАБОТЫ</w:t>
       </w:r>
       <w:bookmarkEnd w:id="0"/>
     </w:p>
@@ -1556,13 +1556,13 @@
         <w:pStyle w:val="1"/>
         <w:ind w:firstLine="709"/>
       </w:pPr>
-      <w:bookmarkStart w:id="1" w:name="_Toc242612951"/>
+      <w:bookmarkStart w:id="1" w:name="_Toc242647065"/>
       <w:r>
         <w:rPr>
           <w:rFonts w:ascii="Times New Roman" w:hAnsi="Times New Roman"/>
         </w:rPr>
         <w:lastRenderedPageBreak/>
-        <w:t>2 Ход работы</w:t>
+        <w:t>2 ХОД РАБОТЫ</w:t>
       </w:r>
       <w:bookmarkEnd w:id="1"/>
     </w:p>
@@ -1608,7 +1608,7 @@
         <w:spacing w:before="360"/>
         <w:ind w:firstLine="709"/>
       </w:pPr>
-      <w:bookmarkStart w:id="2" w:name="_Toc242612952"/>
+      <w:bookmarkStart w:id="2" w:name="_Toc242647066"/>
       <w:r>
         <w:rPr>
           <w:rFonts w:ascii="Times New Roman" w:hAnsi="Times New Roman"/>
@@ -1713,7 +1713,7 @@
         <w:spacing w:before="360"/>
         <w:ind w:firstLine="709"/>
       </w:pPr>
-      <w:bookmarkStart w:id="3" w:name="_Toc242612953"/>
+      <w:bookmarkStart w:id="3" w:name="_Toc242647067"/>
       <w:r>
         <w:rPr>
           <w:rFonts w:ascii="Times New Roman" w:hAnsi="Times New Roman"/>
@@ -1809,10 +1809,7 @@
         <w:t>GC.Collect</w:t>
       </w:r>
       <w:r>
-        <w:t>()</w:t>
-      </w:r>
-      <w:r>
-        <w:t xml:space="preserve"> и </w:t>
+        <w:t xml:space="preserve">() и </w:t>
       </w:r>
       <w:r>
         <w:rPr>
@@ -1821,10 +1818,7 @@
         <w:t>GC.WaitForPendingFinalizers</w:t>
       </w:r>
       <w:r>
-        <w:t>()</w:t>
-      </w:r>
-      <w:r>
-        <w:t>.</w:t>
+        <w:t>().</w:t>
       </w:r>
     </w:p>
     <w:p>
@@ -1900,10 +1894,7 @@
         <w:t>Dispose</w:t>
       </w:r>
       <w:r>
-        <w:t>()</w:t>
-      </w:r>
-      <w:r>
-        <w:t>.</w:t>
+        <w:t>().</w:t>
       </w:r>
     </w:p>
     <w:p>
@@ -1912,7 +1903,7 @@
         <w:spacing w:before="360"/>
         <w:ind w:firstLine="709"/>
       </w:pPr>
-      <w:bookmarkStart w:id="4" w:name="_Toc242612954"/>
+      <w:bookmarkStart w:id="4" w:name="_Toc242647068"/>
       <w:r>
         <w:rPr>
           <w:rFonts w:ascii="Times New Roman" w:hAnsi="Times New Roman"/>
@@ -2080,7 +2071,7 @@
         <w:spacing w:before="360"/>
         <w:ind w:firstLine="709"/>
       </w:pPr>
-      <w:bookmarkStart w:id="5" w:name="_Toc242612955"/>
+      <w:bookmarkStart w:id="5" w:name="_Toc242647069"/>
       <w:r>
         <w:rPr>
           <w:rFonts w:ascii="Times New Roman" w:hAnsi="Times New Roman"/>
@@ -2113,7 +2104,7 @@
         <w:t>StaticFieldDemo</w:t>
       </w:r>
       <w:r>
-        <w:t xml:space="preserve"> – общий и индивидуальный счетчики. Результат показан на рисунке 2.1.</w:t>
+        <w:t xml:space="preserve"> – общий и индивидуальный счетчики. Результат показан на рисунке 2.1.</w:t>
       </w:r>
     </w:p>
     <w:p>
@@ -2170,7 +2161,7 @@
         <w:jc w:val="center"/>
       </w:pPr>
       <w:r>
-        <w:t>Рисунок 2.1 – Статическая и экземплярная ссылки</w:t>
+        <w:t>Рисунок 2.1 – Статическая и экземплярная ссылки</w:t>
       </w:r>
     </w:p>
     <w:p/>
@@ -2189,7 +2180,7 @@
         <w:spacing w:before="360"/>
         <w:ind w:firstLine="709"/>
       </w:pPr>
-      <w:bookmarkStart w:id="6" w:name="_Toc242612956"/>
+      <w:bookmarkStart w:id="6" w:name="_Toc242647070"/>
       <w:r>
         <w:rPr>
           <w:rFonts w:ascii="Times New Roman" w:hAnsi="Times New Roman"/>
@@ -2231,10 +2222,7 @@
         <w:t>ClearMemoryLeak</w:t>
       </w:r>
       <w:r>
-        <w:t>()</w:t>
-      </w:r>
-      <w:r>
-        <w:t xml:space="preserve"> очищает список и вызывает сборку. Фрагмент кода приведен в приложении А, полный текст программы вместе с вызовами методов находится в файле </w:t>
+        <w:t xml:space="preserve">() очищает список и вызывает сборку. Фрагмент кода приведен в приложении А, полный текст программы вместе с вызовами методов находится в файле </w:t>
       </w:r>
       <w:r>
         <w:rPr>
@@ -2252,7 +2240,7 @@
         <w:jc w:val="both"/>
       </w:pPr>
       <w:r>
-        <w:t>Программа последовательно выделяет память, создает утечки, сравнивает упаковку с обычным списком, выполняет очистку и показывает поколение объекта. Результат работы показан на рисунках 2.2 и 2.3.</w:t>
+        <w:t>Программа последовательно выделяет память, создает утечки, сравнивает упаковку с обычным списком, выполняет очистку и показывает поколение объекта. Результат работы показан на рисунках 2.2 и 2.3.</w:t>
       </w:r>
     </w:p>
     <w:p>
@@ -2309,7 +2297,7 @@
         <w:jc w:val="center"/>
       </w:pPr>
       <w:r>
-        <w:t>Рисунок 2.2 – Результат выполнения задания 1 (начало)</w:t>
+        <w:t>Рисунок 2.2 – Результат выполнения задания 1 (начало)</w:t>
       </w:r>
     </w:p>
     <w:p/>
@@ -2337,7 +2325,7 @@
         <w:jc w:val="both"/>
       </w:pPr>
       <w:r>
-        <w:t>Продолжение вывода программы показано на рисунке 2.3.</w:t>
+        <w:t>Продолжение вывода программы показано на рисунке 2.3.</w:t>
       </w:r>
     </w:p>
     <w:p>
@@ -2393,7 +2381,7 @@
         <w:jc w:val="center"/>
       </w:pPr>
       <w:r>
-        <w:t>Рисунок 2.3 – Результат выполнения задания 1 (продолжение)</w:t>
+        <w:t>Рисунок 2.3 – Результат выполнения задания 1 (продолжение)</w:t>
       </w:r>
     </w:p>
     <w:p/>
@@ -2412,10 +2400,7 @@
         <w:t>GC.Collect</w:t>
       </w:r>
       <w:r>
-        <w:t>()</w:t>
-      </w:r>
-      <w:r>
-        <w:t xml:space="preserve"> переходит в поколение 1.</w:t>
+        <w:t>() переходит в поколение 1.</w:t>
       </w:r>
     </w:p>
     <w:p>
@@ -2424,7 +2409,7 @@
         <w:spacing w:before="360"/>
         <w:ind w:firstLine="709"/>
       </w:pPr>
-      <w:bookmarkStart w:id="7" w:name="_Toc242612957"/>
+      <w:bookmarkStart w:id="7" w:name="_Toc242647071"/>
       <w:r>
         <w:rPr>
           <w:rFonts w:ascii="Times New Roman" w:hAnsi="Times New Roman"/>
@@ -2548,7 +2533,7 @@
         <w:t>LOH</w:t>
       </w:r>
       <w:r>
-        <w:t>, измеряет время упаковки, принудительно собирает мусор и сравнивает с версией без упаковки. Результат показан на рисунке 2.4.</w:t>
+        <w:t>, измеряет время упаковки, принудительно собирает мусор и сравнивает с версией без упаковки. Результат показан на рисунке 2.4.</w:t>
       </w:r>
     </w:p>
     <w:p>
@@ -2604,7 +2589,7 @@
         <w:jc w:val="center"/>
       </w:pPr>
       <w:r>
-        <w:t xml:space="preserve">Рисунок 2.4 – Результат тестирования класса </w:t>
+        <w:t xml:space="preserve">Рисунок 2.4 – Результат тестирования класса </w:t>
       </w:r>
       <w:r>
         <w:rPr>
@@ -2638,7 +2623,7 @@
         <w:spacing w:before="360"/>
         <w:ind w:firstLine="709"/>
       </w:pPr>
-      <w:bookmarkStart w:id="8" w:name="_Toc242612958"/>
+      <w:bookmarkStart w:id="8" w:name="_Toc242647072"/>
       <w:r>
         <w:rPr>
           <w:rFonts w:ascii="Times New Roman" w:hAnsi="Times New Roman"/>
@@ -2690,7 +2675,7 @@
         <w:t>dotnet-gcdump collect</w:t>
       </w:r>
       <w:r>
-        <w:t xml:space="preserve"> снимается снимок кучи. Отчеты по снимкам показаны на рисунках 2.5, 2.6 и 2.7.</w:t>
+        <w:t xml:space="preserve"> снимается снимок кучи. Отчеты по снимкам показаны на рисунках 2.5, 2.6 и 2.7.</w:t>
       </w:r>
     </w:p>
     <w:p>
@@ -2746,7 +2731,7 @@
         <w:jc w:val="center"/>
       </w:pPr>
       <w:r>
-        <w:t>Рисунок 2.5 – Снимок 1: начальное состояние</w:t>
+        <w:t>Рисунок 2.5 – Снимок 1: начальное состояние</w:t>
       </w:r>
     </w:p>
     <w:p/>
@@ -2765,10 +2750,7 @@
         <w:t>Byte</w:t>
       </w:r>
       <w:r>
-        <w:t>[]</w:t>
-      </w:r>
-      <w:r>
-        <w:t xml:space="preserve"> нет.</w:t>
+        <w:t>[] нет.</w:t>
       </w:r>
     </w:p>
     <w:p>
@@ -2786,7 +2768,7 @@
         <w:t>LOH</w:t>
       </w:r>
       <w:r>
-        <w:t xml:space="preserve"> показано на рисунке 2.6.</w:t>
+        <w:t xml:space="preserve"> показано на рисунке 2.6.</w:t>
       </w:r>
     </w:p>
     <w:p>
@@ -2843,7 +2825,7 @@
         <w:jc w:val="center"/>
       </w:pPr>
       <w:r>
-        <w:t xml:space="preserve">Рисунок 2.6 – Снимок 2: после создания утечек и объектов </w:t>
+        <w:t xml:space="preserve">Рисунок 2.6 – Снимок 2: после создания утечек и объектов </w:t>
       </w:r>
       <w:r>
         <w:rPr>
@@ -2868,10 +2850,7 @@
         <w:t>Byte</w:t>
       </w:r>
       <w:r>
-        <w:t>[]</w:t>
-      </w:r>
-      <w:r>
-        <w:t xml:space="preserve"> размером около 100 КБ (100 захваченных обработчиками и 100 объектов </w:t>
+        <w:t xml:space="preserve">[] размером около 100 КБ (100 захваченных обработчиками и 100 объектов </w:t>
       </w:r>
       <w:r>
         <w:rPr>
@@ -2889,7 +2868,7 @@
         <w:jc w:val="both"/>
       </w:pPr>
       <w:r>
-        <w:t>Состояние после отписки и очистки списка показано на рисунке 2.7.</w:t>
+        <w:t>Состояние после отписки и очистки списка показано на рисунке 2.7.</w:t>
       </w:r>
     </w:p>
     <w:p>
@@ -2945,7 +2924,7 @@
         <w:jc w:val="center"/>
       </w:pPr>
       <w:r>
-        <w:t>Рисунок 2.7 – Снимок 3: после отписки и очистки</w:t>
+        <w:t>Рисунок 2.7 – Снимок 3: после отписки и очистки</w:t>
       </w:r>
     </w:p>
     <w:p/>
@@ -2964,7 +2943,7 @@
         <w:spacing w:before="360"/>
         <w:ind w:firstLine="709"/>
       </w:pPr>
-      <w:bookmarkStart w:id="9" w:name="_Toc242612959"/>
+      <w:bookmarkStart w:id="9" w:name="_Toc242647073"/>
       <w:r>
         <w:rPr>
           <w:rFonts w:ascii="Times New Roman" w:hAnsi="Times New Roman"/>
@@ -3007,10 +2986,7 @@
         <w:t>byte</w:t>
       </w:r>
       <w:r>
-        <w:t>[]&gt;</w:t>
-      </w:r>
-      <w:r>
-        <w:t xml:space="preserve">, метод </w:t>
+        <w:t xml:space="preserve">[]&gt;, метод </w:t>
       </w:r>
       <w:r>
         <w:rPr>
@@ -3019,10 +2995,7 @@
         <w:t>AddData</w:t>
       </w:r>
       <w:r>
-        <w:t>()</w:t>
-      </w:r>
-      <w:r>
-        <w:t xml:space="preserve"> добавляет 1000 объектов по 10 КБ, метод </w:t>
+        <w:t xml:space="preserve">() добавляет 1000 объектов по 10 КБ, метод </w:t>
       </w:r>
       <w:r>
         <w:rPr>
@@ -3031,10 +3004,7 @@
         <w:t>CheckMemory</w:t>
       </w:r>
       <w:r>
-        <w:t>()</w:t>
-      </w:r>
-      <w:r>
-        <w:t xml:space="preserve"> выводит размер памяти, число объектов в списке и его поколение. Класс </w:t>
+        <w:t xml:space="preserve">() выводит размер памяти, число объектов в списке и его поколение. Класс </w:t>
       </w:r>
       <w:r>
         <w:rPr>
@@ -3052,10 +3022,7 @@
         <w:t>Subscribe</w:t>
       </w:r>
       <w:r>
-        <w:t>()</w:t>
-      </w:r>
-      <w:r>
-        <w:t xml:space="preserve"> подписывает обработчик, удерживающий большой объект (100 КБ), метод </w:t>
+        <w:t xml:space="preserve">() подписывает обработчик, удерживающий большой объект (100 КБ), метод </w:t>
       </w:r>
       <w:r>
         <w:rPr>
@@ -3064,10 +3031,7 @@
         <w:t>Unsubscribe</w:t>
       </w:r>
       <w:r>
-        <w:t>()</w:t>
-      </w:r>
-      <w:r>
-        <w:t xml:space="preserve"> снимает подписки. Код приведен в приложении А.</w:t>
+        <w:t>() снимает подписки. Код приведен в приложении А.</w:t>
       </w:r>
     </w:p>
     <w:p>
@@ -3076,7 +3040,7 @@
         <w:jc w:val="both"/>
       </w:pPr>
       <w:r>
-        <w:t>Дополнительно исследуется перемещение объекта между поколениями и размещение массивов разного размера. Результат показан на рисунке 2.8.</w:t>
+        <w:t>Дополнительно исследуется перемещение объекта между поколениями и размещение массивов разного размера. Результат показан на рисунке 2.8.</w:t>
       </w:r>
     </w:p>
     <w:p>
@@ -3132,7 +3096,7 @@
         <w:jc w:val="center"/>
       </w:pPr>
       <w:r>
-        <w:t>Рисунок 2.8 – Результат выполнения задания 4</w:t>
+        <w:t>Рисунок 2.8 – Результат выполнения задания 4</w:t>
       </w:r>
     </w:p>
     <w:p/>
@@ -3151,10 +3115,7 @@
         <w:t>AddData</w:t>
       </w:r>
       <w:r>
-        <w:t>()</w:t>
-      </w:r>
-      <w:r>
-        <w:t xml:space="preserve"> память выросла с 307 КБ до 10 346 КБ, а после </w:t>
+        <w:t xml:space="preserve">() память выросла с 307 КБ до 10 346 КБ, а после </w:t>
       </w:r>
       <w:r>
         <w:rPr>
@@ -3163,10 +3124,7 @@
         <w:t>GC.Collect</w:t>
       </w:r>
       <w:r>
-        <w:t>()</w:t>
-      </w:r>
-      <w:r>
-        <w:t xml:space="preserve"> осталась на уровне 10 322 КБ, так как статический список удерживает все объекты. После 100 подписок память выросла с 10 330 КБ до 20 357 КБ и не уменьшилась после сборки, но после отписки вернулась к 10 339 КБ. Новый объект последовательно перешел из </w:t>
+        <w:t xml:space="preserve">() осталась на уровне 10 322 КБ, так как статический список удерживает все объекты. После 100 подписок память выросла с 10 330 КБ до 20 357 КБ и не уменьшилась после сборки, но после отписки вернулась к 10 339 КБ. Новый объект последовательно перешел из </w:t>
       </w:r>
       <w:r>
         <w:rPr>
@@ -3211,7 +3169,7 @@
         <w:spacing w:before="360"/>
         <w:ind w:firstLine="709"/>
       </w:pPr>
-      <w:bookmarkStart w:id="10" w:name="_Toc242612960"/>
+      <w:bookmarkStart w:id="10" w:name="_Toc242647074"/>
       <w:r>
         <w:rPr>
           <w:rFonts w:ascii="Times New Roman" w:hAnsi="Times New Roman"/>
@@ -3234,7 +3192,7 @@
         <w:jc w:val="both"/>
       </w:pPr>
       <w:r>
-        <w:t>Метод выделяет 100 массивов по 100 КБ и измеряет память до выделения, после выделения и после сборки. Затем создаются массивы 80 000 и 90 000 байт и объекты размером 10, 50, 90 и 200 КБ, для каждого определяется поколение. Результат показан на рисунке 2.9.</w:t>
+        <w:t>Метод выделяет 100 массивов по 100 КБ и измеряет память до выделения, после выделения и после сборки. Затем создаются массивы 80 000 и 90 000 байт и объекты размером 10, 50, 90 и 200 КБ, для каждого определяется поколение. Результат показан на рисунке 2.9.</w:t>
       </w:r>
     </w:p>
     <w:p>
@@ -3290,7 +3248,7 @@
         <w:jc w:val="center"/>
       </w:pPr>
       <w:r>
-        <w:t>Рисунок 2.9 – Результат выполнения задания 5</w:t>
+        <w:t>Рисунок 2.9 – Результат выполнения задания 5</w:t>
       </w:r>
     </w:p>
     <w:p/>
@@ -3309,10 +3267,7 @@
         <w:t>GC.Collect</w:t>
       </w:r>
       <w:r>
-        <w:t>(2)</w:t>
-      </w:r>
-      <w:r>
-        <w:t xml:space="preserve"> она вернулась к 10 439 КБ. Массивы 80 000, 10 и 50 КБ находятся в </w:t>
+        <w:t xml:space="preserve">(2) она вернулась к 10 439 КБ. Массивы 80 000, 10 и 50 КБ находятся в </w:t>
       </w:r>
       <w:r>
         <w:rPr>
@@ -3348,7 +3303,7 @@
         <w:spacing w:before="360"/>
         <w:ind w:firstLine="709"/>
       </w:pPr>
-      <w:bookmarkStart w:id="11" w:name="_Toc242612961"/>
+      <w:bookmarkStart w:id="11" w:name="_Toc242647075"/>
       <w:r>
         <w:rPr>
           <w:rFonts w:ascii="Times New Roman" w:hAnsi="Times New Roman"/>
@@ -3372,10 +3327,7 @@
         <w:t>ProcessWithBoxing</w:t>
       </w:r>
       <w:r>
-        <w:t>()</w:t>
-      </w:r>
-      <w:r>
-        <w:t xml:space="preserve"> и </w:t>
+        <w:t xml:space="preserve">() и </w:t>
       </w:r>
       <w:r>
         <w:rPr>
@@ -3384,10 +3336,7 @@
         <w:t>ProcessWithoutBoxing</w:t>
       </w:r>
       <w:r>
-        <w:t>()</w:t>
-      </w:r>
-      <w:r>
-        <w:t xml:space="preserve"> добавляют миллион чисел в </w:t>
+        <w:t xml:space="preserve">() добавляют миллион чисел в </w:t>
       </w:r>
       <w:r>
         <w:rPr>
@@ -3405,10 +3354,7 @@
         <w:t>object</w:t>
       </w:r>
       <w:r>
-        <w:t>&gt;</w:t>
-      </w:r>
-      <w:r>
-        <w:t xml:space="preserve"> и </w:t>
+        <w:t xml:space="preserve">&gt; и </w:t>
       </w:r>
       <w:r>
         <w:rPr>
@@ -3426,10 +3372,7 @@
         <w:t>int</w:t>
       </w:r>
       <w:r>
-        <w:t>&gt;</w:t>
-      </w:r>
-      <w:r>
-        <w:t xml:space="preserve">. Время измеряется </w:t>
+        <w:t xml:space="preserve">&gt;. Время измеряется </w:t>
       </w:r>
       <w:r>
         <w:rPr>
@@ -3447,10 +3390,7 @@
         <w:t>GC.GetTotalMemory</w:t>
       </w:r>
       <w:r>
-        <w:t>()</w:t>
-      </w:r>
-      <w:r>
-        <w:t xml:space="preserve"> до и после операции. Затем код с </w:t>
+        <w:t xml:space="preserve">() до и после операции. Затем код с </w:t>
       </w:r>
       <w:r>
         <w:rPr>
@@ -3486,10 +3426,7 @@
         <w:t>int</w:t>
       </w:r>
       <w:r>
-        <w:t>&gt;</w:t>
-      </w:r>
-      <w:r>
-        <w:t xml:space="preserve"> (класс </w:t>
+        <w:t xml:space="preserve">&gt; (класс </w:t>
       </w:r>
       <w:r>
         <w:rPr>
@@ -3507,7 +3444,7 @@
         <w:jc w:val="both"/>
       </w:pPr>
       <w:r>
-        <w:t>Результаты сравнения показаны на рисунке 2.10.</w:t>
+        <w:t>Результаты сравнения показаны на рисунке 2.10.</w:t>
       </w:r>
     </w:p>
     <w:p>
@@ -3564,7 +3501,7 @@
         <w:jc w:val="center"/>
       </w:pPr>
       <w:r>
-        <w:t>Рисунок 2.10 – Результат выполнения задания 6</w:t>
+        <w:t>Рисунок 2.10 – Результат выполнения задания 6</w:t>
       </w:r>
     </w:p>
     <w:p/>
@@ -3592,7 +3529,7 @@
         <w:jc w:val="both"/>
       </w:pPr>
       <w:r>
-        <w:t>Те же результаты сведены в таблице 3.1.</w:t>
+        <w:t>Те же результаты сведены в таблице 3.1.</w:t>
       </w:r>
     </w:p>
     <w:p>
@@ -3602,7 +3539,7 @@
         <w:jc w:val="both"/>
       </w:pPr>
       <w:r>
-        <w:t>Данные по теме «сравнение операций с упаковкой и без нее» приведены в таблице 2.1.</w:t>
+        <w:t>Данные по теме «сравнение операций с упаковкой и без нее» приведены в таблице 2.1.</w:t>
       </w:r>
     </w:p>
     <w:p>
@@ -3611,7 +3548,7 @@
         <w:spacing w:before="360"/>
       </w:pPr>
       <w:r>
-        <w:t>Таблица 2.1 – Сравнение операций с упаковкой и без нее (1 000 000 операций)</w:t>
+        <w:t>Таблица 2.1 – Сравнение операций с упаковкой и без нее (1 000 000 операций)</w:t>
       </w:r>
     </w:p>
     <w:tbl>
@@ -4059,10 +3996,7 @@
         <w:t>int</w:t>
       </w:r>
       <w:r>
-        <w:t>&gt;</w:t>
-      </w:r>
-      <w:r>
-        <w:t xml:space="preserve"> хранит числа в одном непрерывном массиве без дополнительных объектов, поэтому в данном замере он быстрее примерно в 15–20 раз.</w:t>
+        <w:t>&gt; хранит числа в одном непрерывном массиве без дополнительных объектов, поэтому в данном замере он быстрее примерно в 15–20 раз.</w:t>
       </w:r>
     </w:p>
     <w:p>
@@ -4071,7 +4005,7 @@
         <w:spacing w:before="360"/>
         <w:ind w:firstLine="709"/>
       </w:pPr>
-      <w:bookmarkStart w:id="12" w:name="_Toc242612962"/>
+      <w:bookmarkStart w:id="12" w:name="_Toc242647076"/>
       <w:r>
         <w:rPr>
           <w:rFonts w:ascii="Times New Roman" w:hAnsi="Times New Roman"/>
@@ -4095,7 +4029,7 @@
         <w:t>BuggyCode</w:t>
       </w:r>
       <w:r>
-        <w:t xml:space="preserve"> найдены утечки. Каждая причина и исправление приведены в таблице 3.2. Исправленная версия реализует </w:t>
+        <w:t xml:space="preserve"> найдены утечки. Каждая причина и исправление приведены в таблице 3.2. Исправленная версия реализует </w:t>
       </w:r>
       <w:r>
         <w:rPr>
@@ -4133,7 +4067,7 @@
         <w:t>BuggyCode</w:t>
       </w:r>
       <w:r>
-        <w:t>» сведены в таблицу 2.2.</w:t>
+        <w:t>» сведены в таблицу 2.2.</w:t>
       </w:r>
     </w:p>
     <w:p>
@@ -4142,7 +4076,7 @@
         <w:spacing w:before="360"/>
       </w:pPr>
       <w:r>
-        <w:t xml:space="preserve">Таблица 2.2 – Утечки в классе </w:t>
+        <w:t xml:space="preserve">Таблица 2.2 – Утечки в классе </w:t>
       </w:r>
       <w:r>
         <w:rPr>
@@ -4520,7 +4454,7 @@
         <w:jc w:val="both"/>
       </w:pPr>
       <w:r>
-        <w:t>Результат запуска показан на рисунке 2.11.</w:t>
+        <w:t>Результат запуска показан на рисунке 2.11.</w:t>
       </w:r>
     </w:p>
     <w:p>
@@ -4576,7 +4510,7 @@
         <w:jc w:val="center"/>
       </w:pPr>
       <w:r>
-        <w:t>Рисунок 2.11 – Результат выполнения задания 7</w:t>
+        <w:t>Рисунок 2.11 – Результат выполнения задания 7</w:t>
       </w:r>
     </w:p>
     <w:p/>
@@ -4626,13 +4560,13 @@
         <w:pStyle w:val="1"/>
         <w:ind w:firstLine="709"/>
       </w:pPr>
-      <w:bookmarkStart w:id="13" w:name="_Toc242612963"/>
+      <w:bookmarkStart w:id="13" w:name="_Toc242647077"/>
       <w:r>
         <w:rPr>
           <w:rFonts w:ascii="Times New Roman" w:hAnsi="Times New Roman"/>
         </w:rPr>
         <w:lastRenderedPageBreak/>
-        <w:t>3 Ответы на контрольные вопросы</w:t>
+        <w:t>3 ОТВЕТЫ НА КОНТРОЛЬНЫЕ ВОПРОСЫ</w:t>
       </w:r>
       <w:bookmarkEnd w:id="13"/>
     </w:p>
@@ -4877,10 +4811,7 @@
         <w:t>Handler</w:t>
       </w:r>
       <w:r>
-        <w:t>;</w:t>
-      </w:r>
-      <w:r>
-        <w:t xml:space="preserve"> при завершении работы </w:t>
+        <w:t xml:space="preserve">; при завершении работы </w:t>
       </w:r>
       <w:r>
         <w:rPr>
@@ -4898,10 +4829,7 @@
         <w:t>Handler</w:t>
       </w:r>
       <w:r>
-        <w:t>;</w:t>
-      </w:r>
-      <w:r>
-        <w:t>.</w:t>
+        <w:t>;.</w:t>
       </w:r>
     </w:p>
     <w:p>
@@ -4955,10 +4883,7 @@
         <w:t>object</w:t>
       </w:r>
       <w:r>
-        <w:t>&gt;</w:t>
-      </w:r>
-      <w:r>
-        <w:t xml:space="preserve"> оптимизируют заменой на типизированный </w:t>
+        <w:t xml:space="preserve">&gt; оптимизируют заменой на типизированный </w:t>
       </w:r>
       <w:r>
         <w:rPr>
@@ -4976,10 +4901,7 @@
         <w:t>int</w:t>
       </w:r>
       <w:r>
-        <w:t>&gt;</w:t>
-      </w:r>
-      <w:r>
-        <w:t>, как в задании 6. В выполненной работе версия без упаковки оказалась быстрее и использовала меньше памяти.</w:t>
+        <w:t>&gt;, как в задании 6. В выполненной работе версия без упаковки оказалась быстрее и использовала меньше памяти.</w:t>
       </w:r>
     </w:p>
     <w:p>
@@ -4992,13 +4914,13 @@
         <w:pStyle w:val="1"/>
         <w:jc w:val="center"/>
       </w:pPr>
-      <w:bookmarkStart w:id="14" w:name="_Toc242612964"/>
+      <w:bookmarkStart w:id="14" w:name="_Toc242647078"/>
       <w:r>
         <w:rPr>
           <w:rFonts w:ascii="Times New Roman" w:hAnsi="Times New Roman"/>
         </w:rPr>
         <w:lastRenderedPageBreak/>
-        <w:t>Выводы</w:t>
+        <w:t>ВЫВОДЫ</w:t>
       </w:r>
       <w:bookmarkEnd w:id="14"/>
     </w:p>
@@ -5084,26 +5006,27 @@
         <w:pStyle w:val="1"/>
         <w:jc w:val="center"/>
       </w:pPr>
-      <w:bookmarkStart w:id="15" w:name="_Toc242612965"/>
-      <w:r>
+      <w:bookmarkStart w:id="15" w:name="_Toc242647079"/>
+      <w:r>
+        <w:rPr>
+          <w:rFonts w:ascii="Times New Roman" w:hAnsi="Times New Roman"/>
+        </w:rPr>
         <w:lastRenderedPageBreak/>
-        <w:t>Приложение А</w:t>
-      </w:r>
-      <w:r>
+        <w:t>ПРИЛОЖЕНИЕ А</w:t>
+      </w:r>
+      <w:r>
+        <w:rPr>
+          <w:rFonts w:ascii="Times New Roman" w:hAnsi="Times New Roman"/>
+        </w:rPr>
         <w:br/>
-      </w:r>
-      <w:r>
-        <w:rPr>
-          <w:caps w:val="0"/>
-        </w:rPr>
-        <w:t>(обязательное)</w:t>
-      </w:r>
-      <w:r>
-        <w:rPr>
-          <w:caps w:val="0"/>
+        <w:t>(ОБЯЗАТЕЛЬНОЕ)</w:t>
+      </w:r>
+      <w:r>
+        <w:rPr>
+          <w:rFonts w:ascii="Times New Roman" w:hAnsi="Times New Roman"/>
         </w:rPr>
         <w:br/>
-        <w:t>Листинги программного кода</w:t>
+        <w:t>ЛИСТИНГИ ПРОГРАММНОГО КОДА</w:t>
       </w:r>
       <w:bookmarkEnd w:id="15"/>
     </w:p>
@@ -6976,10 +6899,9 @@
     </w:p>
     <w:p/>
     <w:sectPr>
-      <w:headerReference w:type="default" r:id="rId19"/>
-      <w:footerReference w:type="default" r:id="rId20"/>
+      <w:footerReference w:type="default" r:id="rId19"/>
       <w:pgSz w:w="11906" w:h="16838"/>
-      <w:pgMar w:top="1134" w:right="850" w:bottom="1134" w:left="1701" w:header="720" w:footer="720" w:gutter="0"/>
+      <w:pgMar w:top="1134" w:right="850" w:bottom="1134" w:left="1701" w:header="720" w:footer="567" w:gutter="0"/>
       <w:cols w:space="720"/>
       <w:docGrid w:linePitch="360"/>
     </w:sectPr>
@@ -7061,16 +6983,6 @@
     </w:p>
   </w:footnote>
 </w:footnotes>
-</file>
-
-<file path=word/header1.xml><?xml version="1.0" encoding="utf-8"?>
-<w:hdr xmlns:wpc="http://schemas.microsoft.com/office/word/2010/wordprocessingCanvas" xmlns:cx="http://schemas.microsoft.com/office/drawing/2014/chartex" xmlns:cx1="http://schemas.microsoft.com/office/drawing/2015/9/8/chartex" xmlns:cx2="http://schemas.microsoft.com/office/drawing/2015/10/21/chartex" xmlns:cx3="http://schemas.microsoft.com/office/drawing/2016/5/9/chartex" xmlns:cx4="http://schemas.microsoft.com/office/drawing/2016/5/10/chartex" xmlns:cx5="http://schemas.microsoft.com/office/drawing/2016/5/11/chartex" xmlns:cx6="http://schemas.microsoft.com/office/drawing/2016/5/12/chartex" xmlns:cx7="http://schemas.microsoft.com/office/drawing/2016/5/13/chartex" xmlns:cx8="http://schemas.microsoft.com/office/drawing/2016/5/14/chartex" xmlns:mc="http://schemas.openxmlformats.org/markup-compatibility/2006" xmlns:aink="http://schemas.microsoft.com/office/drawing/2016/ink" xmlns:am3d="http://schemas.microsoft.com/office/drawing/2017/model3d" xmlns:o="urn:schemas-microsoft-com:office:office" xmlns:oel="http://schemas.microsoft.com/office/2019/extlst" xmlns:r="http://schemas.openxmlformats.org/officeDocument/2006/relationships" xmlns:m="http://schemas.openxmlformats.org/officeDocument/2006/math" xmlns:v="urn:schemas-microsoft-com:vml" xmlns:wp14="http://schemas.microsoft.com/office/word/2010/wordprocessingDrawing" xmlns:wp="http://schemas.openxmlformats.org/drawingml/2006/wordprocessingDrawing" xmlns:w10="urn:schemas-microsoft-com:office:word" xmlns:w="http://schemas.openxmlformats.org/wordprocessingml/2006/main" xmlns:w14="http://schemas.microsoft.com/office/word/2010/wordml" xmlns:w15="http://schemas.microsoft.com/office/word/2012/wordml" xmlns:w16cex="http://schemas.microsoft.com/office/word/2018/wordml/cex" xmlns:w16cid="http://schemas.microsoft.com/office/word/2016/wordml/cid" xmlns:w16="http://schemas.microsoft.com/office/word/2018/wordml" xmlns:w16du="http://schemas.microsoft.com/office/word/2023/wordml/word16du" xmlns:w16sdtdh="http://schemas.microsoft.com/office/word/2020/wordml/sdtdatahash" xmlns:w16sdtfl="http://schemas.microsoft.com/office/word/2024/wordml/sdtformatlock" xmlns:w16se="http://schemas.microsoft.com/office/word/2015/wordml/symex" xmlns:wpg="http://schemas.microsoft.com/office/word/2010/wordprocessingGroup" xmlns:wpi="http://schemas.microsoft.com/office/word/2010/wordprocessingInk" xmlns:wne="http://schemas.microsoft.com/office/word/2006/wordml" xmlns:wps="http://schemas.microsoft.com/office/word/2010/wordprocessingShape" mc:Ignorable="w14 w15 w16se w16cid w16 w16cex w16sdtdh w16sdtfl w16du wp14">
-  <w:p>
-    <w:pPr>
-      <w:pStyle w:val="a5"/>
-    </w:pPr>
-  </w:p>
-</w:hdr>
 </file>
 
 <file path=word/numbering.xml><?xml version="1.0" encoding="utf-8"?>
@@ -18702,8 +18614,7 @@
     <w:unhideWhenUsed/>
     <w:rsid w:val="00724B1F"/>
     <w:rPr>
-      <w:color w:val="0000FF" w:themeColor="hyperlink"/>
-      <w:u w:val="single"/>
+      <w:u w:val="none"/>
     </w:rPr>
   </w:style>
 </w:styles>
